--- a/Надежность и безопасность ПО/ПЗ № 7 Модели Джелинского – Моранды, эврист.и Нельсона/Практическое занятие № 2 (4 часа).docx
+++ b/Надежность и безопасность ПО/ПЗ № 7 Модели Джелинского – Моранды, эврист.и Нельсона/Практическое занятие № 2 (4 часа).docx
@@ -1,13 +1,13 @@
 
 <file path=word/document.xml><?xml version="1.0" encoding="utf-8"?>
-<w:document xmlns:wpc="http://schemas.microsoft.com/office/word/2010/wordprocessingCanvas" xmlns:cx="http://schemas.microsoft.com/office/drawing/2014/chartex" xmlns:cx1="http://schemas.microsoft.com/office/drawing/2015/9/8/chartex" xmlns:cx2="http://schemas.microsoft.com/office/drawing/2015/10/21/chartex" xmlns:cx3="http://schemas.microsoft.com/office/drawing/2016/5/9/chartex" xmlns:cx4="http://schemas.microsoft.com/office/drawing/2016/5/10/chartex" xmlns:cx5="http://schemas.microsoft.com/office/drawing/2016/5/11/chartex" xmlns:cx6="http://schemas.microsoft.com/office/drawing/2016/5/12/chartex" xmlns:cx7="http://schemas.microsoft.com/office/drawing/2016/5/13/chartex" xmlns:cx8="http://schemas.microsoft.com/office/drawing/2016/5/14/chartex" xmlns:mc="http://schemas.openxmlformats.org/markup-compatibility/2006" xmlns:aink="http://schemas.microsoft.com/office/drawing/2016/ink" xmlns:am3d="http://schemas.microsoft.com/office/drawing/2017/model3d" xmlns:o="urn:schemas-microsoft-com:office:office" xmlns:oel="http://schemas.microsoft.com/office/2019/extlst" xmlns:r="http://schemas.openxmlformats.org/officeDocument/2006/relationships" xmlns:m="http://schemas.openxmlformats.org/officeDocument/2006/math" xmlns:v="urn:schemas-microsoft-com:vml" xmlns:wp14="http://schemas.microsoft.com/office/word/2010/wordprocessingDrawing" xmlns:wp="http://schemas.openxmlformats.org/drawingml/2006/wordprocessingDrawing" xmlns:w10="urn:schemas-microsoft-com:office:word" xmlns:w="http://schemas.openxmlformats.org/wordprocessingml/2006/main" xmlns:w14="http://schemas.microsoft.com/office/word/2010/wordml" xmlns:w15="http://schemas.microsoft.com/office/word/2012/wordml" xmlns:w16cex="http://schemas.microsoft.com/office/word/2018/wordml/cex" xmlns:w16cid="http://schemas.microsoft.com/office/word/2016/wordml/cid" xmlns:w16="http://schemas.microsoft.com/office/word/2018/wordml" xmlns:w16du="http://schemas.microsoft.com/office/word/2023/wordml/word16du" xmlns:w16sdtdh="http://schemas.microsoft.com/office/word/2020/wordml/sdtdatahash" xmlns:w16se="http://schemas.microsoft.com/office/word/2015/wordml/symex" xmlns:wpg="http://schemas.microsoft.com/office/word/2010/wordprocessingGroup" xmlns:wpi="http://schemas.microsoft.com/office/word/2010/wordprocessingInk" xmlns:wne="http://schemas.microsoft.com/office/word/2006/wordml" xmlns:wps="http://schemas.microsoft.com/office/word/2010/wordprocessingShape" mc:Ignorable="w14 w15 w16se w16cid w16 w16cex w16sdtdh w16du wp14">
+<w:document xmlns:wpc="http://schemas.microsoft.com/office/word/2010/wordprocessingCanvas" xmlns:mc="http://schemas.openxmlformats.org/markup-compatibility/2006" xmlns:o="urn:schemas-microsoft-com:office:office" xmlns:r="http://schemas.openxmlformats.org/officeDocument/2006/relationships" xmlns:m="http://schemas.openxmlformats.org/officeDocument/2006/math" xmlns:v="urn:schemas-microsoft-com:vml" xmlns:wp14="http://schemas.microsoft.com/office/word/2010/wordprocessingDrawing" xmlns:wp="http://schemas.openxmlformats.org/drawingml/2006/wordprocessingDrawing" xmlns:w10="urn:schemas-microsoft-com:office:word" xmlns:w="http://schemas.openxmlformats.org/wordprocessingml/2006/main" xmlns:w14="http://schemas.microsoft.com/office/word/2010/wordml" xmlns:wpg="http://schemas.microsoft.com/office/word/2010/wordprocessingGroup" xmlns:wpi="http://schemas.microsoft.com/office/word/2010/wordprocessingInk" xmlns:wne="http://schemas.microsoft.com/office/word/2006/wordml" xmlns:wps="http://schemas.microsoft.com/office/word/2010/wordprocessingShape" mc:Ignorable="w14 wp14">
   <w:body>
     <w:p>
       <w:pPr>
         <w:pStyle w:val="2"/>
         <w:sectPr>
-          <w:headerReference w:type="even" r:id="rId7"/>
-          <w:headerReference w:type="default" r:id="rId8"/>
+          <w:headerReference w:type="even" r:id="rId6"/>
+          <w:headerReference w:type="default" r:id="rId7"/>
           <w:pgSz w:w="11907" w:h="16840" w:code="9"/>
           <w:pgMar w:top="417" w:right="746" w:bottom="950" w:left="1322" w:header="720" w:footer="720" w:gutter="0"/>
           <w:cols w:space="60"/>
@@ -37,7 +37,6 @@
           <w:szCs w:val="28"/>
         </w:rPr>
       </w:pPr>
-      <w:proofErr w:type="gramStart"/>
       <w:r>
         <w:rPr>
           <w:rStyle w:val="FontStyle41"/>
@@ -49,21 +48,8 @@
           <w:sz w:val="26"/>
           <w:szCs w:val="28"/>
         </w:rPr>
-        <w:t>1.1  Теоретическое</w:t>
-      </w:r>
-      <w:proofErr w:type="gramEnd"/>
-      <w:r>
-        <w:rPr>
-          <w:rStyle w:val="FontStyle41"/>
-          <w:rFonts w:ascii="Arial" w:hAnsi="Arial" w:cs="Arial"/>
-          <w:b/>
-          <w:bCs/>
-          <w:i w:val="0"/>
-          <w:iCs w:val="0"/>
-          <w:sz w:val="26"/>
-          <w:szCs w:val="28"/>
-        </w:rPr>
-        <w:t xml:space="preserve"> введение</w:t>
+        <w:lastRenderedPageBreak/>
+        <w:t>1.1  Теоретическое введение</w:t>
       </w:r>
     </w:p>
     <w:p>
@@ -78,6 +64,7 @@
           <w:szCs w:val="28"/>
         </w:rPr>
       </w:pPr>
+      <w:proofErr w:type="gramStart"/>
       <w:r>
         <w:rPr>
           <w:rStyle w:val="FontStyle39"/>
@@ -145,8 +132,55 @@
           <w:sz w:val="28"/>
           <w:szCs w:val="28"/>
         </w:rPr>
+        <w:t>.</w:t>
+      </w:r>
+      <w:proofErr w:type="gramEnd"/>
+      <w:r>
+        <w:rPr>
+          <w:rStyle w:val="FontStyle40"/>
+          <w:sz w:val="28"/>
+          <w:szCs w:val="28"/>
+        </w:rPr>
+        <w:t xml:space="preserve"> </w:t>
+      </w:r>
+      <w:proofErr w:type="spellStart"/>
+      <w:proofErr w:type="gramStart"/>
+      <w:r>
+        <w:rPr>
+          <w:rStyle w:val="FontStyle40"/>
+          <w:sz w:val="28"/>
+          <w:szCs w:val="28"/>
+          <w:lang w:val="en-US"/>
+        </w:rPr>
+        <w:t>Jelinski</w:t>
+      </w:r>
+      <w:proofErr w:type="spellEnd"/>
+      <w:r>
+        <w:rPr>
+          <w:rStyle w:val="FontStyle40"/>
+          <w:sz w:val="28"/>
+          <w:szCs w:val="28"/>
+        </w:rPr>
+        <w:t xml:space="preserve">, </w:t>
+      </w:r>
+      <w:r>
+        <w:rPr>
+          <w:rStyle w:val="FontStyle40"/>
+          <w:sz w:val="28"/>
+          <w:szCs w:val="28"/>
+          <w:lang w:val="en-US"/>
+        </w:rPr>
+        <w:t>P</w:t>
+      </w:r>
+      <w:r>
+        <w:rPr>
+          <w:rStyle w:val="FontStyle40"/>
+          <w:sz w:val="28"/>
+          <w:szCs w:val="28"/>
+        </w:rPr>
         <w:t xml:space="preserve">. </w:t>
       </w:r>
+      <w:proofErr w:type="spellStart"/>
       <w:r>
         <w:rPr>
           <w:rStyle w:val="FontStyle40"/>
@@ -154,24 +188,16 @@
           <w:szCs w:val="28"/>
           <w:lang w:val="en-US"/>
         </w:rPr>
-        <w:t>Jelinski</w:t>
-      </w:r>
-      <w:r>
-        <w:rPr>
-          <w:rStyle w:val="FontStyle40"/>
-          <w:sz w:val="28"/>
-          <w:szCs w:val="28"/>
-        </w:rPr>
-        <w:t xml:space="preserve">, </w:t>
-      </w:r>
-      <w:r>
-        <w:rPr>
-          <w:rStyle w:val="FontStyle40"/>
-          <w:sz w:val="28"/>
-          <w:szCs w:val="28"/>
-          <w:lang w:val="en-US"/>
-        </w:rPr>
-        <w:t>P</w:t>
+        <w:t>Moranda</w:t>
+      </w:r>
+      <w:proofErr w:type="spellEnd"/>
+      <w:r>
+        <w:rPr>
+          <w:rStyle w:val="FontStyle40"/>
+          <w:sz w:val="28"/>
+          <w:szCs w:val="28"/>
+        </w:rPr>
+        <w:t>) предложена в 1996 г</w:t>
       </w:r>
       <w:r>
         <w:rPr>
@@ -186,33 +212,17 @@
           <w:rStyle w:val="FontStyle40"/>
           <w:sz w:val="28"/>
           <w:szCs w:val="28"/>
-          <w:lang w:val="en-US"/>
-        </w:rPr>
-        <w:t>Moranda</w:t>
-      </w:r>
-      <w:r>
-        <w:rPr>
-          <w:rStyle w:val="FontStyle40"/>
-          <w:sz w:val="28"/>
-          <w:szCs w:val="28"/>
-        </w:rPr>
-        <w:t>) предложена в 1996 г</w:t>
-      </w:r>
-      <w:r>
-        <w:rPr>
-          <w:rStyle w:val="FontStyle40"/>
-          <w:sz w:val="28"/>
-          <w:szCs w:val="28"/>
-        </w:rPr>
-        <w:t xml:space="preserve">. </w:t>
-      </w:r>
-      <w:r>
-        <w:rPr>
-          <w:rStyle w:val="FontStyle40"/>
-          <w:sz w:val="28"/>
-          <w:szCs w:val="28"/>
-        </w:rPr>
-        <w:t>Иначе данная модель называется моделью роста надежности. Она основана</w:t>
+        </w:rPr>
+        <w:t>Иначе данная модель называется моделью роста надежности.</w:t>
+      </w:r>
+      <w:proofErr w:type="gramEnd"/>
+      <w:r>
+        <w:rPr>
+          <w:rStyle w:val="FontStyle40"/>
+          <w:sz w:val="28"/>
+          <w:szCs w:val="28"/>
+        </w:rPr>
+        <w:t xml:space="preserve"> Она основана</w:t>
       </w:r>
       <w:r>
         <w:rPr>
@@ -361,7 +371,6 @@
         <w:t xml:space="preserve"> </w:t>
       </w:r>
       <w:proofErr w:type="spellStart"/>
-      <w:proofErr w:type="gramStart"/>
       <w:r>
         <w:rPr>
           <w:rStyle w:val="FontStyle40"/>
@@ -388,16 +397,7 @@
           <w:sz w:val="28"/>
           <w:szCs w:val="28"/>
         </w:rPr>
-        <w:t>,-</w:t>
-      </w:r>
-      <w:proofErr w:type="gramEnd"/>
-      <w:r>
-        <w:rPr>
-          <w:rStyle w:val="FontStyle40"/>
-          <w:sz w:val="28"/>
-          <w:szCs w:val="28"/>
-        </w:rPr>
-        <w:t xml:space="preserve"> определяется следующим соотношением:</w:t>
+        <w:t>,- определяется следующим соотношением:</w:t>
       </w:r>
     </w:p>
     <w:p>
@@ -418,7 +418,7 @@
           <w:sz w:val="28"/>
           <w:szCs w:val="28"/>
         </w:rPr>
-        <w:object w:dxaOrig="1440" w:dyaOrig="1440" w14:anchorId="587739AB">
+        <w:pict>
           <v:shapetype id="_x0000_t75" coordsize="21600,21600" o:spt="75" o:preferrelative="t" path="m@4@5l@4@11@9@11@9@5xe" filled="f" stroked="f">
             <v:stroke joinstyle="miter"/>
             <v:formulas>
@@ -439,11 +439,11 @@
             <o:lock v:ext="edit" aspectratio="t"/>
           </v:shapetype>
           <v:shape id="_x0000_s1026" type="#_x0000_t75" style="position:absolute;left:0;text-align:left;margin-left:8.85pt;margin-top:7.75pt;width:239.2pt;height:41.75pt;z-index:251659264">
-            <v:imagedata r:id="rId9" o:title=""/>
+            <v:imagedata r:id="rId8" o:title=""/>
             <w10:wrap type="square"/>
           </v:shape>
-          <o:OLEObject Type="Embed" ProgID="Equation.3" ShapeID="_x0000_s1026" DrawAspect="Content" ObjectID="_1788433917" r:id="rId10"/>
-        </w:object>
+          <o:OLEObject Type="Embed" ProgID="Equation.3" ShapeID="_x0000_s1026" DrawAspect="Content" ObjectID="_1566812289" r:id="rId9"/>
+        </w:pict>
       </w:r>
     </w:p>
     <w:p>
@@ -525,7 +525,6 @@
         </w:rPr>
         <w:t xml:space="preserve">- количество ошибок до начала тестирования; </w:t>
       </w:r>
-      <w:proofErr w:type="spellStart"/>
       <w:r>
         <w:rPr>
           <w:rStyle w:val="FontStyle40"/>
@@ -535,7 +534,6 @@
         </w:rPr>
         <w:t>i</w:t>
       </w:r>
-      <w:proofErr w:type="spellEnd"/>
       <w:r>
         <w:rPr>
           <w:rStyle w:val="FontStyle40"/>
@@ -590,6 +588,7 @@
         </w:rPr>
         <w:t xml:space="preserve"> </w:t>
       </w:r>
+      <w:proofErr w:type="gramStart"/>
       <w:r>
         <w:rPr>
           <w:rStyle w:val="FontStyle39"/>
@@ -605,7 +604,16 @@
           <w:sz w:val="28"/>
           <w:szCs w:val="28"/>
         </w:rPr>
-        <w:t>число ошибок, обнаруженных во время тестирования</w:t>
+        <w:t>ч</w:t>
+      </w:r>
+      <w:proofErr w:type="gramEnd"/>
+      <w:r>
+        <w:rPr>
+          <w:rStyle w:val="FontStyle40"/>
+          <w:sz w:val="28"/>
+          <w:szCs w:val="28"/>
+        </w:rPr>
+        <w:t>исло ошибок, обнаруженных во время тестирования</w:t>
       </w:r>
       <w:r>
         <w:rPr>
@@ -669,7 +677,6 @@
         </w:rPr>
         <w:t xml:space="preserve">Для плотности вероятности ошибки </w:t>
       </w:r>
-      <w:proofErr w:type="gramStart"/>
       <w:r>
         <w:rPr>
           <w:rStyle w:val="FontStyle39"/>
@@ -691,66 +698,7 @@
         </w:rPr>
         <w:t>(</w:t>
       </w:r>
-      <w:proofErr w:type="gramEnd"/>
-      <m:oMath>
-        <m:sSub>
-          <m:sSubPr>
-            <m:ctrlPr>
-              <w:rPr>
-                <w:rStyle w:val="FontStyle39"/>
-                <w:rFonts w:ascii="Cambria Math" w:hAnsi="Cambria Math"/>
-                <w:b w:val="0"/>
-                <w:bCs w:val="0"/>
-                <w:i w:val="0"/>
-                <w:iCs w:val="0"/>
-                <w:spacing w:val="20"/>
-                <w:sz w:val="28"/>
-                <w:szCs w:val="28"/>
-              </w:rPr>
-            </m:ctrlPr>
-          </m:sSubPr>
-          <m:e>
-            <m:r>
-              <w:rPr>
-                <w:rStyle w:val="FontStyle39"/>
-                <w:rFonts w:ascii="Cambria Math" w:hAnsi="Cambria Math"/>
-                <w:spacing w:val="20"/>
-                <w:sz w:val="28"/>
-                <w:szCs w:val="28"/>
-                <w:lang w:val="en-US"/>
-              </w:rPr>
-              <m:t>t</m:t>
-            </m:r>
-            <m:ctrlPr>
-              <w:rPr>
-                <w:rStyle w:val="FontStyle39"/>
-                <w:rFonts w:ascii="Cambria Math" w:hAnsi="Cambria Math"/>
-                <w:b w:val="0"/>
-                <w:bCs w:val="0"/>
-                <w:i w:val="0"/>
-                <w:iCs w:val="0"/>
-                <w:spacing w:val="20"/>
-                <w:sz w:val="28"/>
-                <w:szCs w:val="28"/>
-                <w:lang w:val="en-US"/>
-              </w:rPr>
-            </m:ctrlPr>
-          </m:e>
-          <m:sub>
-            <m:r>
-              <w:rPr>
-                <w:rStyle w:val="FontStyle39"/>
-                <w:rFonts w:ascii="Cambria Math" w:hAnsi="Cambria Math"/>
-                <w:spacing w:val="20"/>
-                <w:sz w:val="28"/>
-                <w:szCs w:val="28"/>
-                <w:lang w:val="en-US"/>
-              </w:rPr>
-              <m:t>i</m:t>
-            </m:r>
-          </m:sub>
-        </m:sSub>
-      </m:oMath>
+      <w:proofErr w:type="spellStart"/>
       <w:r>
         <w:rPr>
           <w:rStyle w:val="FontStyle39"/>
@@ -758,6 +706,29 @@
           <w:spacing w:val="20"/>
           <w:sz w:val="28"/>
           <w:szCs w:val="28"/>
+          <w:lang w:val="en-US"/>
+        </w:rPr>
+        <w:t>t</w:t>
+      </w:r>
+      <w:r>
+        <w:rPr>
+          <w:rStyle w:val="FontStyle39"/>
+          <w:b w:val="0"/>
+          <w:spacing w:val="20"/>
+          <w:sz w:val="28"/>
+          <w:szCs w:val="28"/>
+          <w:lang w:val="en-US"/>
+        </w:rPr>
+        <w:t>i</w:t>
+      </w:r>
+      <w:proofErr w:type="spellEnd"/>
+      <w:r>
+        <w:rPr>
+          <w:rStyle w:val="FontStyle39"/>
+          <w:b w:val="0"/>
+          <w:spacing w:val="20"/>
+          <w:sz w:val="28"/>
+          <w:szCs w:val="28"/>
         </w:rPr>
         <w:t>)</w:t>
       </w:r>
@@ -777,65 +748,18 @@
         </w:rPr>
         <w:t xml:space="preserve">на случайном интервале </w:t>
       </w:r>
-      <m:oMath>
-        <m:sSub>
-          <m:sSubPr>
-            <m:ctrlPr>
-              <w:rPr>
-                <w:rStyle w:val="FontStyle39"/>
-                <w:rFonts w:ascii="Cambria Math" w:hAnsi="Cambria Math"/>
-                <w:b w:val="0"/>
-                <w:bCs w:val="0"/>
-                <w:i w:val="0"/>
-                <w:iCs w:val="0"/>
-                <w:spacing w:val="20"/>
-                <w:sz w:val="28"/>
-                <w:szCs w:val="28"/>
-              </w:rPr>
-            </m:ctrlPr>
-          </m:sSubPr>
-          <m:e>
-            <m:r>
-              <w:rPr>
-                <w:rStyle w:val="FontStyle39"/>
-                <w:rFonts w:ascii="Cambria Math" w:hAnsi="Cambria Math"/>
-                <w:spacing w:val="20"/>
-                <w:sz w:val="28"/>
-                <w:szCs w:val="28"/>
-                <w:lang w:val="en-US"/>
-              </w:rPr>
-              <m:t>t</m:t>
-            </m:r>
-            <m:ctrlPr>
-              <w:rPr>
-                <w:rStyle w:val="FontStyle39"/>
-                <w:rFonts w:ascii="Cambria Math" w:hAnsi="Cambria Math"/>
-                <w:b w:val="0"/>
-                <w:bCs w:val="0"/>
-                <w:i w:val="0"/>
-                <w:iCs w:val="0"/>
-                <w:spacing w:val="20"/>
-                <w:sz w:val="28"/>
-                <w:szCs w:val="28"/>
-                <w:lang w:val="en-US"/>
-              </w:rPr>
-            </m:ctrlPr>
-          </m:e>
-          <m:sub>
-            <m:r>
-              <w:rPr>
-                <w:rStyle w:val="FontStyle39"/>
-                <w:rFonts w:ascii="Cambria Math" w:hAnsi="Cambria Math"/>
-                <w:spacing w:val="20"/>
-                <w:sz w:val="28"/>
-                <w:szCs w:val="28"/>
-                <w:lang w:val="en-US"/>
-              </w:rPr>
-              <m:t>i</m:t>
-            </m:r>
-          </m:sub>
-        </m:sSub>
-      </m:oMath>
+      <w:proofErr w:type="spellStart"/>
+      <w:r>
+        <w:rPr>
+          <w:rStyle w:val="FontStyle39"/>
+          <w:b w:val="0"/>
+          <w:sz w:val="28"/>
+          <w:szCs w:val="28"/>
+          <w:lang w:val="en-US"/>
+        </w:rPr>
+        <w:t>ti</w:t>
+      </w:r>
+      <w:proofErr w:type="spellEnd"/>
       <w:r>
         <w:rPr>
           <w:rStyle w:val="FontStyle39"/>
@@ -868,13 +792,13 @@
         <w:rPr>
           <w:noProof/>
         </w:rPr>
-        <w:object w:dxaOrig="1440" w:dyaOrig="1440" w14:anchorId="587739AC">
+        <w:pict>
           <v:shape id="_x0000_s1027" type="#_x0000_t75" style="position:absolute;left:0;text-align:left;margin-left:26.85pt;margin-top:4.7pt;width:253.9pt;height:33.5pt;z-index:251660288">
-            <v:imagedata r:id="rId11" o:title=""/>
+            <v:imagedata r:id="rId10" o:title=""/>
             <w10:wrap type="square"/>
           </v:shape>
-          <o:OLEObject Type="Embed" ProgID="Equation.3" ShapeID="_x0000_s1027" DrawAspect="Content" ObjectID="_1788433918" r:id="rId12"/>
-        </w:object>
+          <o:OLEObject Type="Embed" ProgID="Equation.3" ShapeID="_x0000_s1027" DrawAspect="Content" ObjectID="_1566812290" r:id="rId11"/>
+        </w:pict>
       </w:r>
       <w:r>
         <w:rPr>
@@ -927,6 +851,7 @@
         </w:rPr>
         <w:t xml:space="preserve">Применяя для двух неизвестных этого уравнения (ими в выражении (2) являются величины </w:t>
       </w:r>
+      <w:proofErr w:type="gramStart"/>
       <w:r>
         <w:rPr>
           <w:rStyle w:val="FontStyle39"/>
@@ -937,6 +862,7 @@
         </w:rPr>
         <w:t>к</w:t>
       </w:r>
+      <w:proofErr w:type="gramEnd"/>
       <w:r>
         <w:rPr>
           <w:rStyle w:val="FontStyle39"/>
@@ -992,13 +918,23 @@
         </w:rPr>
         <w:t xml:space="preserve"> </w:t>
       </w:r>
-      <w:r>
-        <w:rPr>
-          <w:rStyle w:val="FontStyle40"/>
-          <w:sz w:val="28"/>
-          <w:szCs w:val="28"/>
-        </w:rPr>
-        <w:t>метод максимального правдоподобия, авторы этого метода оценки надежности программных средств получили следующую систему из двух уравнений:</w:t>
+      <w:proofErr w:type="gramStart"/>
+      <w:r>
+        <w:rPr>
+          <w:rStyle w:val="FontStyle40"/>
+          <w:sz w:val="28"/>
+          <w:szCs w:val="28"/>
+        </w:rPr>
+        <w:t>метод</w:t>
+      </w:r>
+      <w:proofErr w:type="gramEnd"/>
+      <w:r>
+        <w:rPr>
+          <w:rStyle w:val="FontStyle40"/>
+          <w:sz w:val="28"/>
+          <w:szCs w:val="28"/>
+        </w:rPr>
+        <w:t xml:space="preserve"> максимального правдоподобия, авторы этого метода оценки надежности программных средств получили следующую систему из двух уравнений:</w:t>
       </w:r>
     </w:p>
     <w:p>
@@ -1034,13 +970,13 @@
           <w:sz w:val="28"/>
           <w:szCs w:val="28"/>
         </w:rPr>
-        <w:object w:dxaOrig="1440" w:dyaOrig="1440" w14:anchorId="587739AD">
+        <w:pict>
           <v:shape id="_x0000_s1076" type="#_x0000_t75" style="position:absolute;left:0;text-align:left;margin-left:68.85pt;margin-top:12.7pt;width:189.5pt;height:109.95pt;z-index:251662336">
-            <v:imagedata r:id="rId13" o:title=""/>
+            <v:imagedata r:id="rId12" o:title=""/>
             <w10:wrap type="square"/>
           </v:shape>
-          <o:OLEObject Type="Embed" ProgID="Equation.3" ShapeID="_x0000_s1076" DrawAspect="Content" ObjectID="_1788433919" r:id="rId14"/>
-        </w:object>
+          <o:OLEObject Type="Embed" ProgID="Equation.3" ShapeID="_x0000_s1076" DrawAspect="Content" ObjectID="_1566812291" r:id="rId13"/>
+        </w:pict>
       </w:r>
     </w:p>
     <w:p>
@@ -1164,16 +1100,7 @@
           <w:sz w:val="28"/>
           <w:szCs w:val="28"/>
         </w:rPr>
-        <w:t xml:space="preserve">оличество обнаруженных </w:t>
-      </w:r>
-      <w:proofErr w:type="gramStart"/>
-      <w:r>
-        <w:rPr>
-          <w:rStyle w:val="FontStyle40"/>
-          <w:sz w:val="28"/>
-          <w:szCs w:val="28"/>
-        </w:rPr>
-        <w:t xml:space="preserve">в </w:t>
+        <w:t xml:space="preserve">оличество обнаруженных в </w:t>
       </w:r>
       <w:r>
         <w:rPr>
@@ -1189,16 +1116,7 @@
           <w:sz w:val="28"/>
           <w:szCs w:val="28"/>
         </w:rPr>
-        <w:t>процессе</w:t>
-      </w:r>
-      <w:proofErr w:type="gramEnd"/>
-      <w:r>
-        <w:rPr>
-          <w:rStyle w:val="FontStyle40"/>
-          <w:sz w:val="28"/>
-          <w:szCs w:val="28"/>
-        </w:rPr>
-        <w:t xml:space="preserve"> тестирования ошибок</w:t>
+        <w:t>процессе тестирования ошибок</w:t>
       </w:r>
     </w:p>
     <w:p>
@@ -1312,7 +1230,7 @@
         <mc:AlternateContent>
           <mc:Choice Requires="wpg">
             <w:drawing>
-              <wp:anchor distT="0" distB="0" distL="114300" distR="114300" simplePos="0" relativeHeight="251661312" behindDoc="0" locked="0" layoutInCell="1" allowOverlap="1" wp14:anchorId="587739AE" wp14:editId="587739AF">
+              <wp:anchor distT="0" distB="0" distL="114300" distR="114300" simplePos="0" relativeHeight="251661312" behindDoc="0" locked="0" layoutInCell="1" allowOverlap="1">
                 <wp:simplePos x="0" y="0"/>
                 <wp:positionH relativeFrom="column">
                   <wp:posOffset>228600</wp:posOffset>
@@ -2611,12 +2529,14 @@
                                   <w:lang w:val="en-US"/>
                                 </w:rPr>
                               </w:pPr>
+                              <w:proofErr w:type="gramStart"/>
                               <w:r>
                                 <w:rPr>
                                   <w:lang w:val="en-US"/>
                                 </w:rPr>
                                 <w:t>t</w:t>
                               </w:r>
+                              <w:proofErr w:type="gramEnd"/>
                             </w:p>
                           </w:txbxContent>
                         </wps:txbx>
@@ -2657,12 +2577,14 @@
                                   <w:lang w:val="en-US"/>
                                 </w:rPr>
                               </w:pPr>
+                              <w:proofErr w:type="gramStart"/>
                               <w:r>
                                 <w:rPr>
                                   <w:lang w:val="en-US"/>
                                 </w:rPr>
                                 <w:t>m</w:t>
                               </w:r>
+                              <w:proofErr w:type="gramEnd"/>
                             </w:p>
                           </w:txbxContent>
                         </wps:txbx>
@@ -2822,12 +2744,12 @@
           </mc:Choice>
           <mc:Fallback>
             <w:pict>
-              <v:group w14:anchorId="587739AE" id="Группа 1" o:spid="_x0000_s1026" style="position:absolute;left:0;text-align:left;margin-left:18pt;margin-top:191.9pt;width:363pt;height:104pt;z-index:251661312" coordorigin="1821,8414" coordsize="7260,2080" o:gfxdata="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">
+              <v:group id="Группа 1" o:spid="_x0000_s1026" style="position:absolute;left:0;text-align:left;margin-left:18pt;margin-top:191.9pt;width:363pt;height:104pt;z-index:251661312" coordorigin="1821,8414" coordsize="7260,2080" o:gfxdata="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">
                 <v:shapetype id="_x0000_t202" coordsize="21600,21600" o:spt="202" path="m,l,21600r21600,l21600,xe">
                   <v:stroke joinstyle="miter"/>
                   <v:path gradientshapeok="t" o:connecttype="rect"/>
                 </v:shapetype>
-                <v:shape id="Text Box 5" o:spid="_x0000_s1027" type="#_x0000_t202" style="position:absolute;left:7841;top:8594;width:540;height:540;visibility:visible;mso-wrap-style:square;v-text-anchor:top" o:gfxdata="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" strokecolor="white">
+                <v:shape id="Text Box 5" o:spid="_x0000_s1027" type="#_x0000_t202" style="position:absolute;left:7841;top:8594;width:540;height:540;visibility:visible;mso-wrap-style:square;v-text-anchor:top" o:gfxdata="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" strokecolor="white">
                   <v:textbox>
                     <w:txbxContent>
                       <w:p>
@@ -2846,7 +2768,7 @@
                     </w:txbxContent>
                   </v:textbox>
                 </v:shape>
-                <v:shape id="Text Box 6" o:spid="_x0000_s1028" type="#_x0000_t202" style="position:absolute;left:6981;top:8574;width:540;height:540;visibility:visible;mso-wrap-style:square;v-text-anchor:top" o:gfxdata="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" strokecolor="white">
+                <v:shape id="Text Box 6" o:spid="_x0000_s1028" type="#_x0000_t202" style="position:absolute;left:6981;top:8574;width:540;height:540;visibility:visible;mso-wrap-style:square;v-text-anchor:top" o:gfxdata="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" strokecolor="white">
                   <v:textbox>
                     <w:txbxContent>
                       <w:p>
@@ -2865,7 +2787,7 @@
                     </w:txbxContent>
                   </v:textbox>
                 </v:shape>
-                <v:shape id="Text Box 7" o:spid="_x0000_s1029" type="#_x0000_t202" style="position:absolute;left:6021;top:8534;width:540;height:540;visibility:visible;mso-wrap-style:square;v-text-anchor:top" o:gfxdata="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" strokecolor="white">
+                <v:shape id="Text Box 7" o:spid="_x0000_s1029" type="#_x0000_t202" style="position:absolute;left:6021;top:8534;width:540;height:540;visibility:visible;mso-wrap-style:square;v-text-anchor:top" o:gfxdata="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" strokecolor="white">
                   <v:textbox>
                     <w:txbxContent>
                       <w:p>
@@ -2884,7 +2806,7 @@
                     </w:txbxContent>
                   </v:textbox>
                 </v:shape>
-                <v:shape id="Text Box 8" o:spid="_x0000_s1030" type="#_x0000_t202" style="position:absolute;left:5121;top:8514;width:540;height:540;visibility:visible;mso-wrap-style:square;v-text-anchor:top" o:gfxdata="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" strokecolor="white">
+                <v:shape id="Text Box 8" o:spid="_x0000_s1030" type="#_x0000_t202" style="position:absolute;left:5121;top:8514;width:540;height:540;visibility:visible;mso-wrap-style:square;v-text-anchor:top" o:gfxdata="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" strokecolor="white">
                   <v:textbox>
                     <w:txbxContent>
                       <w:p>
@@ -2903,7 +2825,7 @@
                     </w:txbxContent>
                   </v:textbox>
                 </v:shape>
-                <v:shape id="Text Box 9" o:spid="_x0000_s1031" type="#_x0000_t202" style="position:absolute;left:4241;top:8474;width:540;height:540;visibility:visible;mso-wrap-style:square;v-text-anchor:top" o:gfxdata="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" strokecolor="white">
+                <v:shape id="Text Box 9" o:spid="_x0000_s1031" type="#_x0000_t202" style="position:absolute;left:4241;top:8474;width:540;height:540;visibility:visible;mso-wrap-style:square;v-text-anchor:top" o:gfxdata="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" strokecolor="white">
                   <v:textbox>
                     <w:txbxContent>
                       <w:p>
@@ -2922,7 +2844,7 @@
                     </w:txbxContent>
                   </v:textbox>
                 </v:shape>
-                <v:shape id="Text Box 10" o:spid="_x0000_s1032" type="#_x0000_t202" style="position:absolute;left:3321;top:8454;width:540;height:540;visibility:visible;mso-wrap-style:square;v-text-anchor:top" o:gfxdata="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" strokecolor="white">
+                <v:shape id="Text Box 10" o:spid="_x0000_s1032" type="#_x0000_t202" style="position:absolute;left:3321;top:8454;width:540;height:540;visibility:visible;mso-wrap-style:square;v-text-anchor:top" o:gfxdata="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" strokecolor="white">
                   <v:textbox>
                     <w:txbxContent>
                       <w:p>
@@ -2941,7 +2863,7 @@
                     </w:txbxContent>
                   </v:textbox>
                 </v:shape>
-                <v:shape id="Text Box 11" o:spid="_x0000_s1033" type="#_x0000_t202" style="position:absolute;left:2421;top:8414;width:540;height:540;visibility:visible;mso-wrap-style:square;v-text-anchor:top" o:gfxdata="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" strokecolor="white">
+                <v:shape id="Text Box 11" o:spid="_x0000_s1033" type="#_x0000_t202" style="position:absolute;left:2421;top:8414;width:540;height:540;visibility:visible;mso-wrap-style:square;v-text-anchor:top" o:gfxdata="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" strokecolor="white">
                   <v:textbox>
                     <w:txbxContent>
                       <w:p>
@@ -2960,58 +2882,58 @@
                     </w:txbxContent>
                   </v:textbox>
                 </v:shape>
-                <v:group id="Group 12" o:spid="_x0000_s1034" style="position:absolute;left:1941;top:8834;width:6940;height:460" coordorigin="1941,8834" coordsize="6940,460" o:gfxdata="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">
-                  <v:group id="Group 13" o:spid="_x0000_s1035" style="position:absolute;left:1941;top:8934;width:6940;height:300" coordorigin="1941,8934" coordsize="6940,300" o:gfxdata="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">
-                    <v:group id="Group 14" o:spid="_x0000_s1036" style="position:absolute;left:2601;top:8934;width:1800;height:200" coordorigin="2601,8934" coordsize="1800,200" o:gfxdata="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">
-                      <v:line id="Line 15" o:spid="_x0000_s1037" style="position:absolute;visibility:visible;mso-wrap-style:square" from="2781,9054" to="3501,9054" o:connectortype="straight" o:gfxdata="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" strokeweight="2.25pt"/>
-                      <v:oval id="Oval 16" o:spid="_x0000_s1038" style="position:absolute;left:2601;top:8934;width:180;height:180;visibility:visible;mso-wrap-style:square;v-text-anchor:top" o:gfxdata="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" fillcolor="#333" strokeweight="1.5pt"/>
-                      <v:line id="Line 17" o:spid="_x0000_s1039" style="position:absolute;visibility:visible;mso-wrap-style:square" from="3681,9074" to="4401,9074" o:connectortype="straight" o:gfxdata="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" strokeweight="2.25pt"/>
-                      <v:oval id="Oval 18" o:spid="_x0000_s1040" style="position:absolute;left:3501;top:8954;width:180;height:180;visibility:visible;mso-wrap-style:square;v-text-anchor:top" o:gfxdata="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" fillcolor="#333"/>
+                <v:group id="Group 12" o:spid="_x0000_s1034" style="position:absolute;left:1941;top:8834;width:6940;height:460" coordorigin="1941,8834" coordsize="6940,460" o:gfxdata="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">
+                  <v:group id="Group 13" o:spid="_x0000_s1035" style="position:absolute;left:1941;top:8934;width:6940;height:300" coordorigin="1941,8934" coordsize="6940,300" o:gfxdata="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">
+                    <v:group id="Group 14" o:spid="_x0000_s1036" style="position:absolute;left:2601;top:8934;width:1800;height:200" coordorigin="2601,8934" coordsize="1800,200" o:gfxdata="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">
+                      <v:line id="Line 15" o:spid="_x0000_s1037" style="position:absolute;visibility:visible;mso-wrap-style:square" from="2781,9054" to="3501,9054" o:connectortype="straight" o:gfxdata="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" strokeweight="2.25pt"/>
+                      <v:oval id="Oval 16" o:spid="_x0000_s1038" style="position:absolute;left:2601;top:8934;width:180;height:180;visibility:visible;mso-wrap-style:square;v-text-anchor:top" o:gfxdata="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" fillcolor="#333" strokeweight="1.5pt"/>
+                      <v:line id="Line 17" o:spid="_x0000_s1039" style="position:absolute;visibility:visible;mso-wrap-style:square" from="3681,9074" to="4401,9074" o:connectortype="straight" o:gfxdata="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" strokeweight="2.25pt"/>
+                      <v:oval id="Oval 18" o:spid="_x0000_s1040" style="position:absolute;left:3501;top:8954;width:180;height:180;visibility:visible;mso-wrap-style:square;v-text-anchor:top" o:gfxdata="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" fillcolor="#333"/>
                     </v:group>
-                    <v:group id="Group 19" o:spid="_x0000_s1041" style="position:absolute;left:4401;top:8974;width:1800;height:200" coordorigin="2601,8934" coordsize="1800,200" o:gfxdata="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">
-                      <v:line id="Line 20" o:spid="_x0000_s1042" style="position:absolute;visibility:visible;mso-wrap-style:square" from="2781,9054" to="3501,9054" o:connectortype="straight" o:gfxdata="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" strokeweight="2.25pt"/>
-                      <v:oval id="Oval 21" o:spid="_x0000_s1043" style="position:absolute;left:2601;top:8934;width:180;height:180;visibility:visible;mso-wrap-style:square;v-text-anchor:top" o:gfxdata="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" fillcolor="#333" strokeweight="1.5pt"/>
-                      <v:line id="Line 22" o:spid="_x0000_s1044" style="position:absolute;visibility:visible;mso-wrap-style:square" from="3681,9074" to="4401,9074" o:connectortype="straight" o:gfxdata="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" strokeweight="2.25pt"/>
-                      <v:oval id="Oval 23" o:spid="_x0000_s1045" style="position:absolute;left:3501;top:8954;width:180;height:180;visibility:visible;mso-wrap-style:square;v-text-anchor:top" o:gfxdata="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" fillcolor="#333"/>
+                    <v:group id="Group 19" o:spid="_x0000_s1041" style="position:absolute;left:4401;top:8974;width:1800;height:200" coordorigin="2601,8934" coordsize="1800,200" o:gfxdata="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">
+                      <v:line id="Line 20" o:spid="_x0000_s1042" style="position:absolute;visibility:visible;mso-wrap-style:square" from="2781,9054" to="3501,9054" o:connectortype="straight" o:gfxdata="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" strokeweight="2.25pt"/>
+                      <v:oval id="Oval 21" o:spid="_x0000_s1043" style="position:absolute;left:2601;top:8934;width:180;height:180;visibility:visible;mso-wrap-style:square;v-text-anchor:top" o:gfxdata="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" fillcolor="#333" strokeweight="1.5pt"/>
+                      <v:line id="Line 22" o:spid="_x0000_s1044" style="position:absolute;visibility:visible;mso-wrap-style:square" from="3681,9074" to="4401,9074" o:connectortype="straight" o:gfxdata="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" strokeweight="2.25pt"/>
+                      <v:oval id="Oval 23" o:spid="_x0000_s1045" style="position:absolute;left:3501;top:8954;width:180;height:180;visibility:visible;mso-wrap-style:square;v-text-anchor:top" o:gfxdata="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" fillcolor="#333"/>
                     </v:group>
-                    <v:group id="Group 24" o:spid="_x0000_s1046" style="position:absolute;left:6181;top:9014;width:1800;height:200" coordorigin="2601,8934" coordsize="1800,200" o:gfxdata="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">
-                      <v:line id="Line 25" o:spid="_x0000_s1047" style="position:absolute;visibility:visible;mso-wrap-style:square" from="2781,9054" to="3501,9054" o:connectortype="straight" o:gfxdata="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" strokeweight="2.25pt"/>
-                      <v:oval id="Oval 26" o:spid="_x0000_s1048" style="position:absolute;left:2601;top:8934;width:180;height:180;visibility:visible;mso-wrap-style:square;v-text-anchor:top" o:gfxdata="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" fillcolor="#333" strokeweight="1.5pt"/>
-                      <v:line id="Line 27" o:spid="_x0000_s1049" style="position:absolute;visibility:visible;mso-wrap-style:square" from="3681,9074" to="4401,9074" o:connectortype="straight" o:gfxdata="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" strokeweight="2.25pt"/>
-                      <v:oval id="Oval 28" o:spid="_x0000_s1050" style="position:absolute;left:3501;top:8954;width:180;height:180;visibility:visible;mso-wrap-style:square;v-text-anchor:top" o:gfxdata="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" fillcolor="#333"/>
+                    <v:group id="Group 24" o:spid="_x0000_s1046" style="position:absolute;left:6181;top:9014;width:1800;height:200" coordorigin="2601,8934" coordsize="1800,200" o:gfxdata="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">
+                      <v:line id="Line 25" o:spid="_x0000_s1047" style="position:absolute;visibility:visible;mso-wrap-style:square" from="2781,9054" to="3501,9054" o:connectortype="straight" o:gfxdata="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" strokeweight="2.25pt"/>
+                      <v:oval id="Oval 26" o:spid="_x0000_s1048" style="position:absolute;left:2601;top:8934;width:180;height:180;visibility:visible;mso-wrap-style:square;v-text-anchor:top" o:gfxdata="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" fillcolor="#333" strokeweight="1.5pt"/>
+                      <v:line id="Line 27" o:spid="_x0000_s1049" style="position:absolute;visibility:visible;mso-wrap-style:square" from="3681,9074" to="4401,9074" o:connectortype="straight" o:gfxdata="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" strokeweight="2.25pt"/>
+                      <v:oval id="Oval 28" o:spid="_x0000_s1050" style="position:absolute;left:3501;top:8954;width:180;height:180;visibility:visible;mso-wrap-style:square;v-text-anchor:top" o:gfxdata="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" fillcolor="#333"/>
                     </v:group>
-                    <v:line id="Line 29" o:spid="_x0000_s1051" style="position:absolute;visibility:visible;mso-wrap-style:square" from="8161,9174" to="8881,9174" o:connectortype="straight" o:gfxdata="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" strokeweight="2.25pt">
+                    <v:line id="Line 29" o:spid="_x0000_s1051" style="position:absolute;visibility:visible;mso-wrap-style:square" from="8161,9174" to="8881,9174" o:connectortype="straight" o:gfxdata="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" strokeweight="2.25pt">
                       <v:stroke endarrow="block"/>
                     </v:line>
-                    <v:oval id="Oval 30" o:spid="_x0000_s1052" style="position:absolute;left:7981;top:9054;width:180;height:180;visibility:visible;mso-wrap-style:square;v-text-anchor:top" o:gfxdata="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" fillcolor="#333" strokeweight="1.5pt"/>
-                    <v:line id="Line 31" o:spid="_x0000_s1053" style="position:absolute;visibility:visible;mso-wrap-style:square" from="1941,9034" to="2661,9034" o:connectortype="straight" o:gfxdata="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" strokeweight="2.25pt"/>
+                    <v:oval id="Oval 30" o:spid="_x0000_s1052" style="position:absolute;left:7981;top:9054;width:180;height:180;visibility:visible;mso-wrap-style:square;v-text-anchor:top" o:gfxdata="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" fillcolor="#333" strokeweight="1.5pt"/>
+                    <v:line id="Line 31" o:spid="_x0000_s1053" style="position:absolute;visibility:visible;mso-wrap-style:square" from="1941,9034" to="2661,9034" o:connectortype="straight" o:gfxdata="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" strokeweight="2.25pt"/>
                   </v:group>
-                  <v:group id="Group 32" o:spid="_x0000_s1054" style="position:absolute;left:2501;top:8834;width:360;height:360" coordorigin="3501,12114" coordsize="360,360" o:gfxdata="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">
-                    <v:line id="Line 33" o:spid="_x0000_s1055" style="position:absolute;visibility:visible;mso-wrap-style:square" from="3501,12114" to="3861,12474" o:connectortype="straight" o:gfxdata="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" strokeweight="2.25pt"/>
-                    <v:line id="Line 34" o:spid="_x0000_s1056" style="position:absolute;rotation:-90;visibility:visible;mso-wrap-style:square" from="3501,12114" to="3861,12474" o:connectortype="straight" o:gfxdata="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" strokeweight="2.25pt"/>
+                  <v:group id="Group 32" o:spid="_x0000_s1054" style="position:absolute;left:2501;top:8834;width:360;height:360" coordorigin="3501,12114" coordsize="360,360" o:gfxdata="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">
+                    <v:line id="Line 33" o:spid="_x0000_s1055" style="position:absolute;visibility:visible;mso-wrap-style:square" from="3501,12114" to="3861,12474" o:connectortype="straight" o:gfxdata="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" strokeweight="2.25pt"/>
+                    <v:line id="Line 34" o:spid="_x0000_s1056" style="position:absolute;rotation:-90;visibility:visible;mso-wrap-style:square" from="3501,12114" to="3861,12474" o:connectortype="straight" o:gfxdata="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" strokeweight="2.25pt"/>
                   </v:group>
-                  <v:group id="Group 35" o:spid="_x0000_s1057" style="position:absolute;left:4321;top:8874;width:360;height:360" coordorigin="3501,12114" coordsize="360,360" o:gfxdata="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">
-                    <v:line id="Line 36" o:spid="_x0000_s1058" style="position:absolute;visibility:visible;mso-wrap-style:square" from="3501,12114" to="3861,12474" o:connectortype="straight" o:gfxdata="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" strokeweight="2.25pt"/>
-                    <v:line id="Line 37" o:spid="_x0000_s1059" style="position:absolute;rotation:-90;visibility:visible;mso-wrap-style:square" from="3501,12114" to="3861,12474" o:connectortype="straight" o:gfxdata="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" strokeweight="2.25pt"/>
+                  <v:group id="Group 35" o:spid="_x0000_s1057" style="position:absolute;left:4321;top:8874;width:360;height:360" coordorigin="3501,12114" coordsize="360,360" o:gfxdata="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">
+                    <v:line id="Line 36" o:spid="_x0000_s1058" style="position:absolute;visibility:visible;mso-wrap-style:square" from="3501,12114" to="3861,12474" o:connectortype="straight" o:gfxdata="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" strokeweight="2.25pt"/>
+                    <v:line id="Line 37" o:spid="_x0000_s1059" style="position:absolute;rotation:-90;visibility:visible;mso-wrap-style:square" from="3501,12114" to="3861,12474" o:connectortype="straight" o:gfxdata="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" strokeweight="2.25pt"/>
                   </v:group>
-                  <v:group id="Group 38" o:spid="_x0000_s1060" style="position:absolute;left:7021;top:8934;width:360;height:360" coordorigin="3501,12114" coordsize="360,360" o:gfxdata="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">
-                    <v:line id="Line 39" o:spid="_x0000_s1061" style="position:absolute;visibility:visible;mso-wrap-style:square" from="3501,12114" to="3861,12474" o:connectortype="straight" o:gfxdata="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" strokeweight="2.25pt"/>
-                    <v:line id="Line 40" o:spid="_x0000_s1062" style="position:absolute;rotation:-90;visibility:visible;mso-wrap-style:square" from="3501,12114" to="3861,12474" o:connectortype="straight" o:gfxdata="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" strokeweight="2.25pt"/>
+                  <v:group id="Group 38" o:spid="_x0000_s1060" style="position:absolute;left:7021;top:8934;width:360;height:360" coordorigin="3501,12114" coordsize="360,360" o:gfxdata="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">
+                    <v:line id="Line 39" o:spid="_x0000_s1061" style="position:absolute;visibility:visible;mso-wrap-style:square" from="3501,12114" to="3861,12474" o:connectortype="straight" o:gfxdata="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" strokeweight="2.25pt"/>
+                    <v:line id="Line 40" o:spid="_x0000_s1062" style="position:absolute;rotation:-90;visibility:visible;mso-wrap-style:square" from="3501,12114" to="3861,12474" o:connectortype="straight" o:gfxdata="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" strokeweight="2.25pt"/>
                   </v:group>
                 </v:group>
-                <v:line id="Line 41" o:spid="_x0000_s1063" style="position:absolute;visibility:visible;mso-wrap-style:square" from="2701,9054" to="2701,9774" o:connectortype="straight" o:gfxdata="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"/>
-                <v:line id="Line 42" o:spid="_x0000_s1064" style="position:absolute;visibility:visible;mso-wrap-style:square" from="4501,9054" to="4501,9954" o:connectortype="straight" o:gfxdata="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"/>
-                <v:line id="Line 43" o:spid="_x0000_s1065" style="position:absolute;visibility:visible;mso-wrap-style:square" from="7181,9134" to="7181,10134" o:connectortype="straight" o:gfxdata="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"/>
-                <v:line id="Line 44" o:spid="_x0000_s1066" style="position:absolute;visibility:visible;mso-wrap-style:square" from="1821,9414" to="2721,9414" o:connectortype="straight" o:gfxdata="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">
+                <v:line id="Line 41" o:spid="_x0000_s1063" style="position:absolute;visibility:visible;mso-wrap-style:square" from="2701,9054" to="2701,9774" o:connectortype="straight" o:gfxdata="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"/>
+                <v:line id="Line 42" o:spid="_x0000_s1064" style="position:absolute;visibility:visible;mso-wrap-style:square" from="4501,9054" to="4501,9954" o:connectortype="straight" o:gfxdata="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"/>
+                <v:line id="Line 43" o:spid="_x0000_s1065" style="position:absolute;visibility:visible;mso-wrap-style:square" from="7181,9134" to="7181,10134" o:connectortype="straight" o:gfxdata="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"/>
+                <v:line id="Line 44" o:spid="_x0000_s1066" style="position:absolute;visibility:visible;mso-wrap-style:square" from="1821,9414" to="2721,9414" o:connectortype="straight" o:gfxdata="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">
                   <v:stroke endarrow="block"/>
                 </v:line>
-                <v:line id="Line 45" o:spid="_x0000_s1067" style="position:absolute;visibility:visible;mso-wrap-style:square" from="2721,9594" to="4521,9594" o:connectortype="straight" o:gfxdata="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">
+                <v:line id="Line 45" o:spid="_x0000_s1067" style="position:absolute;visibility:visible;mso-wrap-style:square" from="2721,9594" to="4521,9594" o:connectortype="straight" o:gfxdata="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">
                   <v:stroke endarrow="block"/>
                 </v:line>
-                <v:line id="Line 46" o:spid="_x0000_s1068" style="position:absolute;visibility:visible;mso-wrap-style:square" from="4501,9774" to="7201,9774" o:connectortype="straight" o:gfxdata="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">
+                <v:line id="Line 46" o:spid="_x0000_s1068" style="position:absolute;visibility:visible;mso-wrap-style:square" from="4501,9774" to="7201,9774" o:connectortype="straight" o:gfxdata="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">
                   <v:stroke endarrow="block"/>
                 </v:line>
-                <v:shape id="Text Box 47" o:spid="_x0000_s1069" type="#_x0000_t202" style="position:absolute;left:8541;top:9414;width:540;height:540;visibility:visible;mso-wrap-style:square;v-text-anchor:top" o:gfxdata="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" strokecolor="white">
+                <v:shape id="Text Box 47" o:spid="_x0000_s1069" type="#_x0000_t202" style="position:absolute;left:8541;top:9414;width:540;height:540;visibility:visible;mso-wrap-style:square;v-text-anchor:top" o:gfxdata="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" strokecolor="white">
                   <v:textbox>
                     <w:txbxContent>
                       <w:p>
@@ -3020,17 +2942,19 @@
                             <w:lang w:val="en-US"/>
                           </w:rPr>
                         </w:pPr>
+                        <w:proofErr w:type="gramStart"/>
                         <w:r>
                           <w:rPr>
                             <w:lang w:val="en-US"/>
                           </w:rPr>
                           <w:t>t</w:t>
                         </w:r>
+                        <w:proofErr w:type="gramEnd"/>
                       </w:p>
                     </w:txbxContent>
                   </v:textbox>
                 </v:shape>
-                <v:shape id="Text Box 48" o:spid="_x0000_s1070" type="#_x0000_t202" style="position:absolute;left:8541;top:8514;width:540;height:540;visibility:visible;mso-wrap-style:square;v-text-anchor:top" o:gfxdata="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" strokecolor="white">
+                <v:shape id="Text Box 48" o:spid="_x0000_s1070" type="#_x0000_t202" style="position:absolute;left:8541;top:8514;width:540;height:540;visibility:visible;mso-wrap-style:square;v-text-anchor:top" o:gfxdata="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" strokecolor="white">
                   <v:textbox>
                     <w:txbxContent>
                       <w:p>
@@ -3039,17 +2963,19 @@
                             <w:lang w:val="en-US"/>
                           </w:rPr>
                         </w:pPr>
+                        <w:proofErr w:type="gramStart"/>
                         <w:r>
                           <w:rPr>
                             <w:lang w:val="en-US"/>
                           </w:rPr>
                           <w:t>m</w:t>
                         </w:r>
+                        <w:proofErr w:type="gramEnd"/>
                       </w:p>
                     </w:txbxContent>
                   </v:textbox>
                 </v:shape>
-                <v:shape id="Text Box 49" o:spid="_x0000_s1071" type="#_x0000_t202" style="position:absolute;left:1881;top:9594;width:540;height:540;visibility:visible;mso-wrap-style:square;v-text-anchor:top" o:gfxdata="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" strokecolor="white">
+                <v:shape id="Text Box 49" o:spid="_x0000_s1071" type="#_x0000_t202" style="position:absolute;left:1881;top:9594;width:540;height:540;visibility:visible;mso-wrap-style:square;v-text-anchor:top" o:gfxdata="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" strokecolor="white">
                   <v:textbox>
                     <w:txbxContent>
                       <w:p>
@@ -3068,7 +2994,7 @@
                     </w:txbxContent>
                   </v:textbox>
                 </v:shape>
-                <v:shape id="Text Box 50" o:spid="_x0000_s1072" type="#_x0000_t202" style="position:absolute;left:3321;top:9774;width:540;height:540;visibility:visible;mso-wrap-style:square;v-text-anchor:top" o:gfxdata="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" strokecolor="white">
+                <v:shape id="Text Box 50" o:spid="_x0000_s1072" type="#_x0000_t202" style="position:absolute;left:3321;top:9774;width:540;height:540;visibility:visible;mso-wrap-style:square;v-text-anchor:top" o:gfxdata="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" strokecolor="white">
                   <v:textbox>
                     <w:txbxContent>
                       <w:p>
@@ -3087,7 +3013,7 @@
                     </w:txbxContent>
                   </v:textbox>
                 </v:shape>
-                <v:shape id="Text Box 51" o:spid="_x0000_s1073" type="#_x0000_t202" style="position:absolute;left:5661;top:9954;width:540;height:540;visibility:visible;mso-wrap-style:square;v-text-anchor:top" o:gfxdata="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" strokecolor="white">
+                <v:shape id="Text Box 51" o:spid="_x0000_s1073" type="#_x0000_t202" style="position:absolute;left:5661;top:9954;width:540;height:540;visibility:visible;mso-wrap-style:square;v-text-anchor:top" o:gfxdata="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" strokecolor="white">
                   <v:textbox>
                     <w:txbxContent>
                       <w:p>
@@ -3399,7 +3325,16 @@
           <w:sz w:val="28"/>
           <w:szCs w:val="28"/>
         </w:rPr>
-        <w:t xml:space="preserve"> -</w:t>
+        <w:t xml:space="preserve"> </w:t>
+      </w:r>
+      <w:proofErr w:type="gramStart"/>
+      <w:r>
+        <w:rPr>
+          <w:rStyle w:val="FontStyle40"/>
+          <w:sz w:val="28"/>
+          <w:szCs w:val="28"/>
+        </w:rPr>
+        <w:t>-</w:t>
       </w:r>
       <w:proofErr w:type="spellStart"/>
       <w:r>
@@ -3408,7 +3343,16 @@
           <w:sz w:val="28"/>
           <w:szCs w:val="28"/>
         </w:rPr>
-        <w:t>Моранды</w:t>
+        <w:t>М</w:t>
+      </w:r>
+      <w:proofErr w:type="gramEnd"/>
+      <w:r>
+        <w:rPr>
+          <w:rStyle w:val="FontStyle40"/>
+          <w:sz w:val="28"/>
+          <w:szCs w:val="28"/>
+        </w:rPr>
+        <w:t>оранды</w:t>
       </w:r>
       <w:proofErr w:type="spellEnd"/>
       <w:r>
@@ -3730,9 +3674,8 @@
           <w:sz w:val="28"/>
           <w:szCs w:val="28"/>
         </w:rPr>
-        <w:t xml:space="preserve">Определение количества ошибок до </w:t>
-      </w:r>
-      <w:proofErr w:type="gramStart"/>
+        <w:t xml:space="preserve">Определение количества ошибок до начала </w:t>
+      </w:r>
       <w:r>
         <w:rPr>
           <w:rStyle w:val="FontStyle44"/>
@@ -3740,7 +3683,7 @@
           <w:sz w:val="28"/>
           <w:szCs w:val="28"/>
         </w:rPr>
-        <w:t xml:space="preserve">начала </w:t>
+        <w:t xml:space="preserve"> </w:t>
       </w:r>
       <w:r>
         <w:rPr>
@@ -3749,18 +3692,8 @@
           <w:sz w:val="28"/>
           <w:szCs w:val="28"/>
         </w:rPr>
-        <w:t xml:space="preserve"> </w:t>
-      </w:r>
-      <w:r>
-        <w:rPr>
-          <w:rStyle w:val="FontStyle44"/>
-          <w:rFonts w:ascii="Times New Roman" w:hAnsi="Times New Roman"/>
-          <w:sz w:val="28"/>
-          <w:szCs w:val="28"/>
-        </w:rPr>
         <w:t>тестирования</w:t>
       </w:r>
-      <w:proofErr w:type="gramEnd"/>
     </w:p>
     <w:p>
       <w:pPr>
@@ -4194,7 +4127,6 @@
         </w:rPr>
         <w:t>t</w:t>
       </w:r>
-      <w:proofErr w:type="gramStart"/>
       <w:r>
         <w:rPr>
           <w:rStyle w:val="FontStyle39"/>
@@ -4224,7 +4156,6 @@
         </w:rPr>
         <w:t>&gt;</w:t>
       </w:r>
-      <w:proofErr w:type="gramEnd"/>
       <w:r>
         <w:rPr>
           <w:rStyle w:val="FontStyle39"/>
@@ -4352,13 +4283,13 @@
           <w:sz w:val="28"/>
           <w:szCs w:val="28"/>
         </w:rPr>
-        <w:object w:dxaOrig="1440" w:dyaOrig="1440" w14:anchorId="587739B0">
+        <w:pict>
           <v:shape id="_x0000_s1077" type="#_x0000_t75" style="position:absolute;left:0;text-align:left;margin-left:-24pt;margin-top:13.35pt;width:490.55pt;height:191.1pt;z-index:251663360">
-            <v:imagedata r:id="rId15" o:title=""/>
+            <v:imagedata r:id="rId14" o:title=""/>
             <w10:wrap type="square"/>
           </v:shape>
-          <o:OLEObject Type="Embed" ProgID="Equation.3" ShapeID="_x0000_s1077" DrawAspect="Content" ObjectID="_1788433920" r:id="rId16"/>
-        </w:object>
+          <o:OLEObject Type="Embed" ProgID="Equation.3" ShapeID="_x0000_s1077" DrawAspect="Content" ObjectID="_1566812292" r:id="rId15"/>
+        </w:pict>
       </w:r>
     </w:p>
     <w:p>
@@ -4433,13 +4364,13 @@
           <w:sz w:val="28"/>
           <w:szCs w:val="28"/>
         </w:rPr>
-        <w:object w:dxaOrig="1440" w:dyaOrig="1440" w14:anchorId="587739B1">
+        <w:pict>
           <v:shape id="_x0000_s1078" type="#_x0000_t75" style="position:absolute;left:0;text-align:left;margin-left:78pt;margin-top:17.1pt;width:3in;height:54pt;z-index:251664384">
-            <v:imagedata r:id="rId17" o:title=""/>
+            <v:imagedata r:id="rId16" o:title=""/>
             <w10:wrap type="square"/>
           </v:shape>
-          <o:OLEObject Type="Embed" ProgID="Equation.3" ShapeID="_x0000_s1078" DrawAspect="Content" ObjectID="_1788433921" r:id="rId18"/>
-        </w:object>
+          <o:OLEObject Type="Embed" ProgID="Equation.3" ShapeID="_x0000_s1078" DrawAspect="Content" ObjectID="_1566812293" r:id="rId17"/>
+        </w:pict>
       </w:r>
     </w:p>
     <w:p>
@@ -4910,13 +4841,13 @@
           <w:sz w:val="28"/>
           <w:szCs w:val="28"/>
         </w:rPr>
-        <w:object w:dxaOrig="1440" w:dyaOrig="1440" w14:anchorId="587739B2">
+        <w:pict>
           <v:shape id="_x0000_s1079" type="#_x0000_t75" style="position:absolute;left:0;text-align:left;margin-left:-24pt;margin-top:112.15pt;width:491.9pt;height:191.1pt;z-index:251665408">
-            <v:imagedata r:id="rId19" o:title=""/>
+            <v:imagedata r:id="rId18" o:title=""/>
             <w10:wrap type="square"/>
           </v:shape>
-          <o:OLEObject Type="Embed" ProgID="Equation.3" ShapeID="_x0000_s1079" DrawAspect="Content" ObjectID="_1788433922" r:id="rId20"/>
-        </w:object>
+          <o:OLEObject Type="Embed" ProgID="Equation.3" ShapeID="_x0000_s1079" DrawAspect="Content" ObjectID="_1566812294" r:id="rId19"/>
+        </w:pict>
       </w:r>
       <w:r>
         <w:rPr>
@@ -4945,7 +4876,6 @@
         </w:rPr>
         <w:t>t</w:t>
       </w:r>
-      <w:proofErr w:type="gramStart"/>
       <w:r>
         <w:rPr>
           <w:rStyle w:val="FontStyle46"/>
@@ -4953,17 +4883,7 @@
           <w:sz w:val="28"/>
           <w:szCs w:val="28"/>
         </w:rPr>
-        <w:t>2 &gt;</w:t>
-      </w:r>
-      <w:proofErr w:type="gramEnd"/>
-      <w:r>
-        <w:rPr>
-          <w:rStyle w:val="FontStyle46"/>
-          <w:b w:val="0"/>
-          <w:sz w:val="28"/>
-          <w:szCs w:val="28"/>
-        </w:rPr>
-        <w:t xml:space="preserve"> </w:t>
+        <w:t xml:space="preserve">2 &gt; </w:t>
       </w:r>
       <w:r>
         <w:rPr>
@@ -5164,13 +5084,13 @@
           <w:sz w:val="28"/>
           <w:szCs w:val="28"/>
         </w:rPr>
-        <w:object w:dxaOrig="1440" w:dyaOrig="1440" w14:anchorId="587739B3">
+        <w:pict>
           <v:shape id="_x0000_s1080" type="#_x0000_t75" style="position:absolute;left:0;text-align:left;margin-left:48pt;margin-top:12.1pt;width:225.9pt;height:54pt;z-index:251666432">
-            <v:imagedata r:id="rId21" o:title=""/>
+            <v:imagedata r:id="rId20" o:title=""/>
             <w10:wrap type="square"/>
           </v:shape>
-          <o:OLEObject Type="Embed" ProgID="Equation.3" ShapeID="_x0000_s1080" DrawAspect="Content" ObjectID="_1788433923" r:id="rId22"/>
-        </w:object>
+          <o:OLEObject Type="Embed" ProgID="Equation.3" ShapeID="_x0000_s1080" DrawAspect="Content" ObjectID="_1566812295" r:id="rId21"/>
+        </w:pict>
       </w:r>
     </w:p>
     <w:p>
@@ -5344,6 +5264,7 @@
         </w:rPr>
         <w:t xml:space="preserve"> </w:t>
       </w:r>
+      <w:proofErr w:type="gramStart"/>
       <w:r>
         <w:rPr>
           <w:rStyle w:val="FontStyle39"/>
@@ -5354,6 +5275,7 @@
         </w:rPr>
         <w:t>п</w:t>
       </w:r>
+      <w:proofErr w:type="gramEnd"/>
       <w:r>
         <w:rPr>
           <w:rStyle w:val="FontStyle39"/>
@@ -5533,26 +5455,27 @@
           <w:sz w:val="28"/>
           <w:szCs w:val="28"/>
         </w:rPr>
-        <w:object w:dxaOrig="1440" w:dyaOrig="1440" w14:anchorId="587739B4">
+        <w:pict>
           <v:shape id="_x0000_s1091" type="#_x0000_t75" style="position:absolute;left:0;text-align:left;margin-left:60pt;margin-top:.8pt;width:110.1pt;height:57.1pt;z-index:251678720">
-            <v:imagedata r:id="rId23" o:title=""/>
+            <v:imagedata r:id="rId22" o:title=""/>
             <w10:wrap type="square"/>
           </v:shape>
-          <o:OLEObject Type="Embed" ProgID="Equation.3" ShapeID="_x0000_s1091" DrawAspect="Content" ObjectID="_1788433924" r:id="rId24"/>
-        </w:object>
-      </w:r>
-      <w:r>
-        <w:rPr>
-          <w:rStyle w:val="FontStyle40"/>
+          <o:OLEObject Type="Embed" ProgID="Equation.3" ShapeID="_x0000_s1091" DrawAspect="Content" ObjectID="_1566812296" r:id="rId23"/>
+        </w:pict>
+      </w:r>
+      <w:r>
+        <w:rPr>
+          <w:rStyle w:val="FontStyle40"/>
+          <w:position w:val="-10"/>
           <w:sz w:val="28"/>
           <w:szCs w:val="28"/>
           <w:lang w:val="en-US"/>
         </w:rPr>
-        <w:object w:dxaOrig="180" w:dyaOrig="340" w14:anchorId="587739B5">
-          <v:shape id="_x0000_i1033" type="#_x0000_t75" style="width:6pt;height:18pt" o:ole="">
-            <v:imagedata r:id="rId25" o:title=""/>
+        <w:object w:dxaOrig="180" w:dyaOrig="340">
+          <v:shape id="_x0000_i1025" type="#_x0000_t75" style="width:8.8pt;height:16.7pt" o:ole="">
+            <v:imagedata r:id="rId24" o:title=""/>
           </v:shape>
-          <o:OLEObject Type="Embed" ProgID="Equation.3" ShapeID="_x0000_i1033" DrawAspect="Content" ObjectID="_1788433916" r:id="rId26"/>
+          <o:OLEObject Type="Embed" ProgID="Equation.3" ShapeID="_x0000_i1025" DrawAspect="Content" ObjectID="_1566812288" r:id="rId25"/>
         </w:object>
       </w:r>
     </w:p>
@@ -5732,7 +5655,25 @@
           <w:szCs w:val="28"/>
         </w:rPr>
         <w:lastRenderedPageBreak/>
-        <w:t>Эвристическая модель хорошо работает при «перекрестном» тестировании программ несколькими группами тестировщиков, поскольку обеспечивает достаточно легкую обработку получаемых результатов.</w:t>
+        <w:t xml:space="preserve">Эвристическая модель хорошо работает при «перекрестном» тестировании программ несколькими группами </w:t>
+      </w:r>
+      <w:proofErr w:type="spellStart"/>
+      <w:r>
+        <w:rPr>
+          <w:rStyle w:val="FontStyle40"/>
+          <w:sz w:val="28"/>
+          <w:szCs w:val="28"/>
+        </w:rPr>
+        <w:t>тестировщиков</w:t>
+      </w:r>
+      <w:proofErr w:type="spellEnd"/>
+      <w:r>
+        <w:rPr>
+          <w:rStyle w:val="FontStyle40"/>
+          <w:sz w:val="28"/>
+          <w:szCs w:val="28"/>
+        </w:rPr>
+        <w:t>, поскольку обеспечивает достаточно легкую обработку получаемых результатов.</w:t>
       </w:r>
     </w:p>
     <w:p>
@@ -5760,7 +5701,6 @@
           <w:szCs w:val="28"/>
         </w:rPr>
       </w:pPr>
-      <w:proofErr w:type="gramStart"/>
       <w:r>
         <w:rPr>
           <w:rStyle w:val="FontStyle38"/>
@@ -5803,19 +5743,7 @@
           <w:sz w:val="26"/>
           <w:szCs w:val="28"/>
         </w:rPr>
-        <w:t xml:space="preserve"> Задачи</w:t>
-      </w:r>
-      <w:proofErr w:type="gramEnd"/>
-      <w:r>
-        <w:rPr>
-          <w:rStyle w:val="FontStyle38"/>
-          <w:rFonts w:ascii="Arial" w:hAnsi="Arial" w:cs="Arial"/>
-          <w:b/>
-          <w:bCs/>
-          <w:sz w:val="26"/>
-          <w:szCs w:val="28"/>
-        </w:rPr>
-        <w:t xml:space="preserve"> по применению эвристической модели</w:t>
+        <w:t xml:space="preserve"> Задачи по применению эвристической модели</w:t>
       </w:r>
     </w:p>
     <w:p>
@@ -5866,7 +5794,25 @@
           <w:sz w:val="28"/>
           <w:szCs w:val="28"/>
         </w:rPr>
-        <w:t>Программа тестируется двумя независимыми группами тестировщиков, которые силами групп выявили в программе 40 и 20 ошибок соответственно. При этом оказалось, что 10 ошибок - общие, их нашли обе группы. Требуется оценить общее количество ошибок в программе до начала тестирования и сделать вывод о необходимости продолжения тестирования или возможности его завершении.</w:t>
+        <w:t xml:space="preserve">Программа тестируется двумя независимыми группами </w:t>
+      </w:r>
+      <w:proofErr w:type="spellStart"/>
+      <w:r>
+        <w:rPr>
+          <w:rStyle w:val="FontStyle40"/>
+          <w:sz w:val="28"/>
+          <w:szCs w:val="28"/>
+        </w:rPr>
+        <w:t>тестировщиков</w:t>
+      </w:r>
+      <w:proofErr w:type="spellEnd"/>
+      <w:r>
+        <w:rPr>
+          <w:rStyle w:val="FontStyle40"/>
+          <w:sz w:val="28"/>
+          <w:szCs w:val="28"/>
+        </w:rPr>
+        <w:t>, которые силами групп выявили в программе 40 и 20 ошибок соответственно. При этом оказалось, что 10 ошибок - общие, их нашли обе группы. Требуется оценить общее количество ошибок в программе до начала тестирования и сделать вывод о необходимости продолжения тестирования или возможности его завершении.</w:t>
       </w:r>
     </w:p>
     <w:p>
@@ -5933,7 +5879,25 @@
           <w:sz w:val="28"/>
           <w:szCs w:val="28"/>
         </w:rPr>
-        <w:t xml:space="preserve">количество ошибок, обнаруженных первой независимой группой тестировщиков </w:t>
+        <w:t xml:space="preserve">количество ошибок, обнаруженных первой независимой группой </w:t>
+      </w:r>
+      <w:proofErr w:type="spellStart"/>
+      <w:r>
+        <w:rPr>
+          <w:rStyle w:val="FontStyle40"/>
+          <w:sz w:val="28"/>
+          <w:szCs w:val="28"/>
+        </w:rPr>
+        <w:t>тестировщиков</w:t>
+      </w:r>
+      <w:proofErr w:type="spellEnd"/>
+      <w:r>
+        <w:rPr>
+          <w:rStyle w:val="FontStyle40"/>
+          <w:sz w:val="28"/>
+          <w:szCs w:val="28"/>
+        </w:rPr>
+        <w:t xml:space="preserve"> </w:t>
       </w:r>
       <w:r>
         <w:rPr>
@@ -6004,7 +5968,25 @@
           <w:sz w:val="28"/>
           <w:szCs w:val="28"/>
         </w:rPr>
-        <w:t xml:space="preserve">количество ошибок, обнаруженных второй независимой группой тестировщиков </w:t>
+        <w:t xml:space="preserve">количество ошибок, обнаруженных второй независимой группой </w:t>
+      </w:r>
+      <w:proofErr w:type="spellStart"/>
+      <w:r>
+        <w:rPr>
+          <w:rStyle w:val="FontStyle40"/>
+          <w:sz w:val="28"/>
+          <w:szCs w:val="28"/>
+        </w:rPr>
+        <w:t>тестировщиков</w:t>
+      </w:r>
+      <w:proofErr w:type="spellEnd"/>
+      <w:r>
+        <w:rPr>
+          <w:rStyle w:val="FontStyle40"/>
+          <w:sz w:val="28"/>
+          <w:szCs w:val="28"/>
+        </w:rPr>
+        <w:t xml:space="preserve"> </w:t>
       </w:r>
       <w:r>
         <w:rPr>
@@ -6076,7 +6058,25 @@
           <w:sz w:val="28"/>
           <w:szCs w:val="28"/>
         </w:rPr>
-        <w:t xml:space="preserve">количество ошибок, обнаруженных как первой, так и второй группой тестировщиков </w:t>
+        <w:t xml:space="preserve">количество ошибок, обнаруженных как первой, так и второй группой </w:t>
+      </w:r>
+      <w:proofErr w:type="spellStart"/>
+      <w:r>
+        <w:rPr>
+          <w:rStyle w:val="FontStyle40"/>
+          <w:sz w:val="28"/>
+          <w:szCs w:val="28"/>
+        </w:rPr>
+        <w:t>тестировщиков</w:t>
+      </w:r>
+      <w:proofErr w:type="spellEnd"/>
+      <w:r>
+        <w:rPr>
+          <w:rStyle w:val="FontStyle40"/>
+          <w:sz w:val="28"/>
+          <w:szCs w:val="28"/>
+        </w:rPr>
+        <w:t xml:space="preserve"> </w:t>
       </w:r>
       <w:r>
         <w:rPr>
@@ -6161,13 +6161,13 @@
           <w:sz w:val="28"/>
           <w:szCs w:val="28"/>
         </w:rPr>
-        <w:object w:dxaOrig="1440" w:dyaOrig="1440" w14:anchorId="587739B6">
+        <w:pict>
           <v:shape id="_x0000_s1089" type="#_x0000_t75" style="position:absolute;left:0;text-align:left;margin-left:0;margin-top:24.7pt;width:233.75pt;height:57.1pt;z-index:251676672;mso-position-horizontal:center">
-            <v:imagedata r:id="rId27" o:title=""/>
+            <v:imagedata r:id="rId26" o:title=""/>
             <w10:wrap type="square"/>
           </v:shape>
-          <o:OLEObject Type="Embed" ProgID="Equation.3" ShapeID="_x0000_s1089" DrawAspect="Content" ObjectID="_1788433925" r:id="rId28"/>
-        </w:object>
+          <o:OLEObject Type="Embed" ProgID="Equation.3" ShapeID="_x0000_s1089" DrawAspect="Content" ObjectID="_1566812297" r:id="rId27"/>
+        </w:pict>
       </w:r>
       <w:r>
         <w:rPr>
@@ -6338,7 +6338,25 @@
           <w:szCs w:val="28"/>
         </w:rPr>
         <w:lastRenderedPageBreak/>
-        <w:t>Две независимые группы тестировщиков проводили тестирование программного средства. Первая группа обнаружила 15 ошибок, а вторая - 20. На основании результатов тестирования было определено, что до начала тестирования в программе содержалось 42 ошибки.</w:t>
+        <w:t xml:space="preserve">Две независимые группы </w:t>
+      </w:r>
+      <w:proofErr w:type="spellStart"/>
+      <w:r>
+        <w:rPr>
+          <w:rStyle w:val="FontStyle40"/>
+          <w:sz w:val="28"/>
+          <w:szCs w:val="28"/>
+        </w:rPr>
+        <w:t>тестировщиков</w:t>
+      </w:r>
+      <w:proofErr w:type="spellEnd"/>
+      <w:r>
+        <w:rPr>
+          <w:rStyle w:val="FontStyle40"/>
+          <w:sz w:val="28"/>
+          <w:szCs w:val="28"/>
+        </w:rPr>
+        <w:t xml:space="preserve"> проводили тестирование программного средства. Первая группа обнаружила 15 ошибок, а вторая - 20. На основании результатов тестирования было определено, что до начала тестирования в программе содержалось 42 ошибки.</w:t>
       </w:r>
     </w:p>
     <w:p>
@@ -6429,7 +6447,25 @@
           <w:sz w:val="28"/>
           <w:szCs w:val="28"/>
         </w:rPr>
-        <w:t>количество ошибок, обнаруженных первой независимой группой тестировщиков (</w:t>
+        <w:t xml:space="preserve">количество ошибок, обнаруженных первой независимой группой </w:t>
+      </w:r>
+      <w:proofErr w:type="spellStart"/>
+      <w:r>
+        <w:rPr>
+          <w:rStyle w:val="FontStyle40"/>
+          <w:sz w:val="28"/>
+          <w:szCs w:val="28"/>
+        </w:rPr>
+        <w:t>тестировщиков</w:t>
+      </w:r>
+      <w:proofErr w:type="spellEnd"/>
+      <w:r>
+        <w:rPr>
+          <w:rStyle w:val="FontStyle40"/>
+          <w:sz w:val="28"/>
+          <w:szCs w:val="28"/>
+        </w:rPr>
+        <w:t xml:space="preserve"> (</w:t>
       </w:r>
       <w:r>
         <w:rPr>
@@ -6482,7 +6518,25 @@
           <w:sz w:val="28"/>
           <w:szCs w:val="28"/>
         </w:rPr>
-        <w:t>количество ошибок, обнаруженных второй независимой группой тестировщиков (</w:t>
+        <w:t xml:space="preserve">количество ошибок, обнаруженных второй независимой группой </w:t>
+      </w:r>
+      <w:proofErr w:type="spellStart"/>
+      <w:r>
+        <w:rPr>
+          <w:rStyle w:val="FontStyle40"/>
+          <w:sz w:val="28"/>
+          <w:szCs w:val="28"/>
+        </w:rPr>
+        <w:t>тестировщиков</w:t>
+      </w:r>
+      <w:proofErr w:type="spellEnd"/>
+      <w:r>
+        <w:rPr>
+          <w:rStyle w:val="FontStyle40"/>
+          <w:sz w:val="28"/>
+          <w:szCs w:val="28"/>
+        </w:rPr>
+        <w:t xml:space="preserve"> (</w:t>
       </w:r>
       <w:r>
         <w:rPr>
@@ -6594,13 +6648,13 @@
           <w:sz w:val="28"/>
           <w:szCs w:val="28"/>
         </w:rPr>
-        <w:object w:dxaOrig="1440" w:dyaOrig="1440" w14:anchorId="587739B7">
+        <w:pict>
           <v:shape id="_x0000_s1090" type="#_x0000_t75" style="position:absolute;left:0;text-align:left;margin-left:0;margin-top:24.4pt;width:232.1pt;height:51.4pt;z-index:251677696;mso-position-horizontal:center">
-            <v:imagedata r:id="rId29" o:title=""/>
+            <v:imagedata r:id="rId28" o:title=""/>
             <w10:wrap type="square"/>
           </v:shape>
-          <o:OLEObject Type="Embed" ProgID="Equation.3" ShapeID="_x0000_s1090" DrawAspect="Content" ObjectID="_1788433926" r:id="rId30"/>
-        </w:object>
+          <o:OLEObject Type="Embed" ProgID="Equation.3" ShapeID="_x0000_s1090" DrawAspect="Content" ObjectID="_1566812298" r:id="rId29"/>
+        </w:pict>
       </w:r>
       <w:r>
         <w:rPr>
@@ -6671,7 +6725,25 @@
           <w:sz w:val="28"/>
           <w:szCs w:val="28"/>
         </w:rPr>
-        <w:t>Следовательно, первой и второй группами тестировщиков найдено 7 общих ошибок.</w:t>
+        <w:t xml:space="preserve">Следовательно, первой и второй группами </w:t>
+      </w:r>
+      <w:proofErr w:type="spellStart"/>
+      <w:r>
+        <w:rPr>
+          <w:rStyle w:val="FontStyle40"/>
+          <w:sz w:val="28"/>
+          <w:szCs w:val="28"/>
+        </w:rPr>
+        <w:t>тестировщиков</w:t>
+      </w:r>
+      <w:proofErr w:type="spellEnd"/>
+      <w:r>
+        <w:rPr>
+          <w:rStyle w:val="FontStyle40"/>
+          <w:sz w:val="28"/>
+          <w:szCs w:val="28"/>
+        </w:rPr>
+        <w:t xml:space="preserve"> найдено 7 общих ошибок.</w:t>
       </w:r>
     </w:p>
     <w:p>
@@ -6815,6 +6887,7 @@
         </w:rPr>
         <w:t xml:space="preserve"> </w:t>
       </w:r>
+      <w:proofErr w:type="spellStart"/>
       <w:r>
         <w:rPr>
           <w:rStyle w:val="FontStyle40"/>
@@ -6825,6 +6898,7 @@
         </w:rPr>
         <w:t>Ei</w:t>
       </w:r>
+      <w:proofErr w:type="spellEnd"/>
       <w:r>
         <w:rPr>
           <w:rStyle w:val="FontStyle40"/>
@@ -6841,7 +6915,16 @@
           <w:sz w:val="28"/>
           <w:szCs w:val="28"/>
         </w:rPr>
-        <w:t xml:space="preserve">покрывающих все множество вариантов их использования в программе </w:t>
+        <w:t>покрывающих все множество вариантов их использования в программе</w:t>
+      </w:r>
+      <w:proofErr w:type="gramStart"/>
+      <w:r>
+        <w:rPr>
+          <w:rStyle w:val="FontStyle40"/>
+          <w:sz w:val="28"/>
+          <w:szCs w:val="28"/>
+        </w:rPr>
+        <w:t xml:space="preserve"> </w:t>
       </w:r>
       <w:r>
         <w:rPr>
@@ -6852,6 +6935,7 @@
         </w:rPr>
         <w:t>Е</w:t>
       </w:r>
+      <w:proofErr w:type="gramEnd"/>
       <w:r>
         <w:rPr>
           <w:rStyle w:val="FontStyle39"/>
@@ -6927,7 +7011,6 @@
         </w:rPr>
         <w:t xml:space="preserve">) </w:t>
       </w:r>
-      <w:proofErr w:type="gramStart"/>
       <w:r>
         <w:rPr>
           <w:rStyle w:val="FontStyle39"/>
@@ -6936,9 +7019,8 @@
           <w:sz w:val="28"/>
           <w:szCs w:val="28"/>
         </w:rPr>
-        <w:t>определяется  композицией</w:t>
-      </w:r>
-      <w:proofErr w:type="gramEnd"/>
+        <w:t xml:space="preserve">определяется  композицией результатов по всем вариантам данных </w:t>
+      </w:r>
       <w:r>
         <w:rPr>
           <w:rStyle w:val="FontStyle39"/>
@@ -6946,8 +7028,9 @@
           <w:i w:val="0"/>
           <w:sz w:val="28"/>
           <w:szCs w:val="28"/>
-        </w:rPr>
-        <w:t xml:space="preserve"> результатов по всем вариантам данных </w:t>
+          <w:lang w:val="en-US"/>
+        </w:rPr>
+        <w:t>F</w:t>
       </w:r>
       <w:r>
         <w:rPr>
@@ -6956,10 +7039,10 @@
           <w:i w:val="0"/>
           <w:sz w:val="28"/>
           <w:szCs w:val="28"/>
-          <w:lang w:val="en-US"/>
-        </w:rPr>
-        <w:t>F</w:t>
-      </w:r>
+        </w:rPr>
+        <w:t>(</w:t>
+      </w:r>
+      <w:proofErr w:type="spellStart"/>
       <w:r>
         <w:rPr>
           <w:rStyle w:val="FontStyle39"/>
@@ -6967,20 +7050,11 @@
           <w:i w:val="0"/>
           <w:sz w:val="28"/>
           <w:szCs w:val="28"/>
-        </w:rPr>
-        <w:t>(</w:t>
-      </w:r>
-      <w:r>
-        <w:rPr>
-          <w:rStyle w:val="FontStyle39"/>
-          <w:b w:val="0"/>
-          <w:i w:val="0"/>
-          <w:sz w:val="28"/>
-          <w:szCs w:val="28"/>
           <w:lang w:val="en-US"/>
         </w:rPr>
         <w:t>Ei</w:t>
       </w:r>
+      <w:proofErr w:type="spellEnd"/>
       <w:r>
         <w:rPr>
           <w:rStyle w:val="FontStyle39"/>
@@ -7015,13 +7089,13 @@
           <w:szCs w:val="28"/>
         </w:rPr>
         <w:lastRenderedPageBreak/>
-        <w:object w:dxaOrig="1440" w:dyaOrig="1440" w14:anchorId="587739B8">
+        <w:pict>
           <v:shape id="_x0000_s1081" type="#_x0000_t75" style="position:absolute;left:0;text-align:left;margin-left:36pt;margin-top:9.4pt;width:151pt;height:49pt;z-index:251668480" o:allowoverlap="f">
-            <v:imagedata r:id="rId31" o:title=""/>
+            <v:imagedata r:id="rId30" o:title=""/>
             <w10:wrap type="square"/>
           </v:shape>
-          <o:OLEObject Type="Embed" ProgID="Equation.3" ShapeID="_x0000_s1081" DrawAspect="Content" ObjectID="_1788433927" r:id="rId32"/>
-        </w:object>
+          <o:OLEObject Type="Embed" ProgID="Equation.3" ShapeID="_x0000_s1081" DrawAspect="Content" ObjectID="_1566812299" r:id="rId31"/>
+        </w:pict>
       </w:r>
     </w:p>
     <w:p>
@@ -7156,6 +7230,7 @@
         </w:rPr>
         <w:t xml:space="preserve">Если обозначить </w:t>
       </w:r>
+      <w:proofErr w:type="gramStart"/>
       <w:r>
         <w:rPr>
           <w:rStyle w:val="FontStyle19"/>
@@ -7165,6 +7240,7 @@
         </w:rPr>
         <w:t>F</w:t>
       </w:r>
+      <w:proofErr w:type="gramEnd"/>
       <w:r>
         <w:rPr>
           <w:rStyle w:val="FontStyle19"/>
@@ -7173,6 +7249,7 @@
         </w:rPr>
         <w:t>ф(</w:t>
       </w:r>
+      <w:proofErr w:type="spellStart"/>
       <w:r>
         <w:rPr>
           <w:rStyle w:val="FontStyle19"/>
@@ -7191,6 +7268,7 @@
         </w:rPr>
         <w:t>i</w:t>
       </w:r>
+      <w:proofErr w:type="spellEnd"/>
       <w:r>
         <w:rPr>
           <w:rStyle w:val="FontStyle19"/>
@@ -7207,6 +7285,7 @@
         </w:rPr>
         <w:t xml:space="preserve">множество фактических результатов выполнения программы на наборе </w:t>
       </w:r>
+      <w:proofErr w:type="spellStart"/>
       <w:r>
         <w:rPr>
           <w:rStyle w:val="FontStyle20"/>
@@ -7217,6 +7296,7 @@
         </w:rPr>
         <w:t>Ei</w:t>
       </w:r>
+      <w:proofErr w:type="spellEnd"/>
       <w:r>
         <w:rPr>
           <w:rStyle w:val="FontStyle20"/>
@@ -7247,13 +7327,13 @@
           <w:sz w:val="28"/>
           <w:szCs w:val="28"/>
         </w:rPr>
-        <w:object w:dxaOrig="1440" w:dyaOrig="1440" w14:anchorId="587739B9">
+        <w:pict>
           <v:shape id="_x0000_s1082" type="#_x0000_t75" style="position:absolute;left:0;text-align:left;margin-left:6pt;margin-top:.25pt;width:203.4pt;height:38.9pt;z-index:251669504">
-            <v:imagedata r:id="rId33" o:title=""/>
+            <v:imagedata r:id="rId32" o:title=""/>
             <w10:wrap type="square"/>
           </v:shape>
-          <o:OLEObject Type="Embed" ProgID="Equation.3" ShapeID="_x0000_s1082" DrawAspect="Content" ObjectID="_1788433928" r:id="rId34"/>
-        </w:object>
+          <o:OLEObject Type="Embed" ProgID="Equation.3" ShapeID="_x0000_s1082" DrawAspect="Content" ObjectID="_1566812300" r:id="rId33"/>
+        </w:pict>
       </w:r>
       <w:r>
         <w:rPr>
@@ -7310,7 +7390,6 @@
         </w:rPr>
         <w:sym w:font="Symbol" w:char="F065"/>
       </w:r>
-      <w:proofErr w:type="spellStart"/>
       <w:r>
         <w:rPr>
           <w:rStyle w:val="FontStyle20"/>
@@ -7321,7 +7400,6 @@
         </w:rPr>
         <w:t>i</w:t>
       </w:r>
-      <w:proofErr w:type="spellEnd"/>
       <w:r>
         <w:rPr>
           <w:rStyle w:val="FontStyle20"/>
@@ -7338,7 +7416,7 @@
         </w:rPr>
         <w:t>Е</w:t>
       </w:r>
-      <w:proofErr w:type="spellStart"/>
+      <w:proofErr w:type="gramStart"/>
       <w:r>
         <w:rPr>
           <w:rStyle w:val="FontStyle19"/>
@@ -7348,7 +7426,7 @@
         </w:rPr>
         <w:t>i</w:t>
       </w:r>
-      <w:proofErr w:type="spellEnd"/>
+      <w:proofErr w:type="gramEnd"/>
       <w:r>
         <w:rPr>
           <w:rStyle w:val="FontStyle19"/>
@@ -7411,13 +7489,13 @@
           <w:sz w:val="28"/>
           <w:szCs w:val="28"/>
         </w:rPr>
-        <w:object w:dxaOrig="1440" w:dyaOrig="1440" w14:anchorId="587739BA">
+        <w:pict>
           <v:shape id="_x0000_s1083" type="#_x0000_t75" style="position:absolute;left:0;text-align:left;margin-left:18pt;margin-top:3.95pt;width:203.4pt;height:38.9pt;z-index:251670528">
-            <v:imagedata r:id="rId35" o:title=""/>
+            <v:imagedata r:id="rId34" o:title=""/>
             <w10:wrap type="square"/>
           </v:shape>
-          <o:OLEObject Type="Embed" ProgID="Equation.3" ShapeID="_x0000_s1083" DrawAspect="Content" ObjectID="_1788433929" r:id="rId36"/>
-        </w:object>
+          <o:OLEObject Type="Embed" ProgID="Equation.3" ShapeID="_x0000_s1083" DrawAspect="Content" ObjectID="_1566812301" r:id="rId35"/>
+        </w:pict>
       </w:r>
       <w:r>
         <w:rPr>
@@ -7535,7 +7613,7 @@
         </w:rPr>
         <w:t xml:space="preserve">или программа «зацикливается» (выполняется бесконечное продолжение работы программы, при котором программа не может закончиться). При этом предполагается, что выбор любого набора исходных данных </w:t>
       </w:r>
-      <w:bookmarkStart w:id="0" w:name="_Hlk177820813"/>
+      <w:proofErr w:type="spellStart"/>
       <w:r>
         <w:rPr>
           <w:rStyle w:val="FontStyle19"/>
@@ -7556,6 +7634,7 @@
         </w:rPr>
         <w:t>i</w:t>
       </w:r>
+      <w:proofErr w:type="spellEnd"/>
       <w:r>
         <w:rPr>
           <w:rStyle w:val="FontStyle19"/>
@@ -7583,7 +7662,6 @@
         </w:rPr>
         <w:t xml:space="preserve"> </w:t>
       </w:r>
-      <w:bookmarkEnd w:id="0"/>
       <w:r>
         <w:rPr>
           <w:rStyle w:val="FontStyle20"/>
@@ -7612,7 +7690,16 @@
           <w:sz w:val="28"/>
           <w:szCs w:val="28"/>
         </w:rPr>
-        <w:t xml:space="preserve">Мощность всего множества наборов исходных данных </w:t>
+        <w:t>Мощность всего множества наборов исходных данных</w:t>
+      </w:r>
+      <w:proofErr w:type="gramStart"/>
+      <w:r>
+        <w:rPr>
+          <w:rStyle w:val="FontStyle20"/>
+          <w:sz w:val="28"/>
+          <w:szCs w:val="28"/>
+        </w:rPr>
+        <w:t xml:space="preserve"> </w:t>
       </w:r>
       <w:r>
         <w:rPr>
@@ -7620,7 +7707,16 @@
           <w:sz w:val="28"/>
           <w:szCs w:val="28"/>
         </w:rPr>
-        <w:t xml:space="preserve">Е </w:t>
+        <w:t>Е</w:t>
+      </w:r>
+      <w:proofErr w:type="gramEnd"/>
+      <w:r>
+        <w:rPr>
+          <w:rStyle w:val="FontStyle19"/>
+          <w:sz w:val="28"/>
+          <w:szCs w:val="28"/>
+        </w:rPr>
+        <w:t xml:space="preserve"> </w:t>
       </w:r>
       <w:r>
         <w:rPr>
@@ -7646,6 +7742,7 @@
         </w:rPr>
         <w:t xml:space="preserve">Множество, состоящее из всех наборов </w:t>
       </w:r>
+      <w:proofErr w:type="spellStart"/>
       <w:r>
         <w:rPr>
           <w:rStyle w:val="FontStyle19"/>
@@ -7664,6 +7761,7 @@
         </w:rPr>
         <w:t>i</w:t>
       </w:r>
+      <w:proofErr w:type="spellEnd"/>
       <w:r>
         <w:rPr>
           <w:rStyle w:val="FontStyle19"/>
@@ -7771,7 +7869,6 @@
         </w:rPr>
         <w:t xml:space="preserve">. </w:t>
       </w:r>
-      <w:bookmarkStart w:id="1" w:name="_Hlk177820990"/>
       <w:r>
         <w:rPr>
           <w:rStyle w:val="FontStyle20"/>
@@ -7780,6 +7877,7 @@
         </w:rPr>
         <w:t xml:space="preserve">Совокупность действий, включающих ввод </w:t>
       </w:r>
+      <w:proofErr w:type="spellStart"/>
       <w:r>
         <w:rPr>
           <w:rStyle w:val="FontStyle19"/>
@@ -7800,6 +7898,7 @@
         </w:rPr>
         <w:t>i</w:t>
       </w:r>
+      <w:proofErr w:type="spellEnd"/>
       <w:r>
         <w:rPr>
           <w:rStyle w:val="FontStyle19"/>
@@ -7816,6 +7915,7 @@
         </w:rPr>
         <w:t xml:space="preserve">и выполнение программы, которое заканчивается получением результата </w:t>
       </w:r>
+      <w:proofErr w:type="gramStart"/>
       <w:r>
         <w:rPr>
           <w:rStyle w:val="FontStyle19"/>
@@ -7825,6 +7925,7 @@
         </w:rPr>
         <w:t>F</w:t>
       </w:r>
+      <w:proofErr w:type="gramEnd"/>
       <w:r>
         <w:rPr>
           <w:rStyle w:val="FontStyle19"/>
@@ -7833,7 +7934,7 @@
         </w:rPr>
         <w:t>ф(</w:t>
       </w:r>
-      <w:proofErr w:type="gramStart"/>
+      <w:proofErr w:type="spellStart"/>
       <w:r>
         <w:rPr>
           <w:rStyle w:val="FontStyle19"/>
@@ -7852,6 +7953,7 @@
         </w:rPr>
         <w:t>i</w:t>
       </w:r>
+      <w:proofErr w:type="spellEnd"/>
       <w:r>
         <w:rPr>
           <w:rStyle w:val="FontStyle19"/>
@@ -7866,35 +7968,34 @@
           <w:sz w:val="28"/>
           <w:szCs w:val="28"/>
         </w:rPr>
-        <w:t xml:space="preserve"> или</w:t>
-      </w:r>
-      <w:proofErr w:type="gramEnd"/>
+        <w:t xml:space="preserve"> или рабочим отказом, называется </w:t>
+      </w:r>
+      <w:r>
+        <w:rPr>
+          <w:rStyle w:val="FontStyle19"/>
+          <w:sz w:val="28"/>
+          <w:szCs w:val="28"/>
+        </w:rPr>
+        <w:t xml:space="preserve">прогоном программы. </w:t>
+      </w:r>
       <w:r>
         <w:rPr>
           <w:rStyle w:val="FontStyle20"/>
           <w:sz w:val="28"/>
           <w:szCs w:val="28"/>
         </w:rPr>
-        <w:t xml:space="preserve"> рабочим отказом, называется </w:t>
-      </w:r>
+        <w:t xml:space="preserve">Следует заметить, что входные данные, образующие набор </w:t>
+      </w:r>
+      <w:proofErr w:type="spellStart"/>
       <w:r>
         <w:rPr>
           <w:rStyle w:val="FontStyle19"/>
           <w:sz w:val="28"/>
           <w:szCs w:val="28"/>
-        </w:rPr>
-        <w:t xml:space="preserve">прогоном программы. </w:t>
-      </w:r>
-      <w:bookmarkEnd w:id="1"/>
-      <w:r>
-        <w:rPr>
-          <w:rStyle w:val="FontStyle20"/>
-          <w:sz w:val="28"/>
-          <w:szCs w:val="28"/>
-        </w:rPr>
-        <w:t xml:space="preserve">Следует заметить, что входные данные, образующие набор </w:t>
-      </w:r>
-      <w:proofErr w:type="gramStart"/>
+          <w:lang w:val="en-US"/>
+        </w:rPr>
+        <w:t>E</w:t>
+      </w:r>
       <w:r>
         <w:rPr>
           <w:rStyle w:val="FontStyle19"/>
@@ -7902,18 +8003,9 @@
           <w:szCs w:val="28"/>
           <w:lang w:val="en-US"/>
         </w:rPr>
-        <w:t>E</w:t>
-      </w:r>
-      <w:r>
-        <w:rPr>
-          <w:rStyle w:val="FontStyle19"/>
-          <w:sz w:val="28"/>
-          <w:szCs w:val="28"/>
-          <w:lang w:val="en-US"/>
-        </w:rPr>
         <w:t>i</w:t>
       </w:r>
-      <w:proofErr w:type="gramEnd"/>
+      <w:proofErr w:type="spellEnd"/>
       <w:r>
         <w:rPr>
           <w:rStyle w:val="FontStyle19"/>
@@ -7951,13 +8043,23 @@
         </w:rPr>
         <w:t xml:space="preserve">При этих допущениях справедливо утверждать следующее: вероятность </w:t>
       </w:r>
+      <w:proofErr w:type="gramStart"/>
       <w:r>
         <w:rPr>
           <w:rStyle w:val="FontStyle19"/>
           <w:sz w:val="28"/>
           <w:szCs w:val="28"/>
         </w:rPr>
-        <w:t xml:space="preserve">Р </w:t>
+        <w:t>Р</w:t>
+      </w:r>
+      <w:proofErr w:type="gramEnd"/>
+      <w:r>
+        <w:rPr>
+          <w:rStyle w:val="FontStyle19"/>
+          <w:sz w:val="28"/>
+          <w:szCs w:val="28"/>
+        </w:rPr>
+        <w:t xml:space="preserve"> </w:t>
       </w:r>
       <w:r>
         <w:rPr>
@@ -7967,6 +8069,7 @@
         </w:rPr>
         <w:t xml:space="preserve">того, что прогон программы приведет к рабочему отказу, равна вероятности того, что набор данных </w:t>
       </w:r>
+      <w:proofErr w:type="spellStart"/>
       <w:r>
         <w:rPr>
           <w:rStyle w:val="FontStyle20"/>
@@ -7977,6 +8080,7 @@
         </w:rPr>
         <w:t>Ei</w:t>
       </w:r>
+      <w:proofErr w:type="spellEnd"/>
       <w:r>
         <w:rPr>
           <w:rStyle w:val="FontStyle20"/>
@@ -8034,7 +8138,25 @@
           <w:szCs w:val="28"/>
         </w:rPr>
         <w:lastRenderedPageBreak/>
-        <w:t>вероятность появления ошибки при прогоне программы на входном наборе, случайно выбранном из числа равновероятных, определяется следующим выражением:</w:t>
+        <w:t xml:space="preserve">вероятность появления ошибки при прогоне программы на входном наборе, случайно выбранном из числа </w:t>
+      </w:r>
+      <w:proofErr w:type="gramStart"/>
+      <w:r>
+        <w:rPr>
+          <w:rStyle w:val="FontStyle20"/>
+          <w:sz w:val="28"/>
+          <w:szCs w:val="28"/>
+        </w:rPr>
+        <w:t>равновероятных</w:t>
+      </w:r>
+      <w:proofErr w:type="gramEnd"/>
+      <w:r>
+        <w:rPr>
+          <w:rStyle w:val="FontStyle20"/>
+          <w:sz w:val="28"/>
+          <w:szCs w:val="28"/>
+        </w:rPr>
+        <w:t>, определяется следующим выражением:</w:t>
       </w:r>
     </w:p>
     <w:p>
@@ -8064,13 +8186,13 @@
           <w:sz w:val="28"/>
           <w:szCs w:val="28"/>
         </w:rPr>
-        <w:object w:dxaOrig="1440" w:dyaOrig="1440" w14:anchorId="587739BB">
+        <w:pict>
           <v:shape id="_x0000_s1084" type="#_x0000_t75" style="position:absolute;left:0;text-align:left;margin-left:30pt;margin-top:5.4pt;width:187.45pt;height:37.45pt;z-index:251671552">
-            <v:imagedata r:id="rId37" o:title=""/>
+            <v:imagedata r:id="rId36" o:title=""/>
             <w10:wrap type="square"/>
           </v:shape>
-          <o:OLEObject Type="Embed" ProgID="Equation.3" ShapeID="_x0000_s1084" DrawAspect="Content" ObjectID="_1788433930" r:id="rId38"/>
-        </w:object>
+          <o:OLEObject Type="Embed" ProgID="Equation.3" ShapeID="_x0000_s1084" DrawAspect="Content" ObjectID="_1566812302" r:id="rId37"/>
+        </w:pict>
       </w:r>
     </w:p>
     <w:p>
@@ -8167,6 +8289,7 @@
         </w:rPr>
         <w:t xml:space="preserve">того, что прогон программы на наборе входных данных </w:t>
       </w:r>
+      <w:proofErr w:type="spellStart"/>
       <w:r>
         <w:rPr>
           <w:rStyle w:val="FontStyle19"/>
@@ -8187,6 +8310,7 @@
         </w:rPr>
         <w:t>i</w:t>
       </w:r>
+      <w:proofErr w:type="spellEnd"/>
       <w:r>
         <w:rPr>
           <w:rStyle w:val="FontStyle19"/>
@@ -8210,7 +8334,16 @@
           <w:sz w:val="28"/>
           <w:szCs w:val="28"/>
         </w:rPr>
-        <w:t xml:space="preserve">случайно выбранном из </w:t>
+        <w:t>случайно выбранном из</w:t>
+      </w:r>
+      <w:proofErr w:type="gramStart"/>
+      <w:r>
+        <w:rPr>
+          <w:rStyle w:val="FontStyle20"/>
+          <w:sz w:val="28"/>
+          <w:szCs w:val="28"/>
+        </w:rPr>
+        <w:t xml:space="preserve"> </w:t>
       </w:r>
       <w:r>
         <w:rPr>
@@ -8221,6 +8354,7 @@
         </w:rPr>
         <w:t>Е</w:t>
       </w:r>
+      <w:proofErr w:type="gramEnd"/>
       <w:r>
         <w:rPr>
           <w:rStyle w:val="FontStyle19"/>
@@ -8261,13 +8395,13 @@
           <w:sz w:val="28"/>
           <w:szCs w:val="28"/>
         </w:rPr>
-        <w:object w:dxaOrig="1440" w:dyaOrig="1440" w14:anchorId="587739BC">
+        <w:pict>
           <v:shape id="_x0000_s1085" type="#_x0000_t75" style="position:absolute;left:0;text-align:left;margin-left:6pt;margin-top:7.1pt;width:2in;height:48.5pt;z-index:251672576">
-            <v:imagedata r:id="rId39" o:title=""/>
+            <v:imagedata r:id="rId38" o:title=""/>
             <w10:wrap type="square"/>
           </v:shape>
-          <o:OLEObject Type="Embed" ProgID="Equation.3" ShapeID="_x0000_s1085" DrawAspect="Content" ObjectID="_1788433931" r:id="rId40"/>
-        </w:object>
+          <o:OLEObject Type="Embed" ProgID="Equation.3" ShapeID="_x0000_s1085" DrawAspect="Content" ObjectID="_1566812303" r:id="rId39"/>
+        </w:pict>
       </w:r>
     </w:p>
     <w:p>
@@ -8337,21 +8471,30 @@
           <w:sz w:val="28"/>
           <w:szCs w:val="28"/>
         </w:rPr>
-        <w:object w:dxaOrig="1440" w:dyaOrig="1440" w14:anchorId="587739BD">
+        <w:pict>
           <v:shape id="_x0000_s1086" type="#_x0000_t75" style="position:absolute;left:0;text-align:left;margin-left:12pt;margin-top:84.7pt;width:139.05pt;height:53.2pt;z-index:251673600">
-            <v:imagedata r:id="rId41" o:title=""/>
+            <v:imagedata r:id="rId40" o:title=""/>
             <w10:wrap type="square"/>
           </v:shape>
-          <o:OLEObject Type="Embed" ProgID="Equation.3" ShapeID="_x0000_s1086" DrawAspect="Content" ObjectID="_1788433932" r:id="rId42"/>
-        </w:object>
-      </w:r>
-      <w:r>
-        <w:rPr>
-          <w:rStyle w:val="FontStyle40"/>
-          <w:sz w:val="28"/>
-          <w:szCs w:val="28"/>
-        </w:rPr>
-        <w:t xml:space="preserve">Если выбор набора данных из множества </w:t>
+          <o:OLEObject Type="Embed" ProgID="Equation.3" ShapeID="_x0000_s1086" DrawAspect="Content" ObjectID="_1566812304" r:id="rId41"/>
+        </w:pict>
+      </w:r>
+      <w:r>
+        <w:rPr>
+          <w:rStyle w:val="FontStyle40"/>
+          <w:sz w:val="28"/>
+          <w:szCs w:val="28"/>
+        </w:rPr>
+        <w:t>Если выбор набора данных из множества</w:t>
+      </w:r>
+      <w:proofErr w:type="gramStart"/>
+      <w:r>
+        <w:rPr>
+          <w:rStyle w:val="FontStyle40"/>
+          <w:sz w:val="28"/>
+          <w:szCs w:val="28"/>
+        </w:rPr>
+        <w:t xml:space="preserve"> </w:t>
       </w:r>
       <w:r>
         <w:rPr>
@@ -8362,6 +8505,7 @@
         </w:rPr>
         <w:t>Е</w:t>
       </w:r>
+      <w:proofErr w:type="gramEnd"/>
       <w:r>
         <w:rPr>
           <w:rStyle w:val="FontStyle39"/>
@@ -8482,7 +8626,6 @@
         </w:rPr>
         <w:t xml:space="preserve">вероятность (частота) использования </w:t>
       </w:r>
-      <w:proofErr w:type="spellStart"/>
       <w:r>
         <w:rPr>
           <w:rStyle w:val="FontStyle40"/>
@@ -8492,7 +8635,6 @@
         </w:rPr>
         <w:t>i</w:t>
       </w:r>
-      <w:proofErr w:type="spellEnd"/>
       <w:r>
         <w:rPr>
           <w:rStyle w:val="FontStyle40"/>
@@ -8510,7 +8652,7 @@
         </w:rPr>
         <w:t>у</w:t>
       </w:r>
-      <w:proofErr w:type="spellStart"/>
+      <w:proofErr w:type="gramStart"/>
       <w:r>
         <w:rPr>
           <w:rStyle w:val="FontStyle39"/>
@@ -8521,7 +8663,7 @@
         </w:rPr>
         <w:t>i</w:t>
       </w:r>
-      <w:proofErr w:type="spellEnd"/>
+      <w:proofErr w:type="gramEnd"/>
       <w:r>
         <w:rPr>
           <w:rStyle w:val="FontStyle39"/>
@@ -8557,13 +8699,13 @@
           <w:sz w:val="28"/>
           <w:szCs w:val="28"/>
         </w:rPr>
-        <w:object w:dxaOrig="1440" w:dyaOrig="1440" w14:anchorId="587739BE">
+        <w:pict>
           <v:shape id="_x0000_s1087" type="#_x0000_t75" style="position:absolute;left:0;text-align:left;margin-left:0;margin-top:72.45pt;width:168pt;height:29.65pt;z-index:251674624;mso-position-horizontal:left">
-            <v:imagedata r:id="rId43" o:title=""/>
+            <v:imagedata r:id="rId42" o:title=""/>
             <w10:wrap type="square"/>
           </v:shape>
-          <o:OLEObject Type="Embed" ProgID="Equation.3" ShapeID="_x0000_s1087" DrawAspect="Content" ObjectID="_1788433933" r:id="rId44"/>
-        </w:object>
+          <o:OLEObject Type="Embed" ProgID="Equation.3" ShapeID="_x0000_s1087" DrawAspect="Content" ObjectID="_1566812305" r:id="rId43"/>
+        </w:pict>
       </w:r>
       <w:r>
         <w:rPr>
@@ -8627,16 +8769,17 @@
         </w:rPr>
         <w:t xml:space="preserve">успешного выполнения </w:t>
       </w:r>
+      <w:proofErr w:type="gramStart"/>
       <w:r>
         <w:rPr>
           <w:rStyle w:val="FontStyle41"/>
           <w:b w:val="0"/>
           <w:sz w:val="28"/>
           <w:szCs w:val="28"/>
-          <w:lang w:val="en-US"/>
-        </w:rPr>
-        <w:t>n</w:t>
-      </w:r>
+        </w:rPr>
+        <w:t>п</w:t>
+      </w:r>
+      <w:proofErr w:type="gramEnd"/>
       <w:r>
         <w:rPr>
           <w:rStyle w:val="FontStyle41"/>
@@ -8715,13 +8858,13 @@
           <w:sz w:val="28"/>
           <w:szCs w:val="28"/>
         </w:rPr>
-        <w:object w:dxaOrig="1440" w:dyaOrig="1440" w14:anchorId="587739BF">
+        <w:pict>
           <v:shape id="_x0000_s1088" type="#_x0000_t75" style="position:absolute;left:0;text-align:left;margin-left:0;margin-top:24.45pt;width:2in;height:54.1pt;z-index:251675648;mso-position-horizontal:left">
-            <v:imagedata r:id="rId45" o:title=""/>
+            <v:imagedata r:id="rId44" o:title=""/>
             <w10:wrap type="square"/>
           </v:shape>
-          <o:OLEObject Type="Embed" ProgID="Equation.3" ShapeID="_x0000_s1088" DrawAspect="Content" ObjectID="_1788433934" r:id="rId46"/>
-        </w:object>
+          <o:OLEObject Type="Embed" ProgID="Equation.3" ShapeID="_x0000_s1088" DrawAspect="Content" ObjectID="_1566812306" r:id="rId45"/>
+        </w:pict>
       </w:r>
       <w:r>
         <w:rPr>
@@ -9147,7 +9290,16 @@
           <w:sz w:val="28"/>
           <w:szCs w:val="28"/>
         </w:rPr>
-        <w:t xml:space="preserve">случайно выбранном из </w:t>
+        <w:t>случайно выбранном из</w:t>
+      </w:r>
+      <w:proofErr w:type="gramStart"/>
+      <w:r>
+        <w:rPr>
+          <w:rStyle w:val="FontStyle40"/>
+          <w:sz w:val="28"/>
+          <w:szCs w:val="28"/>
+        </w:rPr>
+        <w:t xml:space="preserve"> </w:t>
       </w:r>
       <w:r>
         <w:rPr>
@@ -9159,6 +9311,7 @@
         </w:rPr>
         <w:t>Е</w:t>
       </w:r>
+      <w:proofErr w:type="gramEnd"/>
       <w:r>
         <w:rPr>
           <w:rStyle w:val="FontStyle39"/>
@@ -9423,8 +9576,20 @@
           <w:szCs w:val="28"/>
           <w:lang w:eastAsia="en-US"/>
         </w:rPr>
-        <w:t>1-0,5</w:t>
-      </w:r>
+        <w:t>1-0</w:t>
+      </w:r>
+      <w:proofErr w:type="gramStart"/>
+      <w:r>
+        <w:rPr>
+          <w:rStyle w:val="FontStyle40"/>
+          <w:spacing w:val="20"/>
+          <w:sz w:val="28"/>
+          <w:szCs w:val="28"/>
+          <w:lang w:eastAsia="en-US"/>
+        </w:rPr>
+        <w:t>,5</w:t>
+      </w:r>
+      <w:proofErr w:type="gramEnd"/>
       <w:r>
         <w:rPr>
           <w:rStyle w:val="FontStyle40"/>
@@ -9567,6 +9732,12 @@
         <w:gridCol w:w="1841"/>
       </w:tblGrid>
       <w:tr>
+        <w:tblPrEx>
+          <w:tblCellMar>
+            <w:top w:w="0" w:type="dxa"/>
+            <w:bottom w:w="0" w:type="dxa"/>
+          </w:tblCellMar>
+        </w:tblPrEx>
         <w:tc>
           <w:tcPr>
             <w:tcW w:w="992" w:type="dxa"/>
@@ -9767,6 +9938,12 @@
         </w:tc>
       </w:tr>
       <w:tr>
+        <w:tblPrEx>
+          <w:tblCellMar>
+            <w:top w:w="0" w:type="dxa"/>
+            <w:bottom w:w="0" w:type="dxa"/>
+          </w:tblCellMar>
+        </w:tblPrEx>
         <w:trPr>
           <w:trHeight w:val="960"/>
         </w:trPr>
@@ -10104,6 +10281,12 @@
         </w:tc>
       </w:tr>
       <w:tr>
+        <w:tblPrEx>
+          <w:tblCellMar>
+            <w:top w:w="0" w:type="dxa"/>
+            <w:bottom w:w="0" w:type="dxa"/>
+          </w:tblCellMar>
+        </w:tblPrEx>
         <w:tc>
           <w:tcPr>
             <w:tcW w:w="992" w:type="dxa"/>
@@ -10304,6 +10487,12 @@
         </w:tc>
       </w:tr>
       <w:tr>
+        <w:tblPrEx>
+          <w:tblCellMar>
+            <w:top w:w="0" w:type="dxa"/>
+            <w:bottom w:w="0" w:type="dxa"/>
+          </w:tblCellMar>
+        </w:tblPrEx>
         <w:tc>
           <w:tcPr>
             <w:tcW w:w="992" w:type="dxa"/>
@@ -10504,6 +10693,12 @@
         </w:tc>
       </w:tr>
       <w:tr>
+        <w:tblPrEx>
+          <w:tblCellMar>
+            <w:top w:w="0" w:type="dxa"/>
+            <w:bottom w:w="0" w:type="dxa"/>
+          </w:tblCellMar>
+        </w:tblPrEx>
         <w:tc>
           <w:tcPr>
             <w:tcW w:w="992" w:type="dxa"/>
@@ -10704,6 +10899,12 @@
         </w:tc>
       </w:tr>
       <w:tr>
+        <w:tblPrEx>
+          <w:tblCellMar>
+            <w:top w:w="0" w:type="dxa"/>
+            <w:bottom w:w="0" w:type="dxa"/>
+          </w:tblCellMar>
+        </w:tblPrEx>
         <w:tc>
           <w:tcPr>
             <w:tcW w:w="992" w:type="dxa"/>
@@ -10904,6 +11105,12 @@
         </w:tc>
       </w:tr>
       <w:tr>
+        <w:tblPrEx>
+          <w:tblCellMar>
+            <w:top w:w="0" w:type="dxa"/>
+            <w:bottom w:w="0" w:type="dxa"/>
+          </w:tblCellMar>
+        </w:tblPrEx>
         <w:tc>
           <w:tcPr>
             <w:tcW w:w="992" w:type="dxa"/>
@@ -11104,6 +11311,12 @@
         </w:tc>
       </w:tr>
       <w:tr>
+        <w:tblPrEx>
+          <w:tblCellMar>
+            <w:top w:w="0" w:type="dxa"/>
+            <w:bottom w:w="0" w:type="dxa"/>
+          </w:tblCellMar>
+        </w:tblPrEx>
         <w:tc>
           <w:tcPr>
             <w:tcW w:w="992" w:type="dxa"/>
@@ -11304,6 +11517,12 @@
         </w:tc>
       </w:tr>
       <w:tr>
+        <w:tblPrEx>
+          <w:tblCellMar>
+            <w:top w:w="0" w:type="dxa"/>
+            <w:bottom w:w="0" w:type="dxa"/>
+          </w:tblCellMar>
+        </w:tblPrEx>
         <w:tc>
           <w:tcPr>
             <w:tcW w:w="992" w:type="dxa"/>
@@ -11504,6 +11723,12 @@
         </w:tc>
       </w:tr>
       <w:tr>
+        <w:tblPrEx>
+          <w:tblCellMar>
+            <w:top w:w="0" w:type="dxa"/>
+            <w:bottom w:w="0" w:type="dxa"/>
+          </w:tblCellMar>
+        </w:tblPrEx>
         <w:tc>
           <w:tcPr>
             <w:tcW w:w="992" w:type="dxa"/>
@@ -11704,6 +11929,12 @@
         </w:tc>
       </w:tr>
       <w:tr>
+        <w:tblPrEx>
+          <w:tblCellMar>
+            <w:top w:w="0" w:type="dxa"/>
+            <w:bottom w:w="0" w:type="dxa"/>
+          </w:tblCellMar>
+        </w:tblPrEx>
         <w:tc>
           <w:tcPr>
             <w:tcW w:w="992" w:type="dxa"/>
@@ -11904,6 +12135,12 @@
         </w:tc>
       </w:tr>
       <w:tr>
+        <w:tblPrEx>
+          <w:tblCellMar>
+            <w:top w:w="0" w:type="dxa"/>
+            <w:bottom w:w="0" w:type="dxa"/>
+          </w:tblCellMar>
+        </w:tblPrEx>
         <w:tc>
           <w:tcPr>
             <w:tcW w:w="992" w:type="dxa"/>
@@ -12104,6 +12341,12 @@
         </w:tc>
       </w:tr>
       <w:tr>
+        <w:tblPrEx>
+          <w:tblCellMar>
+            <w:top w:w="0" w:type="dxa"/>
+            <w:bottom w:w="0" w:type="dxa"/>
+          </w:tblCellMar>
+        </w:tblPrEx>
         <w:tc>
           <w:tcPr>
             <w:tcW w:w="992" w:type="dxa"/>
@@ -12304,6 +12547,12 @@
         </w:tc>
       </w:tr>
       <w:tr>
+        <w:tblPrEx>
+          <w:tblCellMar>
+            <w:top w:w="0" w:type="dxa"/>
+            <w:bottom w:w="0" w:type="dxa"/>
+          </w:tblCellMar>
+        </w:tblPrEx>
         <w:tc>
           <w:tcPr>
             <w:tcW w:w="992" w:type="dxa"/>
@@ -12504,6 +12753,12 @@
         </w:tc>
       </w:tr>
       <w:tr>
+        <w:tblPrEx>
+          <w:tblCellMar>
+            <w:top w:w="0" w:type="dxa"/>
+            <w:bottom w:w="0" w:type="dxa"/>
+          </w:tblCellMar>
+        </w:tblPrEx>
         <w:tc>
           <w:tcPr>
             <w:tcW w:w="992" w:type="dxa"/>
@@ -12704,6 +12959,12 @@
         </w:tc>
       </w:tr>
       <w:tr>
+        <w:tblPrEx>
+          <w:tblCellMar>
+            <w:top w:w="0" w:type="dxa"/>
+            <w:bottom w:w="0" w:type="dxa"/>
+          </w:tblCellMar>
+        </w:tblPrEx>
         <w:tc>
           <w:tcPr>
             <w:tcW w:w="992" w:type="dxa"/>
@@ -12904,6 +13165,12 @@
         </w:tc>
       </w:tr>
       <w:tr>
+        <w:tblPrEx>
+          <w:tblCellMar>
+            <w:top w:w="0" w:type="dxa"/>
+            <w:bottom w:w="0" w:type="dxa"/>
+          </w:tblCellMar>
+        </w:tblPrEx>
         <w:tc>
           <w:tcPr>
             <w:tcW w:w="992" w:type="dxa"/>
@@ -13240,26 +13507,309 @@
           <w:rStyle w:val="FontStyle40"/>
           <w:sz w:val="28"/>
           <w:szCs w:val="28"/>
+          <w:lang w:val="en-US" w:eastAsia="en-US"/>
+        </w:rPr>
+        <w:t xml:space="preserve"> </w:t>
+      </w:r>
+      <w:r>
+        <w:rPr>
+          <w:rStyle w:val="FontStyle40"/>
+          <w:sz w:val="28"/>
+          <w:szCs w:val="28"/>
           <w:lang w:eastAsia="en-US"/>
         </w:rPr>
+        <w:t xml:space="preserve">(0,04 </w:t>
+      </w:r>
+      <w:r>
+        <w:rPr>
+          <w:rStyle w:val="FontStyle40"/>
+          <w:sz w:val="28"/>
+          <w:szCs w:val="28"/>
+          <w:lang w:val="en-US" w:eastAsia="en-US"/>
+        </w:rPr>
+        <w:t>*</w:t>
+      </w:r>
+      <w:r>
+        <w:rPr>
+          <w:rStyle w:val="FontStyle40"/>
+          <w:sz w:val="28"/>
+          <w:szCs w:val="28"/>
+          <w:lang w:eastAsia="en-US"/>
+        </w:rPr>
+        <w:t xml:space="preserve"> 1+0,02 </w:t>
+      </w:r>
+      <w:r>
+        <w:rPr>
+          <w:rStyle w:val="FontStyle40"/>
+          <w:sz w:val="28"/>
+          <w:szCs w:val="28"/>
+          <w:lang w:val="en-US" w:eastAsia="en-US"/>
+        </w:rPr>
+        <w:t>*</w:t>
+      </w:r>
+      <w:r>
+        <w:rPr>
+          <w:rStyle w:val="FontStyle40"/>
+          <w:sz w:val="28"/>
+          <w:szCs w:val="28"/>
+          <w:lang w:eastAsia="en-US"/>
+        </w:rPr>
+        <w:t xml:space="preserve"> 1+0,05 </w:t>
+      </w:r>
+      <w:r>
+        <w:rPr>
+          <w:rStyle w:val="FontStyle40"/>
+          <w:sz w:val="28"/>
+          <w:szCs w:val="28"/>
+          <w:lang w:val="en-US" w:eastAsia="en-US"/>
+        </w:rPr>
+        <w:t>*</w:t>
+      </w:r>
+      <w:r>
+        <w:rPr>
+          <w:rStyle w:val="FontStyle40"/>
+          <w:sz w:val="28"/>
+          <w:szCs w:val="28"/>
+          <w:lang w:eastAsia="en-US"/>
+        </w:rPr>
+        <w:t xml:space="preserve"> 1 +0,02 </w:t>
+      </w:r>
+      <w:r>
+        <w:rPr>
+          <w:rStyle w:val="FontStyle40"/>
+          <w:sz w:val="28"/>
+          <w:szCs w:val="28"/>
+          <w:lang w:val="en-US" w:eastAsia="en-US"/>
+        </w:rPr>
+        <w:t>*</w:t>
+      </w:r>
+      <w:r>
+        <w:rPr>
+          <w:rStyle w:val="FontStyle40"/>
+          <w:sz w:val="28"/>
+          <w:szCs w:val="28"/>
+          <w:lang w:eastAsia="en-US"/>
+        </w:rPr>
+        <w:t xml:space="preserve"> 1 +0,02 </w:t>
+      </w:r>
+      <w:r>
+        <w:rPr>
+          <w:rStyle w:val="FontStyle40"/>
+          <w:sz w:val="28"/>
+          <w:szCs w:val="28"/>
+          <w:lang w:val="en-US" w:eastAsia="en-US"/>
+        </w:rPr>
+        <w:t>*</w:t>
+      </w:r>
+      <w:r>
+        <w:rPr>
+          <w:rStyle w:val="FontStyle40"/>
+          <w:sz w:val="28"/>
+          <w:szCs w:val="28"/>
+          <w:lang w:eastAsia="en-US"/>
+        </w:rPr>
+        <w:t xml:space="preserve"> 1+0,05 </w:t>
+      </w:r>
+      <w:r>
+        <w:rPr>
+          <w:rStyle w:val="FontStyle40"/>
+          <w:sz w:val="28"/>
+          <w:szCs w:val="28"/>
+          <w:lang w:val="en-US" w:eastAsia="en-US"/>
+        </w:rPr>
+        <w:t>*</w:t>
+      </w:r>
+      <w:r>
+        <w:rPr>
+          <w:rStyle w:val="FontStyle40"/>
+          <w:sz w:val="28"/>
+          <w:szCs w:val="28"/>
+          <w:lang w:eastAsia="en-US"/>
+        </w:rPr>
+        <w:t xml:space="preserve"> 1 +  0,02 </w:t>
+      </w:r>
+      <w:r>
+        <w:rPr>
+          <w:rStyle w:val="FontStyle40"/>
+          <w:sz w:val="28"/>
+          <w:szCs w:val="28"/>
+          <w:lang w:val="en-US" w:eastAsia="en-US"/>
+        </w:rPr>
+        <w:t>*</w:t>
+      </w:r>
+      <w:r>
+        <w:rPr>
+          <w:rStyle w:val="FontStyle40"/>
+          <w:sz w:val="28"/>
+          <w:szCs w:val="28"/>
+          <w:lang w:eastAsia="en-US"/>
+        </w:rPr>
+        <w:t xml:space="preserve"> 1 + 0,03 </w:t>
+      </w:r>
+      <w:r>
+        <w:rPr>
+          <w:rStyle w:val="FontStyle40"/>
+          <w:sz w:val="28"/>
+          <w:szCs w:val="28"/>
+          <w:lang w:val="en-US" w:eastAsia="en-US"/>
+        </w:rPr>
+        <w:t>*</w:t>
+      </w:r>
+      <w:r>
+        <w:rPr>
+          <w:rStyle w:val="FontStyle40"/>
+          <w:sz w:val="28"/>
+          <w:szCs w:val="28"/>
+          <w:lang w:eastAsia="en-US"/>
+        </w:rPr>
+        <w:t xml:space="preserve"> 1 + 0,03 </w:t>
+      </w:r>
+      <w:r>
+        <w:rPr>
+          <w:rStyle w:val="FontStyle40"/>
+          <w:sz w:val="28"/>
+          <w:szCs w:val="28"/>
+          <w:lang w:val="en-US" w:eastAsia="en-US"/>
+        </w:rPr>
+        <w:t>*</w:t>
+      </w:r>
+      <w:r>
+        <w:rPr>
+          <w:rStyle w:val="FontStyle40"/>
+          <w:sz w:val="28"/>
+          <w:szCs w:val="28"/>
+          <w:lang w:eastAsia="en-US"/>
+        </w:rPr>
+        <w:t xml:space="preserve"> 1 + 0,04 </w:t>
+      </w:r>
+      <w:r>
+        <w:rPr>
+          <w:rStyle w:val="FontStyle40"/>
+          <w:sz w:val="28"/>
+          <w:szCs w:val="28"/>
+          <w:lang w:val="en-US" w:eastAsia="en-US"/>
+        </w:rPr>
+        <w:t>*</w:t>
+      </w:r>
+      <w:r>
+        <w:rPr>
+          <w:rStyle w:val="FontStyle40"/>
+          <w:sz w:val="28"/>
+          <w:szCs w:val="28"/>
+          <w:lang w:eastAsia="en-US"/>
+        </w:rPr>
+        <w:t xml:space="preserve"> 1 + 0,01 </w:t>
+      </w:r>
+      <w:r>
+        <w:rPr>
+          <w:rStyle w:val="FontStyle40"/>
+          <w:sz w:val="28"/>
+          <w:szCs w:val="28"/>
+          <w:lang w:val="en-US" w:eastAsia="en-US"/>
+        </w:rPr>
+        <w:t>*</w:t>
+      </w:r>
+      <w:r>
+        <w:rPr>
+          <w:rStyle w:val="FontStyle40"/>
+          <w:sz w:val="28"/>
+          <w:szCs w:val="28"/>
+          <w:lang w:eastAsia="en-US"/>
+        </w:rPr>
+        <w:t xml:space="preserve"> 1 + 0,02 </w:t>
+      </w:r>
+      <w:r>
+        <w:rPr>
+          <w:rStyle w:val="FontStyle40"/>
+          <w:sz w:val="28"/>
+          <w:szCs w:val="28"/>
+          <w:lang w:val="en-US" w:eastAsia="en-US"/>
+        </w:rPr>
+        <w:t>*</w:t>
+      </w:r>
+      <w:r>
+        <w:rPr>
+          <w:rStyle w:val="FontStyle40"/>
+          <w:sz w:val="28"/>
+          <w:szCs w:val="28"/>
+          <w:lang w:eastAsia="en-US"/>
+        </w:rPr>
+        <w:t xml:space="preserve"> 1 + 0,01 </w:t>
+      </w:r>
+      <w:r>
+        <w:rPr>
+          <w:rStyle w:val="FontStyle40"/>
+          <w:sz w:val="28"/>
+          <w:szCs w:val="28"/>
+          <w:lang w:val="en-US" w:eastAsia="en-US"/>
+        </w:rPr>
+        <w:t>*</w:t>
+      </w:r>
+      <w:r>
+        <w:rPr>
+          <w:rStyle w:val="FontStyle40"/>
+          <w:sz w:val="28"/>
+          <w:szCs w:val="28"/>
+          <w:lang w:eastAsia="en-US"/>
+        </w:rPr>
+        <w:t xml:space="preserve"> 1 + 0,03 </w:t>
+      </w:r>
+      <w:r>
+        <w:rPr>
+          <w:rStyle w:val="FontStyle40"/>
+          <w:sz w:val="28"/>
+          <w:szCs w:val="28"/>
+          <w:lang w:val="en-US" w:eastAsia="en-US"/>
+        </w:rPr>
+        <w:t>*</w:t>
+      </w:r>
+      <w:r>
+        <w:rPr>
+          <w:rStyle w:val="FontStyle40"/>
+          <w:sz w:val="28"/>
+          <w:szCs w:val="28"/>
+          <w:lang w:eastAsia="en-US"/>
+        </w:rPr>
         <w:t xml:space="preserve"> </w:t>
       </w:r>
       <w:r>
         <w:rPr>
           <w:rStyle w:val="FontStyle40"/>
+          <w:spacing w:val="20"/>
           <w:sz w:val="28"/>
           <w:szCs w:val="28"/>
           <w:lang w:eastAsia="en-US"/>
         </w:rPr>
-        <w:t xml:space="preserve">(0,04 </w:t>
-      </w:r>
-      <w:r>
-        <w:rPr>
-          <w:rStyle w:val="FontStyle40"/>
+        <w:t>1+0,06</w:t>
+      </w:r>
+      <w:r>
+        <w:rPr>
+          <w:rStyle w:val="FontStyle40"/>
+          <w:spacing w:val="20"/>
+          <w:sz w:val="28"/>
+          <w:szCs w:val="28"/>
+          <w:lang w:val="en-US" w:eastAsia="en-US"/>
+        </w:rPr>
+        <w:t>*</w:t>
+      </w:r>
+      <w:r>
+        <w:rPr>
+          <w:rStyle w:val="FontStyle40"/>
+          <w:spacing w:val="20"/>
           <w:sz w:val="28"/>
           <w:szCs w:val="28"/>
           <w:lang w:eastAsia="en-US"/>
         </w:rPr>
+        <w:t>1+0,02</w:t>
+      </w:r>
+      <w:r>
+        <w:rPr>
+          <w:rStyle w:val="FontStyle40"/>
+          <w:spacing w:val="20"/>
+          <w:sz w:val="28"/>
+          <w:szCs w:val="28"/>
+          <w:lang w:val="en-US" w:eastAsia="en-US"/>
+        </w:rPr>
         <w:t>*</w:t>
       </w:r>
       <w:r>
@@ -13269,261 +13819,17 @@
           <w:szCs w:val="28"/>
           <w:lang w:eastAsia="en-US"/>
         </w:rPr>
-        <w:t xml:space="preserve"> 1+0,02 </w:t>
-      </w:r>
-      <w:r>
-        <w:rPr>
-          <w:rStyle w:val="FontStyle40"/>
+        <w:t xml:space="preserve"> </w:t>
+      </w:r>
+      <w:r>
+        <w:rPr>
+          <w:rStyle w:val="FontStyle40"/>
+          <w:spacing w:val="20"/>
           <w:sz w:val="28"/>
           <w:szCs w:val="28"/>
           <w:lang w:eastAsia="en-US"/>
         </w:rPr>
-        <w:t>*</w:t>
-      </w:r>
-      <w:r>
-        <w:rPr>
-          <w:rStyle w:val="FontStyle40"/>
-          <w:sz w:val="28"/>
-          <w:szCs w:val="28"/>
-          <w:lang w:eastAsia="en-US"/>
-        </w:rPr>
-        <w:t xml:space="preserve"> 1+0,05 </w:t>
-      </w:r>
-      <w:r>
-        <w:rPr>
-          <w:rStyle w:val="FontStyle40"/>
-          <w:sz w:val="28"/>
-          <w:szCs w:val="28"/>
-          <w:lang w:eastAsia="en-US"/>
-        </w:rPr>
-        <w:t>*</w:t>
-      </w:r>
-      <w:r>
-        <w:rPr>
-          <w:rStyle w:val="FontStyle40"/>
-          <w:sz w:val="28"/>
-          <w:szCs w:val="28"/>
-          <w:lang w:eastAsia="en-US"/>
-        </w:rPr>
-        <w:t xml:space="preserve"> 1 +0,02 </w:t>
-      </w:r>
-      <w:r>
-        <w:rPr>
-          <w:rStyle w:val="FontStyle40"/>
-          <w:sz w:val="28"/>
-          <w:szCs w:val="28"/>
-          <w:lang w:eastAsia="en-US"/>
-        </w:rPr>
-        <w:t>*</w:t>
-      </w:r>
-      <w:r>
-        <w:rPr>
-          <w:rStyle w:val="FontStyle40"/>
-          <w:sz w:val="28"/>
-          <w:szCs w:val="28"/>
-          <w:lang w:eastAsia="en-US"/>
-        </w:rPr>
-        <w:t xml:space="preserve"> 1 +0,02 </w:t>
-      </w:r>
-      <w:r>
-        <w:rPr>
-          <w:rStyle w:val="FontStyle40"/>
-          <w:sz w:val="28"/>
-          <w:szCs w:val="28"/>
-          <w:lang w:eastAsia="en-US"/>
-        </w:rPr>
-        <w:t>*</w:t>
-      </w:r>
-      <w:r>
-        <w:rPr>
-          <w:rStyle w:val="FontStyle40"/>
-          <w:sz w:val="28"/>
-          <w:szCs w:val="28"/>
-          <w:lang w:eastAsia="en-US"/>
-        </w:rPr>
-        <w:t xml:space="preserve"> 1+0,05 </w:t>
-      </w:r>
-      <w:r>
-        <w:rPr>
-          <w:rStyle w:val="FontStyle40"/>
-          <w:sz w:val="28"/>
-          <w:szCs w:val="28"/>
-          <w:lang w:eastAsia="en-US"/>
-        </w:rPr>
-        <w:t>*</w:t>
-      </w:r>
-      <w:r>
-        <w:rPr>
-          <w:rStyle w:val="FontStyle40"/>
-          <w:sz w:val="28"/>
-          <w:szCs w:val="28"/>
-          <w:lang w:eastAsia="en-US"/>
-        </w:rPr>
-        <w:t xml:space="preserve"> 1 </w:t>
-      </w:r>
-      <w:proofErr w:type="gramStart"/>
-      <w:r>
-        <w:rPr>
-          <w:rStyle w:val="FontStyle40"/>
-          <w:sz w:val="28"/>
-          <w:szCs w:val="28"/>
-          <w:lang w:eastAsia="en-US"/>
-        </w:rPr>
-        <w:t>+  0</w:t>
-      </w:r>
-      <w:proofErr w:type="gramEnd"/>
-      <w:r>
-        <w:rPr>
-          <w:rStyle w:val="FontStyle40"/>
-          <w:sz w:val="28"/>
-          <w:szCs w:val="28"/>
-          <w:lang w:eastAsia="en-US"/>
-        </w:rPr>
-        <w:t xml:space="preserve">,02 </w:t>
-      </w:r>
-      <w:r>
-        <w:rPr>
-          <w:rStyle w:val="FontStyle40"/>
-          <w:sz w:val="28"/>
-          <w:szCs w:val="28"/>
-          <w:lang w:eastAsia="en-US"/>
-        </w:rPr>
-        <w:t>*</w:t>
-      </w:r>
-      <w:r>
-        <w:rPr>
-          <w:rStyle w:val="FontStyle40"/>
-          <w:sz w:val="28"/>
-          <w:szCs w:val="28"/>
-          <w:lang w:eastAsia="en-US"/>
-        </w:rPr>
-        <w:t xml:space="preserve"> 1 + 0,03 </w:t>
-      </w:r>
-      <w:r>
-        <w:rPr>
-          <w:rStyle w:val="FontStyle40"/>
-          <w:sz w:val="28"/>
-          <w:szCs w:val="28"/>
-          <w:lang w:eastAsia="en-US"/>
-        </w:rPr>
-        <w:t>*</w:t>
-      </w:r>
-      <w:r>
-        <w:rPr>
-          <w:rStyle w:val="FontStyle40"/>
-          <w:sz w:val="28"/>
-          <w:szCs w:val="28"/>
-          <w:lang w:eastAsia="en-US"/>
-        </w:rPr>
-        <w:t xml:space="preserve"> 1 + 0,03 </w:t>
-      </w:r>
-      <w:r>
-        <w:rPr>
-          <w:rStyle w:val="FontStyle40"/>
-          <w:sz w:val="28"/>
-          <w:szCs w:val="28"/>
-          <w:lang w:eastAsia="en-US"/>
-        </w:rPr>
-        <w:t>*</w:t>
-      </w:r>
-      <w:r>
-        <w:rPr>
-          <w:rStyle w:val="FontStyle40"/>
-          <w:sz w:val="28"/>
-          <w:szCs w:val="28"/>
-          <w:lang w:eastAsia="en-US"/>
-        </w:rPr>
-        <w:t xml:space="preserve"> 1 + 0,04 </w:t>
-      </w:r>
-      <w:r>
-        <w:rPr>
-          <w:rStyle w:val="FontStyle40"/>
-          <w:sz w:val="28"/>
-          <w:szCs w:val="28"/>
-          <w:lang w:eastAsia="en-US"/>
-        </w:rPr>
-        <w:t>*</w:t>
-      </w:r>
-      <w:r>
-        <w:rPr>
-          <w:rStyle w:val="FontStyle40"/>
-          <w:sz w:val="28"/>
-          <w:szCs w:val="28"/>
-          <w:lang w:eastAsia="en-US"/>
-        </w:rPr>
-        <w:t xml:space="preserve"> 1 + 0,01 </w:t>
-      </w:r>
-      <w:r>
-        <w:rPr>
-          <w:rStyle w:val="FontStyle40"/>
-          <w:sz w:val="28"/>
-          <w:szCs w:val="28"/>
-          <w:lang w:eastAsia="en-US"/>
-        </w:rPr>
-        <w:t>*</w:t>
-      </w:r>
-      <w:r>
-        <w:rPr>
-          <w:rStyle w:val="FontStyle40"/>
-          <w:sz w:val="28"/>
-          <w:szCs w:val="28"/>
-          <w:lang w:eastAsia="en-US"/>
-        </w:rPr>
-        <w:t xml:space="preserve"> 1 + 0,02 </w:t>
-      </w:r>
-      <w:r>
-        <w:rPr>
-          <w:rStyle w:val="FontStyle40"/>
-          <w:sz w:val="28"/>
-          <w:szCs w:val="28"/>
-          <w:lang w:eastAsia="en-US"/>
-        </w:rPr>
-        <w:t>*</w:t>
-      </w:r>
-      <w:r>
-        <w:rPr>
-          <w:rStyle w:val="FontStyle40"/>
-          <w:sz w:val="28"/>
-          <w:szCs w:val="28"/>
-          <w:lang w:eastAsia="en-US"/>
-        </w:rPr>
-        <w:t xml:space="preserve"> 1 + 0,01 </w:t>
-      </w:r>
-      <w:r>
-        <w:rPr>
-          <w:rStyle w:val="FontStyle40"/>
-          <w:sz w:val="28"/>
-          <w:szCs w:val="28"/>
-          <w:lang w:eastAsia="en-US"/>
-        </w:rPr>
-        <w:t>*</w:t>
-      </w:r>
-      <w:r>
-        <w:rPr>
-          <w:rStyle w:val="FontStyle40"/>
-          <w:sz w:val="28"/>
-          <w:szCs w:val="28"/>
-          <w:lang w:eastAsia="en-US"/>
-        </w:rPr>
-        <w:t xml:space="preserve"> 1 + 0,03 </w:t>
-      </w:r>
-      <w:r>
-        <w:rPr>
-          <w:rStyle w:val="FontStyle40"/>
-          <w:sz w:val="28"/>
-          <w:szCs w:val="28"/>
-          <w:lang w:eastAsia="en-US"/>
-        </w:rPr>
-        <w:t>*</w:t>
-      </w:r>
-      <w:r>
-        <w:rPr>
-          <w:rStyle w:val="FontStyle40"/>
-          <w:sz w:val="28"/>
-          <w:szCs w:val="28"/>
-          <w:lang w:eastAsia="en-US"/>
-        </w:rPr>
-        <w:t xml:space="preserve"> </w:t>
+        <w:t>1+0,04</w:t>
       </w:r>
       <w:r>
         <w:rPr>
@@ -13531,66 +13837,7 @@
           <w:spacing w:val="20"/>
           <w:sz w:val="28"/>
           <w:szCs w:val="28"/>
-          <w:lang w:eastAsia="en-US"/>
-        </w:rPr>
-        <w:t>1+0,06</w:t>
-      </w:r>
-      <w:r>
-        <w:rPr>
-          <w:rStyle w:val="FontStyle40"/>
-          <w:spacing w:val="20"/>
-          <w:sz w:val="28"/>
-          <w:szCs w:val="28"/>
-          <w:lang w:eastAsia="en-US"/>
-        </w:rPr>
-        <w:t>*</w:t>
-      </w:r>
-      <w:r>
-        <w:rPr>
-          <w:rStyle w:val="FontStyle40"/>
-          <w:spacing w:val="20"/>
-          <w:sz w:val="28"/>
-          <w:szCs w:val="28"/>
-          <w:lang w:eastAsia="en-US"/>
-        </w:rPr>
-        <w:t>1+0,02</w:t>
-      </w:r>
-      <w:r>
-        <w:rPr>
-          <w:rStyle w:val="FontStyle40"/>
-          <w:spacing w:val="20"/>
-          <w:sz w:val="28"/>
-          <w:szCs w:val="28"/>
-          <w:lang w:eastAsia="en-US"/>
-        </w:rPr>
-        <w:t>*</w:t>
-      </w:r>
-      <w:r>
-        <w:rPr>
-          <w:rStyle w:val="FontStyle40"/>
-          <w:sz w:val="28"/>
-          <w:szCs w:val="28"/>
-          <w:lang w:eastAsia="en-US"/>
-        </w:rPr>
-        <w:t xml:space="preserve"> </w:t>
-      </w:r>
-      <w:r>
-        <w:rPr>
-          <w:rStyle w:val="FontStyle40"/>
-          <w:spacing w:val="20"/>
-          <w:sz w:val="28"/>
-          <w:szCs w:val="28"/>
-          <w:lang w:eastAsia="en-US"/>
-        </w:rPr>
-        <w:t>1+0,04</w:t>
-      </w:r>
-      <w:r>
-        <w:rPr>
-          <w:rStyle w:val="FontStyle40"/>
-          <w:spacing w:val="20"/>
-          <w:sz w:val="28"/>
-          <w:szCs w:val="28"/>
-          <w:lang w:eastAsia="en-US"/>
+          <w:lang w:val="en-US" w:eastAsia="en-US"/>
         </w:rPr>
         <w:t>*</w:t>
       </w:r>
@@ -13827,7 +14074,17 @@
           <w:sz w:val="28"/>
           <w:szCs w:val="28"/>
         </w:rPr>
-        <w:t xml:space="preserve">В соответствии с моделью Нельсона надежность программного обеспечения по результатам испытаний при использовании равновероятно выбираемого набора данных определяется вероятностью </w:t>
+        <w:t>В соответствии с моделью Нельсона надежность программного обеспечения по результатам испытаний при использовании равновероятно выбираемого набор</w:t>
+      </w:r>
+      <w:bookmarkStart w:id="0" w:name="_GoBack"/>
+      <w:bookmarkEnd w:id="0"/>
+      <w:r>
+        <w:rPr>
+          <w:rStyle w:val="FontStyle40"/>
+          <w:sz w:val="28"/>
+          <w:szCs w:val="28"/>
+        </w:rPr>
+        <w:t xml:space="preserve">а данных определяется вероятностью </w:t>
       </w:r>
       <w:r>
         <w:rPr>
@@ -14121,7 +14378,27 @@
           <w:szCs w:val="28"/>
           <w:lang w:eastAsia="en-US"/>
         </w:rPr>
-        <w:t xml:space="preserve">(1 -0,3) </w:t>
+        <w:t>(1 -0</w:t>
+      </w:r>
+      <w:proofErr w:type="gramStart"/>
+      <w:r>
+        <w:rPr>
+          <w:rStyle w:val="FontStyle40"/>
+          <w:sz w:val="28"/>
+          <w:szCs w:val="28"/>
+          <w:lang w:eastAsia="en-US"/>
+        </w:rPr>
+        <w:t>,3</w:t>
+      </w:r>
+      <w:proofErr w:type="gramEnd"/>
+      <w:r>
+        <w:rPr>
+          <w:rStyle w:val="FontStyle40"/>
+          <w:sz w:val="28"/>
+          <w:szCs w:val="28"/>
+          <w:lang w:eastAsia="en-US"/>
+        </w:rPr>
+        <w:t xml:space="preserve">) </w:t>
       </w:r>
       <w:r>
         <w:rPr>
@@ -14193,46 +14470,8 @@
 </w:document>
 </file>
 
-<file path=word/endnotes.xml><?xml version="1.0" encoding="utf-8"?>
-<w:endnotes xmlns:wpc="http://schemas.microsoft.com/office/word/2010/wordprocessingCanvas" xmlns:cx="http://schemas.microsoft.com/office/drawing/2014/chartex" xmlns:cx1="http://schemas.microsoft.com/office/drawing/2015/9/8/chartex" xmlns:cx2="http://schemas.microsoft.com/office/drawing/2015/10/21/chartex" xmlns:cx3="http://schemas.microsoft.com/office/drawing/2016/5/9/chartex" xmlns:cx4="http://schemas.microsoft.com/office/drawing/2016/5/10/chartex" xmlns:cx5="http://schemas.microsoft.com/office/drawing/2016/5/11/chartex" xmlns:cx6="http://schemas.microsoft.com/office/drawing/2016/5/12/chartex" xmlns:cx7="http://schemas.microsoft.com/office/drawing/2016/5/13/chartex" xmlns:cx8="http://schemas.microsoft.com/office/drawing/2016/5/14/chartex" xmlns:mc="http://schemas.openxmlformats.org/markup-compatibility/2006" xmlns:aink="http://schemas.microsoft.com/office/drawing/2016/ink" xmlns:am3d="http://schemas.microsoft.com/office/drawing/2017/model3d" xmlns:o="urn:schemas-microsoft-com:office:office" xmlns:oel="http://schemas.microsoft.com/office/2019/extlst" xmlns:r="http://schemas.openxmlformats.org/officeDocument/2006/relationships" xmlns:m="http://schemas.openxmlformats.org/officeDocument/2006/math" xmlns:v="urn:schemas-microsoft-com:vml" xmlns:wp14="http://schemas.microsoft.com/office/word/2010/wordprocessingDrawing" xmlns:wp="http://schemas.openxmlformats.org/drawingml/2006/wordprocessingDrawing" xmlns:w10="urn:schemas-microsoft-com:office:word" xmlns:w="http://schemas.openxmlformats.org/wordprocessingml/2006/main" xmlns:w14="http://schemas.microsoft.com/office/word/2010/wordml" xmlns:w15="http://schemas.microsoft.com/office/word/2012/wordml" xmlns:w16cex="http://schemas.microsoft.com/office/word/2018/wordml/cex" xmlns:w16cid="http://schemas.microsoft.com/office/word/2016/wordml/cid" xmlns:w16="http://schemas.microsoft.com/office/word/2018/wordml" xmlns:w16du="http://schemas.microsoft.com/office/word/2023/wordml/word16du" xmlns:w16sdtdh="http://schemas.microsoft.com/office/word/2020/wordml/sdtdatahash" xmlns:w16se="http://schemas.microsoft.com/office/word/2015/wordml/symex" xmlns:wpg="http://schemas.microsoft.com/office/word/2010/wordprocessingGroup" xmlns:wpi="http://schemas.microsoft.com/office/word/2010/wordprocessingInk" xmlns:wne="http://schemas.microsoft.com/office/word/2006/wordml" xmlns:wps="http://schemas.microsoft.com/office/word/2010/wordprocessingShape" mc:Ignorable="w14 w15 w16se w16cid w16 w16cex w16sdtdh w16du wp14">
-  <w:endnote w:type="separator" w:id="-1">
-    <w:p>
-      <w:r>
-        <w:separator/>
-      </w:r>
-    </w:p>
-  </w:endnote>
-  <w:endnote w:type="continuationSeparator" w:id="0">
-    <w:p>
-      <w:r>
-        <w:continuationSeparator/>
-      </w:r>
-    </w:p>
-  </w:endnote>
-</w:endnotes>
-</file>
-
-<file path=word/footnotes.xml><?xml version="1.0" encoding="utf-8"?>
-<w:footnotes xmlns:wpc="http://schemas.microsoft.com/office/word/2010/wordprocessingCanvas" xmlns:cx="http://schemas.microsoft.com/office/drawing/2014/chartex" xmlns:cx1="http://schemas.microsoft.com/office/drawing/2015/9/8/chartex" xmlns:cx2="http://schemas.microsoft.com/office/drawing/2015/10/21/chartex" xmlns:cx3="http://schemas.microsoft.com/office/drawing/2016/5/9/chartex" xmlns:cx4="http://schemas.microsoft.com/office/drawing/2016/5/10/chartex" xmlns:cx5="http://schemas.microsoft.com/office/drawing/2016/5/11/chartex" xmlns:cx6="http://schemas.microsoft.com/office/drawing/2016/5/12/chartex" xmlns:cx7="http://schemas.microsoft.com/office/drawing/2016/5/13/chartex" xmlns:cx8="http://schemas.microsoft.com/office/drawing/2016/5/14/chartex" xmlns:mc="http://schemas.openxmlformats.org/markup-compatibility/2006" xmlns:aink="http://schemas.microsoft.com/office/drawing/2016/ink" xmlns:am3d="http://schemas.microsoft.com/office/drawing/2017/model3d" xmlns:o="urn:schemas-microsoft-com:office:office" xmlns:oel="http://schemas.microsoft.com/office/2019/extlst" xmlns:r="http://schemas.openxmlformats.org/officeDocument/2006/relationships" xmlns:m="http://schemas.openxmlformats.org/officeDocument/2006/math" xmlns:v="urn:schemas-microsoft-com:vml" xmlns:wp14="http://schemas.microsoft.com/office/word/2010/wordprocessingDrawing" xmlns:wp="http://schemas.openxmlformats.org/drawingml/2006/wordprocessingDrawing" xmlns:w10="urn:schemas-microsoft-com:office:word" xmlns:w="http://schemas.openxmlformats.org/wordprocessingml/2006/main" xmlns:w14="http://schemas.microsoft.com/office/word/2010/wordml" xmlns:w15="http://schemas.microsoft.com/office/word/2012/wordml" xmlns:w16cex="http://schemas.microsoft.com/office/word/2018/wordml/cex" xmlns:w16cid="http://schemas.microsoft.com/office/word/2016/wordml/cid" xmlns:w16="http://schemas.microsoft.com/office/word/2018/wordml" xmlns:w16du="http://schemas.microsoft.com/office/word/2023/wordml/word16du" xmlns:w16sdtdh="http://schemas.microsoft.com/office/word/2020/wordml/sdtdatahash" xmlns:w16se="http://schemas.microsoft.com/office/word/2015/wordml/symex" xmlns:wpg="http://schemas.microsoft.com/office/word/2010/wordprocessingGroup" xmlns:wpi="http://schemas.microsoft.com/office/word/2010/wordprocessingInk" xmlns:wne="http://schemas.microsoft.com/office/word/2006/wordml" xmlns:wps="http://schemas.microsoft.com/office/word/2010/wordprocessingShape" mc:Ignorable="w14 w15 w16se w16cid w16 w16cex w16sdtdh w16du wp14">
-  <w:footnote w:type="separator" w:id="-1">
-    <w:p>
-      <w:r>
-        <w:separator/>
-      </w:r>
-    </w:p>
-  </w:footnote>
-  <w:footnote w:type="continuationSeparator" w:id="0">
-    <w:p>
-      <w:r>
-        <w:continuationSeparator/>
-      </w:r>
-    </w:p>
-  </w:footnote>
-</w:footnotes>
-</file>
-
 <file path=word/header1.xml><?xml version="1.0" encoding="utf-8"?>
-<w:hdr xmlns:wpc="http://schemas.microsoft.com/office/word/2010/wordprocessingCanvas" xmlns:cx="http://schemas.microsoft.com/office/drawing/2014/chartex" xmlns:cx1="http://schemas.microsoft.com/office/drawing/2015/9/8/chartex" xmlns:cx2="http://schemas.microsoft.com/office/drawing/2015/10/21/chartex" xmlns:cx3="http://schemas.microsoft.com/office/drawing/2016/5/9/chartex" xmlns:cx4="http://schemas.microsoft.com/office/drawing/2016/5/10/chartex" xmlns:cx5="http://schemas.microsoft.com/office/drawing/2016/5/11/chartex" xmlns:cx6="http://schemas.microsoft.com/office/drawing/2016/5/12/chartex" xmlns:cx7="http://schemas.microsoft.com/office/drawing/2016/5/13/chartex" xmlns:cx8="http://schemas.microsoft.com/office/drawing/2016/5/14/chartex" xmlns:mc="http://schemas.openxmlformats.org/markup-compatibility/2006" xmlns:aink="http://schemas.microsoft.com/office/drawing/2016/ink" xmlns:am3d="http://schemas.microsoft.com/office/drawing/2017/model3d" xmlns:o="urn:schemas-microsoft-com:office:office" xmlns:oel="http://schemas.microsoft.com/office/2019/extlst" xmlns:r="http://schemas.openxmlformats.org/officeDocument/2006/relationships" xmlns:m="http://schemas.openxmlformats.org/officeDocument/2006/math" xmlns:v="urn:schemas-microsoft-com:vml" xmlns:wp14="http://schemas.microsoft.com/office/word/2010/wordprocessingDrawing" xmlns:wp="http://schemas.openxmlformats.org/drawingml/2006/wordprocessingDrawing" xmlns:w10="urn:schemas-microsoft-com:office:word" xmlns:w="http://schemas.openxmlformats.org/wordprocessingml/2006/main" xmlns:w14="http://schemas.microsoft.com/office/word/2010/wordml" xmlns:w15="http://schemas.microsoft.com/office/word/2012/wordml" xmlns:w16cex="http://schemas.microsoft.com/office/word/2018/wordml/cex" xmlns:w16cid="http://schemas.microsoft.com/office/word/2016/wordml/cid" xmlns:w16="http://schemas.microsoft.com/office/word/2018/wordml" xmlns:w16du="http://schemas.microsoft.com/office/word/2023/wordml/word16du" xmlns:w16sdtdh="http://schemas.microsoft.com/office/word/2020/wordml/sdtdatahash" xmlns:w16se="http://schemas.microsoft.com/office/word/2015/wordml/symex" xmlns:wpg="http://schemas.microsoft.com/office/word/2010/wordprocessingGroup" xmlns:wpi="http://schemas.microsoft.com/office/word/2010/wordprocessingInk" xmlns:wne="http://schemas.microsoft.com/office/word/2006/wordml" xmlns:wps="http://schemas.microsoft.com/office/word/2010/wordprocessingShape" mc:Ignorable="w14 w15 w16se w16cid w16 w16cex w16sdtdh w16du wp14">
+<w:hdr xmlns:wpc="http://schemas.microsoft.com/office/word/2010/wordprocessingCanvas" xmlns:mc="http://schemas.openxmlformats.org/markup-compatibility/2006" xmlns:o="urn:schemas-microsoft-com:office:office" xmlns:r="http://schemas.openxmlformats.org/officeDocument/2006/relationships" xmlns:m="http://schemas.openxmlformats.org/officeDocument/2006/math" xmlns:v="urn:schemas-microsoft-com:vml" xmlns:wp14="http://schemas.microsoft.com/office/word/2010/wordprocessingDrawing" xmlns:wp="http://schemas.openxmlformats.org/drawingml/2006/wordprocessingDrawing" xmlns:w10="urn:schemas-microsoft-com:office:word" xmlns:w="http://schemas.openxmlformats.org/wordprocessingml/2006/main" xmlns:w14="http://schemas.microsoft.com/office/word/2010/wordml" xmlns:wpg="http://schemas.microsoft.com/office/word/2010/wordprocessingGroup" xmlns:wpi="http://schemas.microsoft.com/office/word/2010/wordprocessingInk" xmlns:wne="http://schemas.microsoft.com/office/word/2006/wordml" xmlns:wps="http://schemas.microsoft.com/office/word/2010/wordprocessingShape" mc:Ignorable="w14 wp14">
   <w:p>
     <w:pPr>
       <w:widowControl/>
@@ -14242,7 +14481,7 @@
 </file>
 
 <file path=word/header2.xml><?xml version="1.0" encoding="utf-8"?>
-<w:hdr xmlns:wpc="http://schemas.microsoft.com/office/word/2010/wordprocessingCanvas" xmlns:cx="http://schemas.microsoft.com/office/drawing/2014/chartex" xmlns:cx1="http://schemas.microsoft.com/office/drawing/2015/9/8/chartex" xmlns:cx2="http://schemas.microsoft.com/office/drawing/2015/10/21/chartex" xmlns:cx3="http://schemas.microsoft.com/office/drawing/2016/5/9/chartex" xmlns:cx4="http://schemas.microsoft.com/office/drawing/2016/5/10/chartex" xmlns:cx5="http://schemas.microsoft.com/office/drawing/2016/5/11/chartex" xmlns:cx6="http://schemas.microsoft.com/office/drawing/2016/5/12/chartex" xmlns:cx7="http://schemas.microsoft.com/office/drawing/2016/5/13/chartex" xmlns:cx8="http://schemas.microsoft.com/office/drawing/2016/5/14/chartex" xmlns:mc="http://schemas.openxmlformats.org/markup-compatibility/2006" xmlns:aink="http://schemas.microsoft.com/office/drawing/2016/ink" xmlns:am3d="http://schemas.microsoft.com/office/drawing/2017/model3d" xmlns:o="urn:schemas-microsoft-com:office:office" xmlns:oel="http://schemas.microsoft.com/office/2019/extlst" xmlns:r="http://schemas.openxmlformats.org/officeDocument/2006/relationships" xmlns:m="http://schemas.openxmlformats.org/officeDocument/2006/math" xmlns:v="urn:schemas-microsoft-com:vml" xmlns:wp14="http://schemas.microsoft.com/office/word/2010/wordprocessingDrawing" xmlns:wp="http://schemas.openxmlformats.org/drawingml/2006/wordprocessingDrawing" xmlns:w10="urn:schemas-microsoft-com:office:word" xmlns:w="http://schemas.openxmlformats.org/wordprocessingml/2006/main" xmlns:w14="http://schemas.microsoft.com/office/word/2010/wordml" xmlns:w15="http://schemas.microsoft.com/office/word/2012/wordml" xmlns:w16cex="http://schemas.microsoft.com/office/word/2018/wordml/cex" xmlns:w16cid="http://schemas.microsoft.com/office/word/2016/wordml/cid" xmlns:w16="http://schemas.microsoft.com/office/word/2018/wordml" xmlns:w16du="http://schemas.microsoft.com/office/word/2023/wordml/word16du" xmlns:w16sdtdh="http://schemas.microsoft.com/office/word/2020/wordml/sdtdatahash" xmlns:w16se="http://schemas.microsoft.com/office/word/2015/wordml/symex" xmlns:wpg="http://schemas.microsoft.com/office/word/2010/wordprocessingGroup" xmlns:wpi="http://schemas.microsoft.com/office/word/2010/wordprocessingInk" xmlns:wne="http://schemas.microsoft.com/office/word/2006/wordml" xmlns:wps="http://schemas.microsoft.com/office/word/2010/wordprocessingShape" mc:Ignorable="w14 w15 w16se w16cid w16 w16cex w16sdtdh w16du wp14">
+<w:hdr xmlns:wpc="http://schemas.microsoft.com/office/word/2010/wordprocessingCanvas" xmlns:mc="http://schemas.openxmlformats.org/markup-compatibility/2006" xmlns:o="urn:schemas-microsoft-com:office:office" xmlns:r="http://schemas.openxmlformats.org/officeDocument/2006/relationships" xmlns:m="http://schemas.openxmlformats.org/officeDocument/2006/math" xmlns:v="urn:schemas-microsoft-com:vml" xmlns:wp14="http://schemas.microsoft.com/office/word/2010/wordprocessingDrawing" xmlns:wp="http://schemas.openxmlformats.org/drawingml/2006/wordprocessingDrawing" xmlns:w10="urn:schemas-microsoft-com:office:word" xmlns:w="http://schemas.openxmlformats.org/wordprocessingml/2006/main" xmlns:w14="http://schemas.microsoft.com/office/word/2010/wordml" xmlns:wpg="http://schemas.microsoft.com/office/word/2010/wordprocessingGroup" xmlns:wpi="http://schemas.microsoft.com/office/word/2010/wordprocessingInk" xmlns:wne="http://schemas.microsoft.com/office/word/2006/wordml" xmlns:wps="http://schemas.microsoft.com/office/word/2010/wordprocessingShape" mc:Ignorable="w14 wp14">
   <w:p>
     <w:pPr>
       <w:widowControl/>
@@ -14252,8 +14491,8 @@
 </file>
 
 <file path=word/numbering.xml><?xml version="1.0" encoding="utf-8"?>
-<w:numbering xmlns:wpc="http://schemas.microsoft.com/office/word/2010/wordprocessingCanvas" xmlns:cx="http://schemas.microsoft.com/office/drawing/2014/chartex" xmlns:cx1="http://schemas.microsoft.com/office/drawing/2015/9/8/chartex" xmlns:cx2="http://schemas.microsoft.com/office/drawing/2015/10/21/chartex" xmlns:cx3="http://schemas.microsoft.com/office/drawing/2016/5/9/chartex" xmlns:cx4="http://schemas.microsoft.com/office/drawing/2016/5/10/chartex" xmlns:cx5="http://schemas.microsoft.com/office/drawing/2016/5/11/chartex" xmlns:cx6="http://schemas.microsoft.com/office/drawing/2016/5/12/chartex" xmlns:cx7="http://schemas.microsoft.com/office/drawing/2016/5/13/chartex" xmlns:cx8="http://schemas.microsoft.com/office/drawing/2016/5/14/chartex" xmlns:mc="http://schemas.openxmlformats.org/markup-compatibility/2006" xmlns:aink="http://schemas.microsoft.com/office/drawing/2016/ink" xmlns:am3d="http://schemas.microsoft.com/office/drawing/2017/model3d" xmlns:o="urn:schemas-microsoft-com:office:office" xmlns:oel="http://schemas.microsoft.com/office/2019/extlst" xmlns:r="http://schemas.openxmlformats.org/officeDocument/2006/relationships" xmlns:m="http://schemas.openxmlformats.org/officeDocument/2006/math" xmlns:v="urn:schemas-microsoft-com:vml" xmlns:wp14="http://schemas.microsoft.com/office/word/2010/wordprocessingDrawing" xmlns:wp="http://schemas.openxmlformats.org/drawingml/2006/wordprocessingDrawing" xmlns:w10="urn:schemas-microsoft-com:office:word" xmlns:w="http://schemas.openxmlformats.org/wordprocessingml/2006/main" xmlns:w14="http://schemas.microsoft.com/office/word/2010/wordml" xmlns:w15="http://schemas.microsoft.com/office/word/2012/wordml" xmlns:w16cex="http://schemas.microsoft.com/office/word/2018/wordml/cex" xmlns:w16cid="http://schemas.microsoft.com/office/word/2016/wordml/cid" xmlns:w16="http://schemas.microsoft.com/office/word/2018/wordml" xmlns:w16du="http://schemas.microsoft.com/office/word/2023/wordml/word16du" xmlns:w16sdtdh="http://schemas.microsoft.com/office/word/2020/wordml/sdtdatahash" xmlns:w16se="http://schemas.microsoft.com/office/word/2015/wordml/symex" xmlns:wpg="http://schemas.microsoft.com/office/word/2010/wordprocessingGroup" xmlns:wpi="http://schemas.microsoft.com/office/word/2010/wordprocessingInk" xmlns:wne="http://schemas.microsoft.com/office/word/2006/wordml" xmlns:wps="http://schemas.microsoft.com/office/word/2010/wordprocessingShape" mc:Ignorable="w14 w15 w16se w16cid w16 w16cex w16sdtdh w16du wp14">
-  <w:abstractNum w:abstractNumId="0" w15:restartNumberingAfterBreak="0">
+<w:numbering xmlns:wpc="http://schemas.microsoft.com/office/word/2010/wordprocessingCanvas" xmlns:mc="http://schemas.openxmlformats.org/markup-compatibility/2006" xmlns:o="urn:schemas-microsoft-com:office:office" xmlns:r="http://schemas.openxmlformats.org/officeDocument/2006/relationships" xmlns:m="http://schemas.openxmlformats.org/officeDocument/2006/math" xmlns:v="urn:schemas-microsoft-com:vml" xmlns:wp14="http://schemas.microsoft.com/office/word/2010/wordprocessingDrawing" xmlns:wp="http://schemas.openxmlformats.org/drawingml/2006/wordprocessingDrawing" xmlns:w10="urn:schemas-microsoft-com:office:word" xmlns:w="http://schemas.openxmlformats.org/wordprocessingml/2006/main" xmlns:w14="http://schemas.microsoft.com/office/word/2010/wordml" xmlns:wpg="http://schemas.microsoft.com/office/word/2010/wordprocessingGroup" xmlns:wpi="http://schemas.microsoft.com/office/word/2010/wordprocessingInk" xmlns:wne="http://schemas.microsoft.com/office/word/2006/wordml" xmlns:wps="http://schemas.microsoft.com/office/word/2010/wordprocessingShape" mc:Ignorable="w14 wp14">
+  <w:abstractNum w:abstractNumId="0">
     <w:nsid w:val="285C0821"/>
     <w:multiLevelType w:val="hybridMultilevel"/>
     <w:tmpl w:val="6212A132"/>
@@ -14393,7 +14632,7 @@
       </w:rPr>
     </w:lvl>
   </w:abstractNum>
-  <w:abstractNum w:abstractNumId="1" w15:restartNumberingAfterBreak="0">
+  <w:abstractNum w:abstractNumId="1">
     <w:nsid w:val="571A3740"/>
     <w:multiLevelType w:val="hybridMultilevel"/>
     <w:tmpl w:val="94F63F48"/>
@@ -14533,7 +14772,7 @@
       </w:rPr>
     </w:lvl>
   </w:abstractNum>
-  <w:abstractNum w:abstractNumId="2" w15:restartNumberingAfterBreak="0">
+  <w:abstractNum w:abstractNumId="2">
     <w:nsid w:val="641D7293"/>
     <w:multiLevelType w:val="hybridMultilevel"/>
     <w:tmpl w:val="6C5ED768"/>
@@ -14673,7 +14912,7 @@
       </w:rPr>
     </w:lvl>
   </w:abstractNum>
-  <w:abstractNum w:abstractNumId="3" w15:restartNumberingAfterBreak="0">
+  <w:abstractNum w:abstractNumId="3">
     <w:nsid w:val="65DA306E"/>
     <w:multiLevelType w:val="hybridMultilevel"/>
     <w:tmpl w:val="2012AF66"/>
@@ -14813,23 +15052,23 @@
       </w:rPr>
     </w:lvl>
   </w:abstractNum>
-  <w:num w:numId="1" w16cid:durableId="2105031064">
+  <w:num w:numId="1">
     <w:abstractNumId w:val="3"/>
   </w:num>
-  <w:num w:numId="2" w16cid:durableId="549388626">
+  <w:num w:numId="2">
     <w:abstractNumId w:val="0"/>
   </w:num>
-  <w:num w:numId="3" w16cid:durableId="1993873482">
+  <w:num w:numId="3">
     <w:abstractNumId w:val="1"/>
   </w:num>
-  <w:num w:numId="4" w16cid:durableId="890267680">
+  <w:num w:numId="4">
     <w:abstractNumId w:val="2"/>
   </w:num>
 </w:numbering>
 </file>
 
 <file path=word/styles.xml><?xml version="1.0" encoding="utf-8"?>
-<w:styles xmlns:mc="http://schemas.openxmlformats.org/markup-compatibility/2006" xmlns:r="http://schemas.openxmlformats.org/officeDocument/2006/relationships" xmlns:w="http://schemas.openxmlformats.org/wordprocessingml/2006/main" xmlns:w14="http://schemas.microsoft.com/office/word/2010/wordml" xmlns:w15="http://schemas.microsoft.com/office/word/2012/wordml" xmlns:w16cex="http://schemas.microsoft.com/office/word/2018/wordml/cex" xmlns:w16cid="http://schemas.microsoft.com/office/word/2016/wordml/cid" xmlns:w16="http://schemas.microsoft.com/office/word/2018/wordml" xmlns:w16du="http://schemas.microsoft.com/office/word/2023/wordml/word16du" xmlns:w16sdtdh="http://schemas.microsoft.com/office/word/2020/wordml/sdtdatahash" xmlns:w16se="http://schemas.microsoft.com/office/word/2015/wordml/symex" mc:Ignorable="w14 w15 w16se w16cid w16 w16cex w16sdtdh w16du">
+<w:styles xmlns:mc="http://schemas.openxmlformats.org/markup-compatibility/2006" xmlns:r="http://schemas.openxmlformats.org/officeDocument/2006/relationships" xmlns:w="http://schemas.openxmlformats.org/wordprocessingml/2006/main" xmlns:w14="http://schemas.microsoft.com/office/word/2010/wordml" mc:Ignorable="w14">
   <w:docDefaults>
     <w:rPrDefault>
       <w:rPr>
@@ -14845,383 +15084,773 @@
       </w:pPr>
     </w:pPrDefault>
   </w:docDefaults>
-  <w:latentStyles w:defLockedState="0" w:defUIPriority="99" w:defSemiHidden="0" w:defUnhideWhenUsed="0" w:defQFormat="0" w:count="376">
-    <w:lsdException w:name="Normal" w:uiPriority="0" w:qFormat="1"/>
-    <w:lsdException w:name="heading 1" w:uiPriority="9" w:qFormat="1"/>
-    <w:lsdException w:name="heading 2" w:semiHidden="1" w:uiPriority="0" w:unhideWhenUsed="1" w:qFormat="1"/>
-    <w:lsdException w:name="heading 3" w:semiHidden="1" w:uiPriority="0" w:unhideWhenUsed="1" w:qFormat="1"/>
-    <w:lsdException w:name="heading 4" w:semiHidden="1" w:uiPriority="9" w:unhideWhenUsed="1" w:qFormat="1"/>
-    <w:lsdException w:name="heading 5" w:semiHidden="1" w:uiPriority="9" w:unhideWhenUsed="1" w:qFormat="1"/>
-    <w:lsdException w:name="heading 6" w:semiHidden="1" w:uiPriority="9" w:unhideWhenUsed="1" w:qFormat="1"/>
-    <w:lsdException w:name="heading 7" w:semiHidden="1" w:uiPriority="9" w:unhideWhenUsed="1" w:qFormat="1"/>
-    <w:lsdException w:name="heading 8" w:semiHidden="1" w:uiPriority="9" w:unhideWhenUsed="1" w:qFormat="1"/>
-    <w:lsdException w:name="heading 9" w:semiHidden="1" w:uiPriority="9" w:unhideWhenUsed="1" w:qFormat="1"/>
-    <w:lsdException w:name="index 1" w:semiHidden="1" w:unhideWhenUsed="1"/>
-    <w:lsdException w:name="index 2" w:semiHidden="1" w:unhideWhenUsed="1"/>
-    <w:lsdException w:name="index 3" w:semiHidden="1" w:unhideWhenUsed="1"/>
-    <w:lsdException w:name="index 4" w:semiHidden="1" w:unhideWhenUsed="1"/>
-    <w:lsdException w:name="index 5" w:semiHidden="1" w:unhideWhenUsed="1"/>
-    <w:lsdException w:name="index 6" w:semiHidden="1" w:unhideWhenUsed="1"/>
-    <w:lsdException w:name="index 7" w:semiHidden="1" w:unhideWhenUsed="1"/>
-    <w:lsdException w:name="index 8" w:semiHidden="1" w:unhideWhenUsed="1"/>
-    <w:lsdException w:name="index 9" w:semiHidden="1" w:unhideWhenUsed="1"/>
-    <w:lsdException w:name="toc 1" w:semiHidden="1" w:uiPriority="39" w:unhideWhenUsed="1"/>
-    <w:lsdException w:name="toc 2" w:semiHidden="1" w:uiPriority="39" w:unhideWhenUsed="1"/>
-    <w:lsdException w:name="toc 3" w:semiHidden="1" w:uiPriority="39" w:unhideWhenUsed="1"/>
-    <w:lsdException w:name="toc 4" w:semiHidden="1" w:uiPriority="39" w:unhideWhenUsed="1"/>
-    <w:lsdException w:name="toc 5" w:semiHidden="1" w:uiPriority="39" w:unhideWhenUsed="1"/>
-    <w:lsdException w:name="toc 6" w:semiHidden="1" w:uiPriority="39" w:unhideWhenUsed="1"/>
-    <w:lsdException w:name="toc 7" w:semiHidden="1" w:uiPriority="39" w:unhideWhenUsed="1"/>
-    <w:lsdException w:name="toc 8" w:semiHidden="1" w:uiPriority="39" w:unhideWhenUsed="1"/>
-    <w:lsdException w:name="toc 9" w:semiHidden="1" w:uiPriority="39" w:unhideWhenUsed="1"/>
-    <w:lsdException w:name="Normal Indent" w:semiHidden="1" w:unhideWhenUsed="1"/>
-    <w:lsdException w:name="footnote text" w:semiHidden="1" w:unhideWhenUsed="1"/>
-    <w:lsdException w:name="annotation text" w:semiHidden="1" w:unhideWhenUsed="1"/>
-    <w:lsdException w:name="header" w:semiHidden="1" w:unhideWhenUsed="1"/>
-    <w:lsdException w:name="footer" w:semiHidden="1" w:unhideWhenUsed="1"/>
-    <w:lsdException w:name="index heading" w:semiHidden="1" w:unhideWhenUsed="1"/>
-    <w:lsdException w:name="caption" w:semiHidden="1" w:uiPriority="35" w:unhideWhenUsed="1" w:qFormat="1"/>
-    <w:lsdException w:name="table of figures" w:semiHidden="1" w:unhideWhenUsed="1"/>
-    <w:lsdException w:name="envelope address" w:semiHidden="1" w:unhideWhenUsed="1"/>
-    <w:lsdException w:name="envelope return" w:semiHidden="1" w:unhideWhenUsed="1"/>
-    <w:lsdException w:name="footnote reference" w:semiHidden="1" w:unhideWhenUsed="1"/>
-    <w:lsdException w:name="annotation reference" w:semiHidden="1" w:unhideWhenUsed="1"/>
-    <w:lsdException w:name="line number" w:semiHidden="1" w:unhideWhenUsed="1"/>
-    <w:lsdException w:name="page number" w:semiHidden="1" w:unhideWhenUsed="1"/>
-    <w:lsdException w:name="endnote reference" w:semiHidden="1" w:unhideWhenUsed="1"/>
-    <w:lsdException w:name="endnote text" w:semiHidden="1" w:unhideWhenUsed="1"/>
-    <w:lsdException w:name="table of authorities" w:semiHidden="1" w:unhideWhenUsed="1"/>
-    <w:lsdException w:name="macro" w:semiHidden="1" w:unhideWhenUsed="1"/>
-    <w:lsdException w:name="toa heading" w:semiHidden="1" w:unhideWhenUsed="1"/>
-    <w:lsdException w:name="List" w:semiHidden="1" w:unhideWhenUsed="1"/>
-    <w:lsdException w:name="List Bullet" w:semiHidden="1" w:unhideWhenUsed="1"/>
-    <w:lsdException w:name="List Number" w:semiHidden="1" w:unhideWhenUsed="1"/>
-    <w:lsdException w:name="List 2" w:semiHidden="1" w:unhideWhenUsed="1"/>
-    <w:lsdException w:name="List 3" w:semiHidden="1" w:unhideWhenUsed="1"/>
-    <w:lsdException w:name="List 4" w:semiHidden="1" w:unhideWhenUsed="1"/>
-    <w:lsdException w:name="List 5" w:semiHidden="1" w:unhideWhenUsed="1"/>
-    <w:lsdException w:name="List Bullet 2" w:semiHidden="1" w:unhideWhenUsed="1"/>
-    <w:lsdException w:name="List Bullet 3" w:semiHidden="1" w:unhideWhenUsed="1"/>
-    <w:lsdException w:name="List Bullet 4" w:semiHidden="1" w:unhideWhenUsed="1"/>
-    <w:lsdException w:name="List Bullet 5" w:semiHidden="1" w:unhideWhenUsed="1"/>
-    <w:lsdException w:name="List Number 2" w:semiHidden="1" w:unhideWhenUsed="1"/>
-    <w:lsdException w:name="List Number 3" w:semiHidden="1" w:unhideWhenUsed="1"/>
-    <w:lsdException w:name="List Number 4" w:semiHidden="1" w:unhideWhenUsed="1"/>
-    <w:lsdException w:name="List Number 5" w:semiHidden="1" w:unhideWhenUsed="1"/>
-    <w:lsdException w:name="Title" w:uiPriority="10" w:qFormat="1"/>
-    <w:lsdException w:name="Closing" w:semiHidden="1" w:unhideWhenUsed="1"/>
-    <w:lsdException w:name="Signature" w:semiHidden="1" w:unhideWhenUsed="1"/>
-    <w:lsdException w:name="Default Paragraph Font" w:semiHidden="1" w:uiPriority="1" w:unhideWhenUsed="1"/>
-    <w:lsdException w:name="Body Text" w:semiHidden="1" w:unhideWhenUsed="1"/>
-    <w:lsdException w:name="Body Text Indent" w:semiHidden="1" w:unhideWhenUsed="1"/>
-    <w:lsdException w:name="List Continue" w:semiHidden="1" w:unhideWhenUsed="1"/>
-    <w:lsdException w:name="List Continue 2" w:semiHidden="1" w:unhideWhenUsed="1"/>
-    <w:lsdException w:name="List Continue 3" w:semiHidden="1" w:unhideWhenUsed="1"/>
-    <w:lsdException w:name="List Continue 4" w:semiHidden="1" w:unhideWhenUsed="1"/>
-    <w:lsdException w:name="List Continue 5" w:semiHidden="1" w:unhideWhenUsed="1"/>
-    <w:lsdException w:name="Message Header" w:semiHidden="1" w:unhideWhenUsed="1"/>
-    <w:lsdException w:name="Subtitle" w:uiPriority="11" w:qFormat="1"/>
-    <w:lsdException w:name="Salutation" w:semiHidden="1" w:unhideWhenUsed="1"/>
-    <w:lsdException w:name="Date" w:semiHidden="1" w:unhideWhenUsed="1"/>
-    <w:lsdException w:name="Body Text First Indent" w:semiHidden="1" w:unhideWhenUsed="1"/>
-    <w:lsdException w:name="Body Text First Indent 2" w:semiHidden="1" w:unhideWhenUsed="1"/>
-    <w:lsdException w:name="Note Heading" w:semiHidden="1" w:unhideWhenUsed="1"/>
-    <w:lsdException w:name="Body Text 2" w:semiHidden="1" w:unhideWhenUsed="1"/>
-    <w:lsdException w:name="Body Text 3" w:semiHidden="1" w:unhideWhenUsed="1"/>
-    <w:lsdException w:name="Body Text Indent 2" w:semiHidden="1" w:unhideWhenUsed="1"/>
-    <w:lsdException w:name="Body Text Indent 3" w:semiHidden="1" w:unhideWhenUsed="1"/>
-    <w:lsdException w:name="Block Text" w:semiHidden="1" w:unhideWhenUsed="1"/>
-    <w:lsdException w:name="Hyperlink" w:semiHidden="1" w:unhideWhenUsed="1"/>
-    <w:lsdException w:name="FollowedHyperlink" w:semiHidden="1" w:unhideWhenUsed="1"/>
-    <w:lsdException w:name="Strong" w:uiPriority="22" w:qFormat="1"/>
-    <w:lsdException w:name="Emphasis" w:uiPriority="20" w:qFormat="1"/>
-    <w:lsdException w:name="Document Map" w:semiHidden="1" w:unhideWhenUsed="1"/>
-    <w:lsdException w:name="Plain Text" w:semiHidden="1" w:unhideWhenUsed="1"/>
-    <w:lsdException w:name="E-mail Signature" w:semiHidden="1" w:unhideWhenUsed="1"/>
-    <w:lsdException w:name="HTML Top of Form" w:semiHidden="1" w:unhideWhenUsed="1"/>
-    <w:lsdException w:name="HTML Bottom of Form" w:semiHidden="1" w:unhideWhenUsed="1"/>
-    <w:lsdException w:name="Normal (Web)" w:semiHidden="1" w:unhideWhenUsed="1"/>
-    <w:lsdException w:name="HTML Acronym" w:semiHidden="1" w:unhideWhenUsed="1"/>
-    <w:lsdException w:name="HTML Address" w:semiHidden="1" w:unhideWhenUsed="1"/>
-    <w:lsdException w:name="HTML Cite" w:semiHidden="1" w:unhideWhenUsed="1"/>
-    <w:lsdException w:name="HTML Code" w:semiHidden="1" w:unhideWhenUsed="1"/>
-    <w:lsdException w:name="HTML Definition" w:semiHidden="1" w:unhideWhenUsed="1"/>
-    <w:lsdException w:name="HTML Keyboard" w:semiHidden="1" w:unhideWhenUsed="1"/>
-    <w:lsdException w:name="HTML Preformatted" w:semiHidden="1" w:unhideWhenUsed="1"/>
-    <w:lsdException w:name="HTML Sample" w:semiHidden="1" w:unhideWhenUsed="1"/>
-    <w:lsdException w:name="HTML Typewriter" w:semiHidden="1" w:unhideWhenUsed="1"/>
-    <w:lsdException w:name="HTML Variable" w:semiHidden="1" w:unhideWhenUsed="1"/>
-    <w:lsdException w:name="Normal Table" w:semiHidden="1" w:unhideWhenUsed="1"/>
-    <w:lsdException w:name="annotation subject" w:semiHidden="1" w:unhideWhenUsed="1"/>
-    <w:lsdException w:name="No List" w:semiHidden="1" w:unhideWhenUsed="1"/>
-    <w:lsdException w:name="Outline List 1" w:semiHidden="1" w:unhideWhenUsed="1"/>
-    <w:lsdException w:name="Outline List 2" w:semiHidden="1" w:unhideWhenUsed="1"/>
-    <w:lsdException w:name="Outline List 3" w:semiHidden="1" w:unhideWhenUsed="1"/>
-    <w:lsdException w:name="Table Simple 1" w:semiHidden="1" w:unhideWhenUsed="1"/>
-    <w:lsdException w:name="Table Simple 2" w:semiHidden="1" w:unhideWhenUsed="1"/>
-    <w:lsdException w:name="Table Simple 3" w:semiHidden="1" w:unhideWhenUsed="1"/>
-    <w:lsdException w:name="Table Classic 1" w:semiHidden="1" w:unhideWhenUsed="1"/>
-    <w:lsdException w:name="Table Classic 2" w:semiHidden="1" w:unhideWhenUsed="1"/>
-    <w:lsdException w:name="Table Classic 3" w:semiHidden="1" w:unhideWhenUsed="1"/>
-    <w:lsdException w:name="Table Classic 4" w:semiHidden="1" w:unhideWhenUsed="1"/>
-    <w:lsdException w:name="Table Colorful 1" w:semiHidden="1" w:unhideWhenUsed="1"/>
-    <w:lsdException w:name="Table Colorful 2" w:semiHidden="1" w:unhideWhenUsed="1"/>
-    <w:lsdException w:name="Table Colorful 3" w:semiHidden="1" w:unhideWhenUsed="1"/>
-    <w:lsdException w:name="Table Columns 1" w:semiHidden="1" w:unhideWhenUsed="1"/>
-    <w:lsdException w:name="Table Columns 2" w:semiHidden="1" w:unhideWhenUsed="1"/>
-    <w:lsdException w:name="Table Columns 3" w:semiHidden="1" w:unhideWhenUsed="1"/>
-    <w:lsdException w:name="Table Columns 4" w:semiHidden="1" w:unhideWhenUsed="1"/>
-    <w:lsdException w:name="Table Columns 5" w:semiHidden="1" w:unhideWhenUsed="1"/>
-    <w:lsdException w:name="Table Grid 1" w:semiHidden="1" w:unhideWhenUsed="1"/>
-    <w:lsdException w:name="Table Grid 2" w:semiHidden="1" w:unhideWhenUsed="1"/>
-    <w:lsdException w:name="Table Grid 3" w:semiHidden="1" w:unhideWhenUsed="1"/>
-    <w:lsdException w:name="Table Grid 4" w:semiHidden="1" w:unhideWhenUsed="1"/>
-    <w:lsdException w:name="Table Grid 5" w:semiHidden="1" w:unhideWhenUsed="1"/>
-    <w:lsdException w:name="Table Grid 6" w:semiHidden="1" w:unhideWhenUsed="1"/>
-    <w:lsdException w:name="Table Grid 7" w:semiHidden="1" w:unhideWhenUsed="1"/>
-    <w:lsdException w:name="Table Grid 8" w:semiHidden="1" w:unhideWhenUsed="1"/>
-    <w:lsdException w:name="Table List 1" w:semiHidden="1" w:unhideWhenUsed="1"/>
-    <w:lsdException w:name="Table List 2" w:semiHidden="1" w:unhideWhenUsed="1"/>
-    <w:lsdException w:name="Table List 3" w:semiHidden="1" w:unhideWhenUsed="1"/>
-    <w:lsdException w:name="Table List 4" w:semiHidden="1" w:unhideWhenUsed="1"/>
-    <w:lsdException w:name="Table List 5" w:semiHidden="1" w:unhideWhenUsed="1"/>
-    <w:lsdException w:name="Table List 6" w:semiHidden="1" w:unhideWhenUsed="1"/>
-    <w:lsdException w:name="Table List 7" w:semiHidden="1" w:unhideWhenUsed="1"/>
-    <w:lsdException w:name="Table List 8" w:semiHidden="1" w:unhideWhenUsed="1"/>
-    <w:lsdException w:name="Table 3D effects 1" w:semiHidden="1" w:unhideWhenUsed="1"/>
-    <w:lsdException w:name="Table 3D effects 2" w:semiHidden="1" w:unhideWhenUsed="1"/>
-    <w:lsdException w:name="Table 3D effects 3" w:semiHidden="1" w:unhideWhenUsed="1"/>
-    <w:lsdException w:name="Table Contemporary" w:semiHidden="1" w:unhideWhenUsed="1"/>
-    <w:lsdException w:name="Table Elegant" w:semiHidden="1" w:unhideWhenUsed="1"/>
-    <w:lsdException w:name="Table Professional" w:semiHidden="1" w:unhideWhenUsed="1"/>
-    <w:lsdException w:name="Table Subtle 1" w:semiHidden="1" w:unhideWhenUsed="1"/>
-    <w:lsdException w:name="Table Subtle 2" w:semiHidden="1" w:unhideWhenUsed="1"/>
-    <w:lsdException w:name="Table Web 1" w:semiHidden="1" w:unhideWhenUsed="1"/>
-    <w:lsdException w:name="Table Web 2" w:semiHidden="1" w:unhideWhenUsed="1"/>
-    <w:lsdException w:name="Table Web 3" w:semiHidden="1" w:unhideWhenUsed="1"/>
-    <w:lsdException w:name="Balloon Text" w:semiHidden="1" w:unhideWhenUsed="1"/>
-    <w:lsdException w:name="Table Grid" w:uiPriority="59"/>
-    <w:lsdException w:name="Table Theme" w:semiHidden="1" w:unhideWhenUsed="1"/>
-    <w:lsdException w:name="Placeholder Text" w:semiHidden="1"/>
-    <w:lsdException w:name="No Spacing" w:uiPriority="1" w:qFormat="1"/>
-    <w:lsdException w:name="Light Shading" w:uiPriority="60"/>
-    <w:lsdException w:name="Light List" w:uiPriority="61"/>
-    <w:lsdException w:name="Light Grid" w:uiPriority="62"/>
-    <w:lsdException w:name="Medium Shading 1" w:uiPriority="63"/>
-    <w:lsdException w:name="Medium Shading 2" w:uiPriority="64"/>
-    <w:lsdException w:name="Medium List 1" w:uiPriority="65"/>
-    <w:lsdException w:name="Medium List 2" w:uiPriority="66"/>
-    <w:lsdException w:name="Medium Grid 1" w:uiPriority="67"/>
-    <w:lsdException w:name="Medium Grid 2" w:uiPriority="68"/>
-    <w:lsdException w:name="Medium Grid 3" w:uiPriority="69"/>
-    <w:lsdException w:name="Dark List" w:uiPriority="70"/>
-    <w:lsdException w:name="Colorful Shading" w:uiPriority="71"/>
-    <w:lsdException w:name="Colorful List" w:uiPriority="72"/>
-    <w:lsdException w:name="Colorful Grid" w:uiPriority="73"/>
-    <w:lsdException w:name="Light Shading Accent 1" w:uiPriority="60"/>
-    <w:lsdException w:name="Light List Accent 1" w:uiPriority="61"/>
-    <w:lsdException w:name="Light Grid Accent 1" w:uiPriority="62"/>
-    <w:lsdException w:name="Medium Shading 1 Accent 1" w:uiPriority="63"/>
-    <w:lsdException w:name="Medium Shading 2 Accent 1" w:uiPriority="64"/>
-    <w:lsdException w:name="Medium List 1 Accent 1" w:uiPriority="65"/>
-    <w:lsdException w:name="Revision" w:semiHidden="1"/>
-    <w:lsdException w:name="List Paragraph" w:uiPriority="34" w:qFormat="1"/>
-    <w:lsdException w:name="Quote" w:uiPriority="29" w:qFormat="1"/>
-    <w:lsdException w:name="Intense Quote" w:uiPriority="30" w:qFormat="1"/>
-    <w:lsdException w:name="Medium List 2 Accent 1" w:uiPriority="66"/>
-    <w:lsdException w:name="Medium Grid 1 Accent 1" w:uiPriority="67"/>
-    <w:lsdException w:name="Medium Grid 2 Accent 1" w:uiPriority="68"/>
-    <w:lsdException w:name="Medium Grid 3 Accent 1" w:uiPriority="69"/>
-    <w:lsdException w:name="Dark List Accent 1" w:uiPriority="70"/>
-    <w:lsdException w:name="Colorful Shading Accent 1" w:uiPriority="71"/>
-    <w:lsdException w:name="Colorful List Accent 1" w:uiPriority="72"/>
-    <w:lsdException w:name="Colorful Grid Accent 1" w:uiPriority="73"/>
-    <w:lsdException w:name="Light Shading Accent 2" w:uiPriority="60"/>
-    <w:lsdException w:name="Light List Accent 2" w:uiPriority="61"/>
-    <w:lsdException w:name="Light Grid Accent 2" w:uiPriority="62"/>
-    <w:lsdException w:name="Medium Shading 1 Accent 2" w:uiPriority="63"/>
-    <w:lsdException w:name="Medium Shading 2 Accent 2" w:uiPriority="64"/>
-    <w:lsdException w:name="Medium List 1 Accent 2" w:uiPriority="65"/>
-    <w:lsdException w:name="Medium List 2 Accent 2" w:uiPriority="66"/>
-    <w:lsdException w:name="Medium Grid 1 Accent 2" w:uiPriority="67"/>
-    <w:lsdException w:name="Medium Grid 2 Accent 2" w:uiPriority="68"/>
-    <w:lsdException w:name="Medium Grid 3 Accent 2" w:uiPriority="69"/>
-    <w:lsdException w:name="Dark List Accent 2" w:uiPriority="70"/>
-    <w:lsdException w:name="Colorful Shading Accent 2" w:uiPriority="71"/>
-    <w:lsdException w:name="Colorful List Accent 2" w:uiPriority="72"/>
-    <w:lsdException w:name="Colorful Grid Accent 2" w:uiPriority="73"/>
-    <w:lsdException w:name="Light Shading Accent 3" w:uiPriority="60"/>
-    <w:lsdException w:name="Light List Accent 3" w:uiPriority="61"/>
-    <w:lsdException w:name="Light Grid Accent 3" w:uiPriority="62"/>
-    <w:lsdException w:name="Medium Shading 1 Accent 3" w:uiPriority="63"/>
-    <w:lsdException w:name="Medium Shading 2 Accent 3" w:uiPriority="64"/>
-    <w:lsdException w:name="Medium List 1 Accent 3" w:uiPriority="65"/>
-    <w:lsdException w:name="Medium List 2 Accent 3" w:uiPriority="66"/>
-    <w:lsdException w:name="Medium Grid 1 Accent 3" w:uiPriority="67"/>
-    <w:lsdException w:name="Medium Grid 2 Accent 3" w:uiPriority="68"/>
-    <w:lsdException w:name="Medium Grid 3 Accent 3" w:uiPriority="69"/>
-    <w:lsdException w:name="Dark List Accent 3" w:uiPriority="70"/>
-    <w:lsdException w:name="Colorful Shading Accent 3" w:uiPriority="71"/>
-    <w:lsdException w:name="Colorful List Accent 3" w:uiPriority="72"/>
-    <w:lsdException w:name="Colorful Grid Accent 3" w:uiPriority="73"/>
-    <w:lsdException w:name="Light Shading Accent 4" w:uiPriority="60"/>
-    <w:lsdException w:name="Light List Accent 4" w:uiPriority="61"/>
-    <w:lsdException w:name="Light Grid Accent 4" w:uiPriority="62"/>
-    <w:lsdException w:name="Medium Shading 1 Accent 4" w:uiPriority="63"/>
-    <w:lsdException w:name="Medium Shading 2 Accent 4" w:uiPriority="64"/>
-    <w:lsdException w:name="Medium List 1 Accent 4" w:uiPriority="65"/>
-    <w:lsdException w:name="Medium List 2 Accent 4" w:uiPriority="66"/>
-    <w:lsdException w:name="Medium Grid 1 Accent 4" w:uiPriority="67"/>
-    <w:lsdException w:name="Medium Grid 2 Accent 4" w:uiPriority="68"/>
-    <w:lsdException w:name="Medium Grid 3 Accent 4" w:uiPriority="69"/>
-    <w:lsdException w:name="Dark List Accent 4" w:uiPriority="70"/>
-    <w:lsdException w:name="Colorful Shading Accent 4" w:uiPriority="71"/>
-    <w:lsdException w:name="Colorful List Accent 4" w:uiPriority="72"/>
-    <w:lsdException w:name="Colorful Grid Accent 4" w:uiPriority="73"/>
-    <w:lsdException w:name="Light Shading Accent 5" w:uiPriority="60"/>
-    <w:lsdException w:name="Light List Accent 5" w:uiPriority="61"/>
-    <w:lsdException w:name="Light Grid Accent 5" w:uiPriority="62"/>
-    <w:lsdException w:name="Medium Shading 1 Accent 5" w:uiPriority="63"/>
-    <w:lsdException w:name="Medium Shading 2 Accent 5" w:uiPriority="64"/>
-    <w:lsdException w:name="Medium List 1 Accent 5" w:uiPriority="65"/>
-    <w:lsdException w:name="Medium List 2 Accent 5" w:uiPriority="66"/>
-    <w:lsdException w:name="Medium Grid 1 Accent 5" w:uiPriority="67"/>
-    <w:lsdException w:name="Medium Grid 2 Accent 5" w:uiPriority="68"/>
-    <w:lsdException w:name="Medium Grid 3 Accent 5" w:uiPriority="69"/>
-    <w:lsdException w:name="Dark List Accent 5" w:uiPriority="70"/>
-    <w:lsdException w:name="Colorful Shading Accent 5" w:uiPriority="71"/>
-    <w:lsdException w:name="Colorful List Accent 5" w:uiPriority="72"/>
-    <w:lsdException w:name="Colorful Grid Accent 5" w:uiPriority="73"/>
-    <w:lsdException w:name="Light Shading Accent 6" w:uiPriority="60"/>
-    <w:lsdException w:name="Light List Accent 6" w:uiPriority="61"/>
-    <w:lsdException w:name="Light Grid Accent 6" w:uiPriority="62"/>
-    <w:lsdException w:name="Medium Shading 1 Accent 6" w:uiPriority="63"/>
-    <w:lsdException w:name="Medium Shading 2 Accent 6" w:uiPriority="64"/>
-    <w:lsdException w:name="Medium List 1 Accent 6" w:uiPriority="65"/>
-    <w:lsdException w:name="Medium List 2 Accent 6" w:uiPriority="66"/>
-    <w:lsdException w:name="Medium Grid 1 Accent 6" w:uiPriority="67"/>
-    <w:lsdException w:name="Medium Grid 2 Accent 6" w:uiPriority="68"/>
-    <w:lsdException w:name="Medium Grid 3 Accent 6" w:uiPriority="69"/>
-    <w:lsdException w:name="Dark List Accent 6" w:uiPriority="70"/>
-    <w:lsdException w:name="Colorful Shading Accent 6" w:uiPriority="71"/>
-    <w:lsdException w:name="Colorful List Accent 6" w:uiPriority="72"/>
-    <w:lsdException w:name="Colorful Grid Accent 6" w:uiPriority="73"/>
-    <w:lsdException w:name="Subtle Emphasis" w:uiPriority="19" w:qFormat="1"/>
-    <w:lsdException w:name="Intense Emphasis" w:uiPriority="21" w:qFormat="1"/>
-    <w:lsdException w:name="Subtle Reference" w:uiPriority="31" w:qFormat="1"/>
-    <w:lsdException w:name="Intense Reference" w:uiPriority="32" w:qFormat="1"/>
-    <w:lsdException w:name="Book Title" w:uiPriority="33" w:qFormat="1"/>
-    <w:lsdException w:name="Bibliography" w:semiHidden="1" w:uiPriority="37" w:unhideWhenUsed="1"/>
-    <w:lsdException w:name="TOC Heading" w:semiHidden="1" w:uiPriority="39" w:unhideWhenUsed="1" w:qFormat="1"/>
-    <w:lsdException w:name="Plain Table 1" w:uiPriority="41"/>
-    <w:lsdException w:name="Plain Table 2" w:uiPriority="42"/>
-    <w:lsdException w:name="Plain Table 3" w:uiPriority="43"/>
-    <w:lsdException w:name="Plain Table 4" w:uiPriority="44"/>
-    <w:lsdException w:name="Plain Table 5" w:uiPriority="45"/>
-    <w:lsdException w:name="Grid Table Light" w:uiPriority="40"/>
-    <w:lsdException w:name="Grid Table 1 Light" w:uiPriority="46"/>
-    <w:lsdException w:name="Grid Table 2" w:uiPriority="47"/>
-    <w:lsdException w:name="Grid Table 3" w:uiPriority="48"/>
-    <w:lsdException w:name="Grid Table 4" w:uiPriority="49"/>
-    <w:lsdException w:name="Grid Table 5 Dark" w:uiPriority="50"/>
-    <w:lsdException w:name="Grid Table 6 Colorful" w:uiPriority="51"/>
-    <w:lsdException w:name="Grid Table 7 Colorful" w:uiPriority="52"/>
-    <w:lsdException w:name="Grid Table 1 Light Accent 1" w:uiPriority="46"/>
-    <w:lsdException w:name="Grid Table 2 Accent 1" w:uiPriority="47"/>
-    <w:lsdException w:name="Grid Table 3 Accent 1" w:uiPriority="48"/>
-    <w:lsdException w:name="Grid Table 4 Accent 1" w:uiPriority="49"/>
-    <w:lsdException w:name="Grid Table 5 Dark Accent 1" w:uiPriority="50"/>
-    <w:lsdException w:name="Grid Table 6 Colorful Accent 1" w:uiPriority="51"/>
-    <w:lsdException w:name="Grid Table 7 Colorful Accent 1" w:uiPriority="52"/>
-    <w:lsdException w:name="Grid Table 1 Light Accent 2" w:uiPriority="46"/>
-    <w:lsdException w:name="Grid Table 2 Accent 2" w:uiPriority="47"/>
-    <w:lsdException w:name="Grid Table 3 Accent 2" w:uiPriority="48"/>
-    <w:lsdException w:name="Grid Table 4 Accent 2" w:uiPriority="49"/>
-    <w:lsdException w:name="Grid Table 5 Dark Accent 2" w:uiPriority="50"/>
-    <w:lsdException w:name="Grid Table 6 Colorful Accent 2" w:uiPriority="51"/>
-    <w:lsdException w:name="Grid Table 7 Colorful Accent 2" w:uiPriority="52"/>
-    <w:lsdException w:name="Grid Table 1 Light Accent 3" w:uiPriority="46"/>
-    <w:lsdException w:name="Grid Table 2 Accent 3" w:uiPriority="47"/>
-    <w:lsdException w:name="Grid Table 3 Accent 3" w:uiPriority="48"/>
-    <w:lsdException w:name="Grid Table 4 Accent 3" w:uiPriority="49"/>
-    <w:lsdException w:name="Grid Table 5 Dark Accent 3" w:uiPriority="50"/>
-    <w:lsdException w:name="Grid Table 6 Colorful Accent 3" w:uiPriority="51"/>
-    <w:lsdException w:name="Grid Table 7 Colorful Accent 3" w:uiPriority="52"/>
-    <w:lsdException w:name="Grid Table 1 Light Accent 4" w:uiPriority="46"/>
-    <w:lsdException w:name="Grid Table 2 Accent 4" w:uiPriority="47"/>
-    <w:lsdException w:name="Grid Table 3 Accent 4" w:uiPriority="48"/>
-    <w:lsdException w:name="Grid Table 4 Accent 4" w:uiPriority="49"/>
-    <w:lsdException w:name="Grid Table 5 Dark Accent 4" w:uiPriority="50"/>
-    <w:lsdException w:name="Grid Table 6 Colorful Accent 4" w:uiPriority="51"/>
-    <w:lsdException w:name="Grid Table 7 Colorful Accent 4" w:uiPriority="52"/>
-    <w:lsdException w:name="Grid Table 1 Light Accent 5" w:uiPriority="46"/>
-    <w:lsdException w:name="Grid Table 2 Accent 5" w:uiPriority="47"/>
-    <w:lsdException w:name="Grid Table 3 Accent 5" w:uiPriority="48"/>
-    <w:lsdException w:name="Grid Table 4 Accent 5" w:uiPriority="49"/>
-    <w:lsdException w:name="Grid Table 5 Dark Accent 5" w:uiPriority="50"/>
-    <w:lsdException w:name="Grid Table 6 Colorful Accent 5" w:uiPriority="51"/>
-    <w:lsdException w:name="Grid Table 7 Colorful Accent 5" w:uiPriority="52"/>
-    <w:lsdException w:name="Grid Table 1 Light Accent 6" w:uiPriority="46"/>
-    <w:lsdException w:name="Grid Table 2 Accent 6" w:uiPriority="47"/>
-    <w:lsdException w:name="Grid Table 3 Accent 6" w:uiPriority="48"/>
-    <w:lsdException w:name="Grid Table 4 Accent 6" w:uiPriority="49"/>
-    <w:lsdException w:name="Grid Table 5 Dark Accent 6" w:uiPriority="50"/>
-    <w:lsdException w:name="Grid Table 6 Colorful Accent 6" w:uiPriority="51"/>
-    <w:lsdException w:name="Grid Table 7 Colorful Accent 6" w:uiPriority="52"/>
-    <w:lsdException w:name="List Table 1 Light" w:uiPriority="46"/>
-    <w:lsdException w:name="List Table 2" w:uiPriority="47"/>
-    <w:lsdException w:name="List Table 3" w:uiPriority="48"/>
-    <w:lsdException w:name="List Table 4" w:uiPriority="49"/>
-    <w:lsdException w:name="List Table 5 Dark" w:uiPriority="50"/>
-    <w:lsdException w:name="List Table 6 Colorful" w:uiPriority="51"/>
-    <w:lsdException w:name="List Table 7 Colorful" w:uiPriority="52"/>
-    <w:lsdException w:name="List Table 1 Light Accent 1" w:uiPriority="46"/>
-    <w:lsdException w:name="List Table 2 Accent 1" w:uiPriority="47"/>
-    <w:lsdException w:name="List Table 3 Accent 1" w:uiPriority="48"/>
-    <w:lsdException w:name="List Table 4 Accent 1" w:uiPriority="49"/>
-    <w:lsdException w:name="List Table 5 Dark Accent 1" w:uiPriority="50"/>
-    <w:lsdException w:name="List Table 6 Colorful Accent 1" w:uiPriority="51"/>
-    <w:lsdException w:name="List Table 7 Colorful Accent 1" w:uiPriority="52"/>
-    <w:lsdException w:name="List Table 1 Light Accent 2" w:uiPriority="46"/>
-    <w:lsdException w:name="List Table 2 Accent 2" w:uiPriority="47"/>
-    <w:lsdException w:name="List Table 3 Accent 2" w:uiPriority="48"/>
-    <w:lsdException w:name="List Table 4 Accent 2" w:uiPriority="49"/>
-    <w:lsdException w:name="List Table 5 Dark Accent 2" w:uiPriority="50"/>
-    <w:lsdException w:name="List Table 6 Colorful Accent 2" w:uiPriority="51"/>
-    <w:lsdException w:name="List Table 7 Colorful Accent 2" w:uiPriority="52"/>
-    <w:lsdException w:name="List Table 1 Light Accent 3" w:uiPriority="46"/>
-    <w:lsdException w:name="List Table 2 Accent 3" w:uiPriority="47"/>
-    <w:lsdException w:name="List Table 3 Accent 3" w:uiPriority="48"/>
-    <w:lsdException w:name="List Table 4 Accent 3" w:uiPriority="49"/>
-    <w:lsdException w:name="List Table 5 Dark Accent 3" w:uiPriority="50"/>
-    <w:lsdException w:name="List Table 6 Colorful Accent 3" w:uiPriority="51"/>
-    <w:lsdException w:name="List Table 7 Colorful Accent 3" w:uiPriority="52"/>
-    <w:lsdException w:name="List Table 1 Light Accent 4" w:uiPriority="46"/>
-    <w:lsdException w:name="List Table 2 Accent 4" w:uiPriority="47"/>
-    <w:lsdException w:name="List Table 3 Accent 4" w:uiPriority="48"/>
-    <w:lsdException w:name="List Table 4 Accent 4" w:uiPriority="49"/>
-    <w:lsdException w:name="List Table 5 Dark Accent 4" w:uiPriority="50"/>
-    <w:lsdException w:name="List Table 6 Colorful Accent 4" w:uiPriority="51"/>
-    <w:lsdException w:name="List Table 7 Colorful Accent 4" w:uiPriority="52"/>
-    <w:lsdException w:name="List Table 1 Light Accent 5" w:uiPriority="46"/>
-    <w:lsdException w:name="List Table 2 Accent 5" w:uiPriority="47"/>
-    <w:lsdException w:name="List Table 3 Accent 5" w:uiPriority="48"/>
-    <w:lsdException w:name="List Table 4 Accent 5" w:uiPriority="49"/>
-    <w:lsdException w:name="List Table 5 Dark Accent 5" w:uiPriority="50"/>
-    <w:lsdException w:name="List Table 6 Colorful Accent 5" w:uiPriority="51"/>
-    <w:lsdException w:name="List Table 7 Colorful Accent 5" w:uiPriority="52"/>
-    <w:lsdException w:name="List Table 1 Light Accent 6" w:uiPriority="46"/>
-    <w:lsdException w:name="List Table 2 Accent 6" w:uiPriority="47"/>
-    <w:lsdException w:name="List Table 3 Accent 6" w:uiPriority="48"/>
-    <w:lsdException w:name="List Table 4 Accent 6" w:uiPriority="49"/>
-    <w:lsdException w:name="List Table 5 Dark Accent 6" w:uiPriority="50"/>
-    <w:lsdException w:name="List Table 6 Colorful Accent 6" w:uiPriority="51"/>
-    <w:lsdException w:name="List Table 7 Colorful Accent 6" w:uiPriority="52"/>
-    <w:lsdException w:name="Mention" w:semiHidden="1" w:unhideWhenUsed="1"/>
-    <w:lsdException w:name="Smart Hyperlink" w:semiHidden="1" w:unhideWhenUsed="1"/>
-    <w:lsdException w:name="Hashtag" w:semiHidden="1" w:unhideWhenUsed="1"/>
-    <w:lsdException w:name="Unresolved Mention" w:semiHidden="1" w:unhideWhenUsed="1"/>
-    <w:lsdException w:name="Smart Link" w:semiHidden="1" w:unhideWhenUsed="1"/>
+  <w:latentStyles w:defLockedState="0" w:defUIPriority="99" w:defSemiHidden="1" w:defUnhideWhenUsed="1" w:defQFormat="0" w:count="267">
+    <w:lsdException w:name="Normal" w:semiHidden="0" w:uiPriority="0" w:unhideWhenUsed="0" w:qFormat="1"/>
+    <w:lsdException w:name="heading 1" w:semiHidden="0" w:uiPriority="9" w:unhideWhenUsed="0" w:qFormat="1"/>
+    <w:lsdException w:name="heading 2" w:uiPriority="0" w:qFormat="1"/>
+    <w:lsdException w:name="heading 3" w:uiPriority="0" w:qFormat="1"/>
+    <w:lsdException w:name="heading 4" w:uiPriority="9" w:qFormat="1"/>
+    <w:lsdException w:name="heading 5" w:uiPriority="9" w:qFormat="1"/>
+    <w:lsdException w:name="heading 6" w:uiPriority="9" w:qFormat="1"/>
+    <w:lsdException w:name="heading 7" w:uiPriority="9" w:qFormat="1"/>
+    <w:lsdException w:name="heading 8" w:uiPriority="9" w:qFormat="1"/>
+    <w:lsdException w:name="heading 9" w:uiPriority="9" w:qFormat="1"/>
+    <w:lsdException w:name="toc 1" w:uiPriority="39"/>
+    <w:lsdException w:name="toc 2" w:uiPriority="39"/>
+    <w:lsdException w:name="toc 3" w:uiPriority="39"/>
+    <w:lsdException w:name="toc 4" w:uiPriority="39"/>
+    <w:lsdException w:name="toc 5" w:uiPriority="39"/>
+    <w:lsdException w:name="toc 6" w:uiPriority="39"/>
+    <w:lsdException w:name="toc 7" w:uiPriority="39"/>
+    <w:lsdException w:name="toc 8" w:uiPriority="39"/>
+    <w:lsdException w:name="toc 9" w:uiPriority="39"/>
+    <w:lsdException w:name="caption" w:uiPriority="35" w:qFormat="1"/>
+    <w:lsdException w:name="Title" w:semiHidden="0" w:uiPriority="10" w:unhideWhenUsed="0" w:qFormat="1"/>
+    <w:lsdException w:name="Default Paragraph Font" w:uiPriority="1"/>
+    <w:lsdException w:name="Subtitle" w:semiHidden="0" w:uiPriority="11" w:unhideWhenUsed="0" w:qFormat="1"/>
+    <w:lsdException w:name="Strong" w:semiHidden="0" w:uiPriority="22" w:unhideWhenUsed="0" w:qFormat="1"/>
+    <w:lsdException w:name="Emphasis" w:semiHidden="0" w:uiPriority="20" w:unhideWhenUsed="0" w:qFormat="1"/>
+    <w:lsdException w:name="Table Grid" w:semiHidden="0" w:uiPriority="59" w:unhideWhenUsed="0"/>
+    <w:lsdException w:name="Placeholder Text" w:unhideWhenUsed="0"/>
+    <w:lsdException w:name="No Spacing" w:semiHidden="0" w:uiPriority="1" w:unhideWhenUsed="0" w:qFormat="1"/>
+    <w:lsdException w:name="Light Shading" w:semiHidden="0" w:uiPriority="60" w:unhideWhenUsed="0"/>
+    <w:lsdException w:name="Light List" w:semiHidden="0" w:uiPriority="61" w:unhideWhenUsed="0"/>
+    <w:lsdException w:name="Light Grid" w:semiHidden="0" w:uiPriority="62" w:unhideWhenUsed="0"/>
+    <w:lsdException w:name="Medium Shading 1" w:semiHidden="0" w:uiPriority="63" w:unhideWhenUsed="0"/>
+    <w:lsdException w:name="Medium Shading 2" w:semiHidden="0" w:uiPriority="64" w:unhideWhenUsed="0"/>
+    <w:lsdException w:name="Medium List 1" w:semiHidden="0" w:uiPriority="65" w:unhideWhenUsed="0"/>
+    <w:lsdException w:name="Medium List 2" w:semiHidden="0" w:uiPriority="66" w:unhideWhenUsed="0"/>
+    <w:lsdException w:name="Medium Grid 1" w:semiHidden="0" w:uiPriority="67" w:unhideWhenUsed="0"/>
+    <w:lsdException w:name="Medium Grid 2" w:semiHidden="0" w:uiPriority="68" w:unhideWhenUsed="0"/>
+    <w:lsdException w:name="Medium Grid 3" w:semiHidden="0" w:uiPriority="69" w:unhideWhenUsed="0"/>
+    <w:lsdException w:name="Dark List" w:semiHidden="0" w:uiPriority="70" w:unhideWhenUsed="0"/>
+    <w:lsdException w:name="Colorful Shading" w:semiHidden="0" w:uiPriority="71" w:unhideWhenUsed="0"/>
+    <w:lsdException w:name="Colorful List" w:semiHidden="0" w:uiPriority="72" w:unhideWhenUsed="0"/>
+    <w:lsdException w:name="Colorful Grid" w:semiHidden="0" w:uiPriority="73" w:unhideWhenUsed="0"/>
+    <w:lsdException w:name="Light Shading Accent 1" w:semiHidden="0" w:uiPriority="60" w:unhideWhenUsed="0"/>
+    <w:lsdException w:name="Light List Accent 1" w:semiHidden="0" w:uiPriority="61" w:unhideWhenUsed="0"/>
+    <w:lsdException w:name="Light Grid Accent 1" w:semiHidden="0" w:uiPriority="62" w:unhideWhenUsed="0"/>
+    <w:lsdException w:name="Medium Shading 1 Accent 1" w:semiHidden="0" w:uiPriority="63" w:unhideWhenUsed="0"/>
+    <w:lsdException w:name="Medium Shading 2 Accent 1" w:semiHidden="0" w:uiPriority="64" w:unhideWhenUsed="0"/>
+    <w:lsdException w:name="Medium List 1 Accent 1" w:semiHidden="0" w:uiPriority="65" w:unhideWhenUsed="0"/>
+    <w:lsdException w:name="Revision" w:unhideWhenUsed="0"/>
+    <w:lsdException w:name="List Paragraph" w:semiHidden="0" w:uiPriority="34" w:unhideWhenUsed="0" w:qFormat="1"/>
+    <w:lsdException w:name="Quote" w:semiHidden="0" w:uiPriority="29" w:unhideWhenUsed="0" w:qFormat="1"/>
+    <w:lsdException w:name="Intense Quote" w:semiHidden="0" w:uiPriority="30" w:unhideWhenUsed="0" w:qFormat="1"/>
+    <w:lsdException w:name="Medium List 2 Accent 1" w:semiHidden="0" w:uiPriority="66" w:unhideWhenUsed="0"/>
+    <w:lsdException w:name="Medium Grid 1 Accent 1" w:semiHidden="0" w:uiPriority="67" w:unhideWhenUsed="0"/>
+    <w:lsdException w:name="Medium Grid 2 Accent 1" w:semiHidden="0" w:uiPriority="68" w:unhideWhenUsed="0"/>
+    <w:lsdException w:name="Medium Grid 3 Accent 1" w:semiHidden="0" w:uiPriority="69" w:unhideWhenUsed="0"/>
+    <w:lsdException w:name="Dark List Accent 1" w:semiHidden="0" w:uiPriority="70" w:unhideWhenUsed="0"/>
+    <w:lsdException w:name="Colorful Shading Accent 1" w:semiHidden="0" w:uiPriority="71" w:unhideWhenUsed="0"/>
+    <w:lsdException w:name="Colorful List Accent 1" w:semiHidden="0" w:uiPriority="72" w:unhideWhenUsed="0"/>
+    <w:lsdException w:name="Colorful Grid Accent 1" w:semiHidden="0" w:uiPriority="73" w:unhideWhenUsed="0"/>
+    <w:lsdException w:name="Light Shading Accent 2" w:semiHidden="0" w:uiPriority="60" w:unhideWhenUsed="0"/>
+    <w:lsdException w:name="Light List Accent 2" w:semiHidden="0" w:uiPriority="61" w:unhideWhenUsed="0"/>
+    <w:lsdException w:name="Light Grid Accent 2" w:semiHidden="0" w:uiPriority="62" w:unhideWhenUsed="0"/>
+    <w:lsdException w:name="Medium Shading 1 Accent 2" w:semiHidden="0" w:uiPriority="63" w:unhideWhenUsed="0"/>
+    <w:lsdException w:name="Medium Shading 2 Accent 2" w:semiHidden="0" w:uiPriority="64" w:unhideWhenUsed="0"/>
+    <w:lsdException w:name="Medium List 1 Accent 2" w:semiHidden="0" w:uiPriority="65" w:unhideWhenUsed="0"/>
+    <w:lsdException w:name="Medium List 2 Accent 2" w:semiHidden="0" w:uiPriority="66" w:unhideWhenUsed="0"/>
+    <w:lsdException w:name="Medium Grid 1 Accent 2" w:semiHidden="0" w:uiPriority="67" w:unhideWhenUsed="0"/>
+    <w:lsdException w:name="Medium Grid 2 Accent 2" w:semiHidden="0" w:uiPriority="68" w:unhideWhenUsed="0"/>
+    <w:lsdException w:name="Medium Grid 3 Accent 2" w:semiHidden="0" w:uiPriority="69" w:unhideWhenUsed="0"/>
+    <w:lsdException w:name="Dark List Accent 2" w:semiHidden="0" w:uiPriority="70" w:unhideWhenUsed="0"/>
+    <w:lsdException w:name="Colorful Shading Accent 2" w:semiHidden="0" w:uiPriority="71" w:unhideWhenUsed="0"/>
+    <w:lsdException w:name="Colorful List Accent 2" w:semiHidden="0" w:uiPriority="72" w:unhideWhenUsed="0"/>
+    <w:lsdException w:name="Colorful Grid Accent 2" w:semiHidden="0" w:uiPriority="73" w:unhideWhenUsed="0"/>
+    <w:lsdException w:name="Light Shading Accent 3" w:semiHidden="0" w:uiPriority="60" w:unhideWhenUsed="0"/>
+    <w:lsdException w:name="Light List Accent 3" w:semiHidden="0" w:uiPriority="61" w:unhideWhenUsed="0"/>
+    <w:lsdException w:name="Light Grid Accent 3" w:semiHidden="0" w:uiPriority="62" w:unhideWhenUsed="0"/>
+    <w:lsdException w:name="Medium Shading 1 Accent 3" w:semiHidden="0" w:uiPriority="63" w:unhideWhenUsed="0"/>
+    <w:lsdException w:name="Medium Shading 2 Accent 3" w:semiHidden="0" w:uiPriority="64" w:unhideWhenUsed="0"/>
+    <w:lsdException w:name="Medium List 1 Accent 3" w:semiHidden="0" w:uiPriority="65" w:unhideWhenUsed="0"/>
+    <w:lsdException w:name="Medium List 2 Accent 3" w:semiHidden="0" w:uiPriority="66" w:unhideWhenUsed="0"/>
+    <w:lsdException w:name="Medium Grid 1 Accent 3" w:semiHidden="0" w:uiPriority="67" w:unhideWhenUsed="0"/>
+    <w:lsdException w:name="Medium Grid 2 Accent 3" w:semiHidden="0" w:uiPriority="68" w:unhideWhenUsed="0"/>
+    <w:lsdException w:name="Medium Grid 3 Accent 3" w:semiHidden="0" w:uiPriority="69" w:unhideWhenUsed="0"/>
+    <w:lsdException w:name="Dark List Accent 3" w:semiHidden="0" w:uiPriority="70" w:unhideWhenUsed="0"/>
+    <w:lsdException w:name="Colorful Shading Accent 3" w:semiHidden="0" w:uiPriority="71" w:unhideWhenUsed="0"/>
+    <w:lsdException w:name="Colorful List Accent 3" w:semiHidden="0" w:uiPriority="72" w:unhideWhenUsed="0"/>
+    <w:lsdException w:name="Colorful Grid Accent 3" w:semiHidden="0" w:uiPriority="73" w:unhideWhenUsed="0"/>
+    <w:lsdException w:name="Light Shading Accent 4" w:semiHidden="0" w:uiPriority="60" w:unhideWhenUsed="0"/>
+    <w:lsdException w:name="Light List Accent 4" w:semiHidden="0" w:uiPriority="61" w:unhideWhenUsed="0"/>
+    <w:lsdException w:name="Light Grid Accent 4" w:semiHidden="0" w:uiPriority="62" w:unhideWhenUsed="0"/>
+    <w:lsdException w:name="Medium Shading 1 Accent 4" w:semiHidden="0" w:uiPriority="63" w:unhideWhenUsed="0"/>
+    <w:lsdException w:name="Medium Shading 2 Accent 4" w:semiHidden="0" w:uiPriority="64" w:unhideWhenUsed="0"/>
+    <w:lsdException w:name="Medium List 1 Accent 4" w:semiHidden="0" w:uiPriority="65" w:unhideWhenUsed="0"/>
+    <w:lsdException w:name="Medium List 2 Accent 4" w:semiHidden="0" w:uiPriority="66" w:unhideWhenUsed="0"/>
+    <w:lsdException w:name="Medium Grid 1 Accent 4" w:semiHidden="0" w:uiPriority="67" w:unhideWhenUsed="0"/>
+    <w:lsdException w:name="Medium Grid 2 Accent 4" w:semiHidden="0" w:uiPriority="68" w:unhideWhenUsed="0"/>
+    <w:lsdException w:name="Medium Grid 3 Accent 4" w:semiHidden="0" w:uiPriority="69" w:unhideWhenUsed="0"/>
+    <w:lsdException w:name="Dark List Accent 4" w:semiHidden="0" w:uiPriority="70" w:unhideWhenUsed="0"/>
+    <w:lsdException w:name="Colorful Shading Accent 4" w:semiHidden="0" w:uiPriority="71" w:unhideWhenUsed="0"/>
+    <w:lsdException w:name="Colorful List Accent 4" w:semiHidden="0" w:uiPriority="72" w:unhideWhenUsed="0"/>
+    <w:lsdException w:name="Colorful Grid Accent 4" w:semiHidden="0" w:uiPriority="73" w:unhideWhenUsed="0"/>
+    <w:lsdException w:name="Light Shading Accent 5" w:semiHidden="0" w:uiPriority="60" w:unhideWhenUsed="0"/>
+    <w:lsdException w:name="Light List Accent 5" w:semiHidden="0" w:uiPriority="61" w:unhideWhenUsed="0"/>
+    <w:lsdException w:name="Light Grid Accent 5" w:semiHidden="0" w:uiPriority="62" w:unhideWhenUsed="0"/>
+    <w:lsdException w:name="Medium Shading 1 Accent 5" w:semiHidden="0" w:uiPriority="63" w:unhideWhenUsed="0"/>
+    <w:lsdException w:name="Medium Shading 2 Accent 5" w:semiHidden="0" w:uiPriority="64" w:unhideWhenUsed="0"/>
+    <w:lsdException w:name="Medium List 1 Accent 5" w:semiHidden="0" w:uiPriority="65" w:unhideWhenUsed="0"/>
+    <w:lsdException w:name="Medium List 2 Accent 5" w:semiHidden="0" w:uiPriority="66" w:unhideWhenUsed="0"/>
+    <w:lsdException w:name="Medium Grid 1 Accent 5" w:semiHidden="0" w:uiPriority="67" w:unhideWhenUsed="0"/>
+    <w:lsdException w:name="Medium Grid 2 Accent 5" w:semiHidden="0" w:uiPriority="68" w:unhideWhenUsed="0"/>
+    <w:lsdException w:name="Medium Grid 3 Accent 5" w:semiHidden="0" w:uiPriority="69" w:unhideWhenUsed="0"/>
+    <w:lsdException w:name="Dark List Accent 5" w:semiHidden="0" w:uiPriority="70" w:unhideWhenUsed="0"/>
+    <w:lsdException w:name="Colorful Shading Accent 5" w:semiHidden="0" w:uiPriority="71" w:unhideWhenUsed="0"/>
+    <w:lsdException w:name="Colorful List Accent 5" w:semiHidden="0" w:uiPriority="72" w:unhideWhenUsed="0"/>
+    <w:lsdException w:name="Colorful Grid Accent 5" w:semiHidden="0" w:uiPriority="73" w:unhideWhenUsed="0"/>
+    <w:lsdException w:name="Light Shading Accent 6" w:semiHidden="0" w:uiPriority="60" w:unhideWhenUsed="0"/>
+    <w:lsdException w:name="Light List Accent 6" w:semiHidden="0" w:uiPriority="61" w:unhideWhenUsed="0"/>
+    <w:lsdException w:name="Light Grid Accent 6" w:semiHidden="0" w:uiPriority="62" w:unhideWhenUsed="0"/>
+    <w:lsdException w:name="Medium Shading 1 Accent 6" w:semiHidden="0" w:uiPriority="63" w:unhideWhenUsed="0"/>
+    <w:lsdException w:name="Medium Shading 2 Accent 6" w:semiHidden="0" w:uiPriority="64" w:unhideWhenUsed="0"/>
+    <w:lsdException w:name="Medium List 1 Accent 6" w:semiHidden="0" w:uiPriority="65" w:unhideWhenUsed="0"/>
+    <w:lsdException w:name="Medium List 2 Accent 6" w:semiHidden="0" w:uiPriority="66" w:unhideWhenUsed="0"/>
+    <w:lsdException w:name="Medium Grid 1 Accent 6" w:semiHidden="0" w:uiPriority="67" w:unhideWhenUsed="0"/>
+    <w:lsdException w:name="Medium Grid 2 Accent 6" w:semiHidden="0" w:uiPriority="68" w:unhideWhenUsed="0"/>
+    <w:lsdException w:name="Medium Grid 3 Accent 6" w:semiHidden="0" w:uiPriority="69" w:unhideWhenUsed="0"/>
+    <w:lsdException w:name="Dark List Accent 6" w:semiHidden="0" w:uiPriority="70" w:unhideWhenUsed="0"/>
+    <w:lsdException w:name="Colorful Shading Accent 6" w:semiHidden="0" w:uiPriority="71" w:unhideWhenUsed="0"/>
+    <w:lsdException w:name="Colorful List Accent 6" w:semiHidden="0" w:uiPriority="72" w:unhideWhenUsed="0"/>
+    <w:lsdException w:name="Colorful Grid Accent 6" w:semiHidden="0" w:uiPriority="73" w:unhideWhenUsed="0"/>
+    <w:lsdException w:name="Subtle Emphasis" w:semiHidden="0" w:uiPriority="19" w:unhideWhenUsed="0" w:qFormat="1"/>
+    <w:lsdException w:name="Intense Emphasis" w:semiHidden="0" w:uiPriority="21" w:unhideWhenUsed="0" w:qFormat="1"/>
+    <w:lsdException w:name="Subtle Reference" w:semiHidden="0" w:uiPriority="31" w:unhideWhenUsed="0" w:qFormat="1"/>
+    <w:lsdException w:name="Intense Reference" w:semiHidden="0" w:uiPriority="32" w:unhideWhenUsed="0" w:qFormat="1"/>
+    <w:lsdException w:name="Book Title" w:semiHidden="0" w:uiPriority="33" w:unhideWhenUsed="0" w:qFormat="1"/>
+    <w:lsdException w:name="Bibliography" w:uiPriority="37"/>
+    <w:lsdException w:name="TOC Heading" w:uiPriority="39" w:qFormat="1"/>
+  </w:latentStyles>
+  <w:style w:type="paragraph" w:default="1" w:styleId="a">
+    <w:name w:val="Normal"/>
+    <w:qFormat/>
+    <w:rsid w:val="00833A86"/>
+    <w:pPr>
+      <w:widowControl w:val="0"/>
+      <w:autoSpaceDE w:val="0"/>
+      <w:autoSpaceDN w:val="0"/>
+      <w:adjustRightInd w:val="0"/>
+      <w:spacing w:after="0" w:line="240" w:lineRule="auto"/>
+    </w:pPr>
+    <w:rPr>
+      <w:rFonts w:ascii="Tahoma" w:eastAsia="Times New Roman" w:hAnsi="Tahoma" w:cs="Times New Roman"/>
+      <w:sz w:val="24"/>
+      <w:szCs w:val="24"/>
+      <w:lang w:eastAsia="ru-RU"/>
+    </w:rPr>
+  </w:style>
+  <w:style w:type="paragraph" w:styleId="2">
+    <w:name w:val="heading 2"/>
+    <w:basedOn w:val="a"/>
+    <w:next w:val="a"/>
+    <w:link w:val="20"/>
+    <w:qFormat/>
+    <w:rsid w:val="00833A86"/>
+    <w:pPr>
+      <w:keepNext/>
+      <w:spacing w:before="240" w:after="60"/>
+      <w:outlineLvl w:val="1"/>
+    </w:pPr>
+    <w:rPr>
+      <w:rFonts w:ascii="Arial" w:hAnsi="Arial" w:cs="Arial"/>
+      <w:b/>
+      <w:bCs/>
+      <w:i/>
+      <w:iCs/>
+      <w:sz w:val="28"/>
+      <w:szCs w:val="28"/>
+    </w:rPr>
+  </w:style>
+  <w:style w:type="paragraph" w:styleId="3">
+    <w:name w:val="heading 3"/>
+    <w:basedOn w:val="a"/>
+    <w:next w:val="a"/>
+    <w:link w:val="30"/>
+    <w:qFormat/>
+    <w:rsid w:val="00833A86"/>
+    <w:pPr>
+      <w:keepNext/>
+      <w:spacing w:before="240" w:after="60"/>
+      <w:outlineLvl w:val="2"/>
+    </w:pPr>
+    <w:rPr>
+      <w:rFonts w:ascii="Arial" w:hAnsi="Arial" w:cs="Arial"/>
+      <w:b/>
+      <w:bCs/>
+      <w:sz w:val="26"/>
+      <w:szCs w:val="26"/>
+    </w:rPr>
+  </w:style>
+  <w:style w:type="character" w:default="1" w:styleId="a0">
+    <w:name w:val="Default Paragraph Font"/>
+    <w:uiPriority w:val="1"/>
+    <w:semiHidden/>
+    <w:unhideWhenUsed/>
+  </w:style>
+  <w:style w:type="table" w:default="1" w:styleId="a1">
+    <w:name w:val="Normal Table"/>
+    <w:uiPriority w:val="99"/>
+    <w:semiHidden/>
+    <w:unhideWhenUsed/>
+    <w:tblPr>
+      <w:tblInd w:w="0" w:type="dxa"/>
+      <w:tblCellMar>
+        <w:top w:w="0" w:type="dxa"/>
+        <w:left w:w="108" w:type="dxa"/>
+        <w:bottom w:w="0" w:type="dxa"/>
+        <w:right w:w="108" w:type="dxa"/>
+      </w:tblCellMar>
+    </w:tblPr>
+  </w:style>
+  <w:style w:type="numbering" w:default="1" w:styleId="a2">
+    <w:name w:val="No List"/>
+    <w:uiPriority w:val="99"/>
+    <w:semiHidden/>
+    <w:unhideWhenUsed/>
+  </w:style>
+  <w:style w:type="character" w:customStyle="1" w:styleId="20">
+    <w:name w:val="Заголовок 2 Знак"/>
+    <w:basedOn w:val="a0"/>
+    <w:link w:val="2"/>
+    <w:rsid w:val="00833A86"/>
+    <w:rPr>
+      <w:rFonts w:ascii="Arial" w:eastAsia="Times New Roman" w:hAnsi="Arial" w:cs="Arial"/>
+      <w:b/>
+      <w:bCs/>
+      <w:i/>
+      <w:iCs/>
+      <w:sz w:val="28"/>
+      <w:szCs w:val="28"/>
+      <w:lang w:eastAsia="ru-RU"/>
+    </w:rPr>
+  </w:style>
+  <w:style w:type="character" w:customStyle="1" w:styleId="30">
+    <w:name w:val="Заголовок 3 Знак"/>
+    <w:basedOn w:val="a0"/>
+    <w:link w:val="3"/>
+    <w:rsid w:val="00833A86"/>
+    <w:rPr>
+      <w:rFonts w:ascii="Arial" w:eastAsia="Times New Roman" w:hAnsi="Arial" w:cs="Arial"/>
+      <w:b/>
+      <w:bCs/>
+      <w:sz w:val="26"/>
+      <w:szCs w:val="26"/>
+      <w:lang w:eastAsia="ru-RU"/>
+    </w:rPr>
+  </w:style>
+  <w:style w:type="paragraph" w:customStyle="1" w:styleId="Style4">
+    <w:name w:val="Style4"/>
+    <w:basedOn w:val="a"/>
+    <w:rsid w:val="00833A86"/>
+    <w:pPr>
+      <w:spacing w:line="251" w:lineRule="exact"/>
+      <w:ind w:firstLine="341"/>
+      <w:jc w:val="both"/>
+    </w:pPr>
+  </w:style>
+  <w:style w:type="paragraph" w:customStyle="1" w:styleId="Style6">
+    <w:name w:val="Style6"/>
+    <w:basedOn w:val="a"/>
+    <w:rsid w:val="00833A86"/>
+  </w:style>
+  <w:style w:type="paragraph" w:customStyle="1" w:styleId="Style8">
+    <w:name w:val="Style8"/>
+    <w:basedOn w:val="a"/>
+    <w:rsid w:val="00833A86"/>
+  </w:style>
+  <w:style w:type="paragraph" w:customStyle="1" w:styleId="Style9">
+    <w:name w:val="Style9"/>
+    <w:basedOn w:val="a"/>
+    <w:rsid w:val="00833A86"/>
+    <w:pPr>
+      <w:spacing w:line="245" w:lineRule="exact"/>
+      <w:jc w:val="both"/>
+    </w:pPr>
+  </w:style>
+  <w:style w:type="paragraph" w:customStyle="1" w:styleId="Style10">
+    <w:name w:val="Style10"/>
+    <w:basedOn w:val="a"/>
+    <w:rsid w:val="00833A86"/>
+  </w:style>
+  <w:style w:type="paragraph" w:customStyle="1" w:styleId="Style11">
+    <w:name w:val="Style11"/>
+    <w:basedOn w:val="a"/>
+    <w:rsid w:val="00833A86"/>
+    <w:pPr>
+      <w:spacing w:line="245" w:lineRule="exact"/>
+      <w:ind w:firstLine="370"/>
+      <w:jc w:val="both"/>
+    </w:pPr>
+  </w:style>
+  <w:style w:type="paragraph" w:customStyle="1" w:styleId="Style12">
+    <w:name w:val="Style12"/>
+    <w:basedOn w:val="a"/>
+    <w:rsid w:val="00833A86"/>
+    <w:pPr>
+      <w:spacing w:line="293" w:lineRule="exact"/>
+    </w:pPr>
+  </w:style>
+  <w:style w:type="paragraph" w:customStyle="1" w:styleId="Style13">
+    <w:name w:val="Style13"/>
+    <w:basedOn w:val="a"/>
+    <w:rsid w:val="00833A86"/>
+    <w:pPr>
+      <w:spacing w:line="259" w:lineRule="exact"/>
+    </w:pPr>
+  </w:style>
+  <w:style w:type="paragraph" w:customStyle="1" w:styleId="Style14">
+    <w:name w:val="Style14"/>
+    <w:basedOn w:val="a"/>
+    <w:rsid w:val="00833A86"/>
+  </w:style>
+  <w:style w:type="paragraph" w:customStyle="1" w:styleId="Style15">
+    <w:name w:val="Style15"/>
+    <w:basedOn w:val="a"/>
+    <w:rsid w:val="00833A86"/>
+    <w:pPr>
+      <w:spacing w:line="250" w:lineRule="exact"/>
+      <w:ind w:firstLine="365"/>
+      <w:jc w:val="both"/>
+    </w:pPr>
+  </w:style>
+  <w:style w:type="paragraph" w:customStyle="1" w:styleId="Style16">
+    <w:name w:val="Style16"/>
+    <w:basedOn w:val="a"/>
+    <w:rsid w:val="00833A86"/>
+    <w:pPr>
+      <w:spacing w:line="250" w:lineRule="exact"/>
+      <w:ind w:firstLine="374"/>
+      <w:jc w:val="both"/>
+    </w:pPr>
+  </w:style>
+  <w:style w:type="character" w:customStyle="1" w:styleId="FontStyle38">
+    <w:name w:val="Font Style38"/>
+    <w:rsid w:val="00833A86"/>
+    <w:rPr>
+      <w:rFonts w:ascii="Tahoma" w:hAnsi="Tahoma" w:cs="Tahoma"/>
+      <w:b/>
+      <w:bCs/>
+      <w:spacing w:val="-10"/>
+      <w:sz w:val="24"/>
+      <w:szCs w:val="24"/>
+    </w:rPr>
+  </w:style>
+  <w:style w:type="character" w:customStyle="1" w:styleId="FontStyle39">
+    <w:name w:val="Font Style39"/>
+    <w:rsid w:val="00833A86"/>
+    <w:rPr>
+      <w:rFonts w:ascii="Times New Roman" w:hAnsi="Times New Roman" w:cs="Times New Roman"/>
+      <w:b/>
+      <w:bCs/>
+      <w:i/>
+      <w:iCs/>
+      <w:spacing w:val="-10"/>
+      <w:sz w:val="20"/>
+      <w:szCs w:val="20"/>
+    </w:rPr>
+  </w:style>
+  <w:style w:type="character" w:customStyle="1" w:styleId="FontStyle40">
+    <w:name w:val="Font Style40"/>
+    <w:rsid w:val="00833A86"/>
+    <w:rPr>
+      <w:rFonts w:ascii="Times New Roman" w:hAnsi="Times New Roman" w:cs="Times New Roman"/>
+      <w:sz w:val="20"/>
+      <w:szCs w:val="20"/>
+    </w:rPr>
+  </w:style>
+  <w:style w:type="character" w:customStyle="1" w:styleId="FontStyle41">
+    <w:name w:val="Font Style41"/>
+    <w:rsid w:val="00833A86"/>
+    <w:rPr>
+      <w:rFonts w:ascii="Franklin Gothic Medium" w:hAnsi="Franklin Gothic Medium" w:cs="Franklin Gothic Medium"/>
+      <w:b/>
+      <w:bCs/>
+      <w:i/>
+      <w:iCs/>
+      <w:sz w:val="20"/>
+      <w:szCs w:val="20"/>
+    </w:rPr>
+  </w:style>
+  <w:style w:type="character" w:customStyle="1" w:styleId="FontStyle42">
+    <w:name w:val="Font Style42"/>
+    <w:rsid w:val="00833A86"/>
+    <w:rPr>
+      <w:rFonts w:ascii="Times New Roman" w:hAnsi="Times New Roman" w:cs="Times New Roman"/>
+      <w:b/>
+      <w:bCs/>
+      <w:sz w:val="18"/>
+      <w:szCs w:val="18"/>
+    </w:rPr>
+  </w:style>
+  <w:style w:type="character" w:customStyle="1" w:styleId="FontStyle43">
+    <w:name w:val="Font Style43"/>
+    <w:rsid w:val="00833A86"/>
+    <w:rPr>
+      <w:rFonts w:ascii="Times New Roman" w:hAnsi="Times New Roman" w:cs="Times New Roman"/>
+      <w:b/>
+      <w:bCs/>
+      <w:sz w:val="18"/>
+      <w:szCs w:val="18"/>
+    </w:rPr>
+  </w:style>
+  <w:style w:type="character" w:customStyle="1" w:styleId="FontStyle44">
+    <w:name w:val="Font Style44"/>
+    <w:rsid w:val="00833A86"/>
+    <w:rPr>
+      <w:rFonts w:ascii="Tahoma" w:hAnsi="Tahoma" w:cs="Tahoma"/>
+      <w:b/>
+      <w:bCs/>
+      <w:spacing w:val="-10"/>
+      <w:sz w:val="22"/>
+      <w:szCs w:val="22"/>
+    </w:rPr>
+  </w:style>
+  <w:style w:type="character" w:customStyle="1" w:styleId="FontStyle45">
+    <w:name w:val="Font Style45"/>
+    <w:rsid w:val="00833A86"/>
+    <w:rPr>
+      <w:rFonts w:ascii="Times New Roman" w:hAnsi="Times New Roman" w:cs="Times New Roman"/>
+      <w:b/>
+      <w:bCs/>
+      <w:sz w:val="20"/>
+      <w:szCs w:val="20"/>
+    </w:rPr>
+  </w:style>
+  <w:style w:type="character" w:customStyle="1" w:styleId="FontStyle46">
+    <w:name w:val="Font Style46"/>
+    <w:rsid w:val="00833A86"/>
+    <w:rPr>
+      <w:rFonts w:ascii="Times New Roman" w:hAnsi="Times New Roman" w:cs="Times New Roman"/>
+      <w:b/>
+      <w:bCs/>
+      <w:spacing w:val="-10"/>
+      <w:sz w:val="14"/>
+      <w:szCs w:val="14"/>
+    </w:rPr>
+  </w:style>
+  <w:style w:type="paragraph" w:customStyle="1" w:styleId="Style5">
+    <w:name w:val="Style5"/>
+    <w:basedOn w:val="a"/>
+    <w:rsid w:val="001F605D"/>
+    <w:pPr>
+      <w:spacing w:line="247" w:lineRule="exact"/>
+    </w:pPr>
+  </w:style>
+  <w:style w:type="paragraph" w:customStyle="1" w:styleId="Style7">
+    <w:name w:val="Style7"/>
+    <w:basedOn w:val="a"/>
+    <w:rsid w:val="001F605D"/>
+  </w:style>
+  <w:style w:type="paragraph" w:customStyle="1" w:styleId="Style20">
+    <w:name w:val="Style20"/>
+    <w:basedOn w:val="a"/>
+    <w:rsid w:val="001F605D"/>
+    <w:pPr>
+      <w:spacing w:line="235" w:lineRule="exact"/>
+      <w:ind w:firstLine="365"/>
+      <w:jc w:val="both"/>
+    </w:pPr>
+  </w:style>
+  <w:style w:type="paragraph" w:customStyle="1" w:styleId="Style21">
+    <w:name w:val="Style21"/>
+    <w:basedOn w:val="a"/>
+    <w:rsid w:val="001F605D"/>
+  </w:style>
+  <w:style w:type="paragraph" w:customStyle="1" w:styleId="Style22">
+    <w:name w:val="Style22"/>
+    <w:basedOn w:val="a"/>
+    <w:rsid w:val="001F605D"/>
+  </w:style>
+  <w:style w:type="paragraph" w:customStyle="1" w:styleId="Style25">
+    <w:name w:val="Style25"/>
+    <w:basedOn w:val="a"/>
+    <w:rsid w:val="001F605D"/>
+    <w:pPr>
+      <w:spacing w:line="235" w:lineRule="exact"/>
+      <w:ind w:firstLine="365"/>
+      <w:jc w:val="both"/>
+    </w:pPr>
+  </w:style>
+  <w:style w:type="paragraph" w:customStyle="1" w:styleId="Style30">
+    <w:name w:val="Style30"/>
+    <w:basedOn w:val="a"/>
+    <w:rsid w:val="001F605D"/>
+    <w:pPr>
+      <w:spacing w:line="235" w:lineRule="exact"/>
+      <w:ind w:firstLine="365"/>
+      <w:jc w:val="both"/>
+    </w:pPr>
+  </w:style>
+  <w:style w:type="paragraph" w:customStyle="1" w:styleId="Style32">
+    <w:name w:val="Style32"/>
+    <w:basedOn w:val="a"/>
+    <w:rsid w:val="001F605D"/>
+  </w:style>
+  <w:style w:type="paragraph" w:customStyle="1" w:styleId="Style33">
+    <w:name w:val="Style33"/>
+    <w:basedOn w:val="a"/>
+    <w:rsid w:val="001F605D"/>
+  </w:style>
+  <w:style w:type="paragraph" w:customStyle="1" w:styleId="Style34">
+    <w:name w:val="Style34"/>
+    <w:basedOn w:val="a"/>
+    <w:rsid w:val="001F605D"/>
+    <w:pPr>
+      <w:spacing w:line="233" w:lineRule="exact"/>
+      <w:jc w:val="center"/>
+    </w:pPr>
+  </w:style>
+  <w:style w:type="character" w:customStyle="1" w:styleId="FontStyle37">
+    <w:name w:val="Font Style37"/>
+    <w:rsid w:val="001F605D"/>
+    <w:rPr>
+      <w:rFonts w:ascii="Tahoma" w:hAnsi="Tahoma" w:cs="Tahoma"/>
+      <w:b/>
+      <w:bCs/>
+      <w:spacing w:val="-10"/>
+      <w:sz w:val="28"/>
+      <w:szCs w:val="28"/>
+    </w:rPr>
+  </w:style>
+  <w:style w:type="character" w:customStyle="1" w:styleId="FontStyle47">
+    <w:name w:val="Font Style47"/>
+    <w:rsid w:val="001F605D"/>
+    <w:rPr>
+      <w:rFonts w:ascii="Times New Roman" w:hAnsi="Times New Roman" w:cs="Times New Roman"/>
+      <w:b/>
+      <w:bCs/>
+      <w:sz w:val="18"/>
+      <w:szCs w:val="18"/>
+    </w:rPr>
+  </w:style>
+  <w:style w:type="character" w:customStyle="1" w:styleId="FontStyle49">
+    <w:name w:val="Font Style49"/>
+    <w:rsid w:val="001F605D"/>
+    <w:rPr>
+      <w:rFonts w:ascii="Times New Roman" w:hAnsi="Times New Roman" w:cs="Times New Roman"/>
+      <w:b/>
+      <w:bCs/>
+      <w:i/>
+      <w:iCs/>
+      <w:sz w:val="20"/>
+      <w:szCs w:val="20"/>
+    </w:rPr>
+  </w:style>
+  <w:style w:type="character" w:customStyle="1" w:styleId="FontStyle51">
+    <w:name w:val="Font Style51"/>
+    <w:rsid w:val="001F605D"/>
+    <w:rPr>
+      <w:rFonts w:ascii="Times New Roman" w:hAnsi="Times New Roman" w:cs="Times New Roman"/>
+      <w:b/>
+      <w:bCs/>
+      <w:sz w:val="18"/>
+      <w:szCs w:val="18"/>
+    </w:rPr>
+  </w:style>
+  <w:style w:type="character" w:customStyle="1" w:styleId="FontStyle52">
+    <w:name w:val="Font Style52"/>
+    <w:rsid w:val="001F605D"/>
+    <w:rPr>
+      <w:rFonts w:ascii="Georgia" w:hAnsi="Georgia" w:cs="Georgia"/>
+      <w:sz w:val="24"/>
+      <w:szCs w:val="24"/>
+    </w:rPr>
+  </w:style>
+  <w:style w:type="character" w:customStyle="1" w:styleId="FontStyle53">
+    <w:name w:val="Font Style53"/>
+    <w:rsid w:val="001F605D"/>
+    <w:rPr>
+      <w:rFonts w:ascii="Times New Roman" w:hAnsi="Times New Roman" w:cs="Times New Roman"/>
+      <w:b/>
+      <w:bCs/>
+      <w:i/>
+      <w:iCs/>
+      <w:smallCaps/>
+      <w:sz w:val="18"/>
+      <w:szCs w:val="18"/>
+    </w:rPr>
+  </w:style>
+  <w:style w:type="character" w:customStyle="1" w:styleId="FontStyle19">
+    <w:name w:val="Font Style19"/>
+    <w:rsid w:val="001F605D"/>
+    <w:rPr>
+      <w:rFonts w:ascii="Times New Roman" w:hAnsi="Times New Roman" w:cs="Times New Roman"/>
+      <w:i/>
+      <w:iCs/>
+      <w:sz w:val="20"/>
+      <w:szCs w:val="20"/>
+    </w:rPr>
+  </w:style>
+  <w:style w:type="character" w:customStyle="1" w:styleId="FontStyle20">
+    <w:name w:val="Font Style20"/>
+    <w:rsid w:val="001F605D"/>
+    <w:rPr>
+      <w:rFonts w:ascii="Times New Roman" w:hAnsi="Times New Roman" w:cs="Times New Roman"/>
+      <w:spacing w:val="-10"/>
+      <w:sz w:val="20"/>
+      <w:szCs w:val="20"/>
+    </w:rPr>
+  </w:style>
+</w:styles>
+</file>
+
+<file path=word/stylesWithEffects.xml><?xml version="1.0" encoding="utf-8"?>
+<w:styles xmlns:wpc="http://schemas.microsoft.com/office/word/2010/wordprocessingCanvas" xmlns:mc="http://schemas.openxmlformats.org/markup-compatibility/2006" xmlns:o="urn:schemas-microsoft-com:office:office" xmlns:r="http://schemas.openxmlformats.org/officeDocument/2006/relationships" xmlns:m="http://schemas.openxmlformats.org/officeDocument/2006/math" xmlns:v="urn:schemas-microsoft-com:vml" xmlns:wp14="http://schemas.microsoft.com/office/word/2010/wordprocessingDrawing" xmlns:wp="http://schemas.openxmlformats.org/drawingml/2006/wordprocessingDrawing" xmlns:w10="urn:schemas-microsoft-com:office:word" xmlns:w="http://schemas.openxmlformats.org/wordprocessingml/2006/main" xmlns:w14="http://schemas.microsoft.com/office/word/2010/wordml" xmlns:wpg="http://schemas.microsoft.com/office/word/2010/wordprocessingGroup" xmlns:wpi="http://schemas.microsoft.com/office/word/2010/wordprocessingInk" xmlns:wne="http://schemas.microsoft.com/office/word/2006/wordml" xmlns:wps="http://schemas.microsoft.com/office/word/2010/wordprocessingShape" mc:Ignorable="w14 wp14">
+  <w:docDefaults>
+    <w:rPrDefault>
+      <w:rPr>
+        <w:rFonts w:asciiTheme="minorHAnsi" w:eastAsiaTheme="minorHAnsi" w:hAnsiTheme="minorHAnsi" w:cstheme="minorBidi"/>
+        <w:sz w:val="22"/>
+        <w:szCs w:val="22"/>
+        <w:lang w:val="ru-RU" w:eastAsia="en-US" w:bidi="ar-SA"/>
+      </w:rPr>
+    </w:rPrDefault>
+    <w:pPrDefault>
+      <w:pPr>
+        <w:spacing w:after="200" w:line="276" w:lineRule="auto"/>
+      </w:pPr>
+    </w:pPrDefault>
+  </w:docDefaults>
+  <w:latentStyles w:defLockedState="0" w:defUIPriority="99" w:defSemiHidden="1" w:defUnhideWhenUsed="1" w:defQFormat="0" w:count="267">
+    <w:lsdException w:name="Normal" w:semiHidden="0" w:uiPriority="0" w:unhideWhenUsed="0" w:qFormat="1"/>
+    <w:lsdException w:name="heading 1" w:semiHidden="0" w:uiPriority="9" w:unhideWhenUsed="0" w:qFormat="1"/>
+    <w:lsdException w:name="heading 2" w:uiPriority="0" w:qFormat="1"/>
+    <w:lsdException w:name="heading 3" w:uiPriority="0" w:qFormat="1"/>
+    <w:lsdException w:name="heading 4" w:uiPriority="9" w:qFormat="1"/>
+    <w:lsdException w:name="heading 5" w:uiPriority="9" w:qFormat="1"/>
+    <w:lsdException w:name="heading 6" w:uiPriority="9" w:qFormat="1"/>
+    <w:lsdException w:name="heading 7" w:uiPriority="9" w:qFormat="1"/>
+    <w:lsdException w:name="heading 8" w:uiPriority="9" w:qFormat="1"/>
+    <w:lsdException w:name="heading 9" w:uiPriority="9" w:qFormat="1"/>
+    <w:lsdException w:name="toc 1" w:uiPriority="39"/>
+    <w:lsdException w:name="toc 2" w:uiPriority="39"/>
+    <w:lsdException w:name="toc 3" w:uiPriority="39"/>
+    <w:lsdException w:name="toc 4" w:uiPriority="39"/>
+    <w:lsdException w:name="toc 5" w:uiPriority="39"/>
+    <w:lsdException w:name="toc 6" w:uiPriority="39"/>
+    <w:lsdException w:name="toc 7" w:uiPriority="39"/>
+    <w:lsdException w:name="toc 8" w:uiPriority="39"/>
+    <w:lsdException w:name="toc 9" w:uiPriority="39"/>
+    <w:lsdException w:name="caption" w:uiPriority="35" w:qFormat="1"/>
+    <w:lsdException w:name="Title" w:semiHidden="0" w:uiPriority="10" w:unhideWhenUsed="0" w:qFormat="1"/>
+    <w:lsdException w:name="Default Paragraph Font" w:uiPriority="1"/>
+    <w:lsdException w:name="Subtitle" w:semiHidden="0" w:uiPriority="11" w:unhideWhenUsed="0" w:qFormat="1"/>
+    <w:lsdException w:name="Strong" w:semiHidden="0" w:uiPriority="22" w:unhideWhenUsed="0" w:qFormat="1"/>
+    <w:lsdException w:name="Emphasis" w:semiHidden="0" w:uiPriority="20" w:unhideWhenUsed="0" w:qFormat="1"/>
+    <w:lsdException w:name="Table Grid" w:semiHidden="0" w:uiPriority="59" w:unhideWhenUsed="0"/>
+    <w:lsdException w:name="Placeholder Text" w:unhideWhenUsed="0"/>
+    <w:lsdException w:name="No Spacing" w:semiHidden="0" w:uiPriority="1" w:unhideWhenUsed="0" w:qFormat="1"/>
+    <w:lsdException w:name="Light Shading" w:semiHidden="0" w:uiPriority="60" w:unhideWhenUsed="0"/>
+    <w:lsdException w:name="Light List" w:semiHidden="0" w:uiPriority="61" w:unhideWhenUsed="0"/>
+    <w:lsdException w:name="Light Grid" w:semiHidden="0" w:uiPriority="62" w:unhideWhenUsed="0"/>
+    <w:lsdException w:name="Medium Shading 1" w:semiHidden="0" w:uiPriority="63" w:unhideWhenUsed="0"/>
+    <w:lsdException w:name="Medium Shading 2" w:semiHidden="0" w:uiPriority="64" w:unhideWhenUsed="0"/>
+    <w:lsdException w:name="Medium List 1" w:semiHidden="0" w:uiPriority="65" w:unhideWhenUsed="0"/>
+    <w:lsdException w:name="Medium List 2" w:semiHidden="0" w:uiPriority="66" w:unhideWhenUsed="0"/>
+    <w:lsdException w:name="Medium Grid 1" w:semiHidden="0" w:uiPriority="67" w:unhideWhenUsed="0"/>
+    <w:lsdException w:name="Medium Grid 2" w:semiHidden="0" w:uiPriority="68" w:unhideWhenUsed="0"/>
+    <w:lsdException w:name="Medium Grid 3" w:semiHidden="0" w:uiPriority="69" w:unhideWhenUsed="0"/>
+    <w:lsdException w:name="Dark List" w:semiHidden="0" w:uiPriority="70" w:unhideWhenUsed="0"/>
+    <w:lsdException w:name="Colorful Shading" w:semiHidden="0" w:uiPriority="71" w:unhideWhenUsed="0"/>
+    <w:lsdException w:name="Colorful List" w:semiHidden="0" w:uiPriority="72" w:unhideWhenUsed="0"/>
+    <w:lsdException w:name="Colorful Grid" w:semiHidden="0" w:uiPriority="73" w:unhideWhenUsed="0"/>
+    <w:lsdException w:name="Light Shading Accent 1" w:semiHidden="0" w:uiPriority="60" w:unhideWhenUsed="0"/>
+    <w:lsdException w:name="Light List Accent 1" w:semiHidden="0" w:uiPriority="61" w:unhideWhenUsed="0"/>
+    <w:lsdException w:name="Light Grid Accent 1" w:semiHidden="0" w:uiPriority="62" w:unhideWhenUsed="0"/>
+    <w:lsdException w:name="Medium Shading 1 Accent 1" w:semiHidden="0" w:uiPriority="63" w:unhideWhenUsed="0"/>
+    <w:lsdException w:name="Medium Shading 2 Accent 1" w:semiHidden="0" w:uiPriority="64" w:unhideWhenUsed="0"/>
+    <w:lsdException w:name="Medium List 1 Accent 1" w:semiHidden="0" w:uiPriority="65" w:unhideWhenUsed="0"/>
+    <w:lsdException w:name="Revision" w:unhideWhenUsed="0"/>
+    <w:lsdException w:name="List Paragraph" w:semiHidden="0" w:uiPriority="34" w:unhideWhenUsed="0" w:qFormat="1"/>
+    <w:lsdException w:name="Quote" w:semiHidden="0" w:uiPriority="29" w:unhideWhenUsed="0" w:qFormat="1"/>
+    <w:lsdException w:name="Intense Quote" w:semiHidden="0" w:uiPriority="30" w:unhideWhenUsed="0" w:qFormat="1"/>
+    <w:lsdException w:name="Medium List 2 Accent 1" w:semiHidden="0" w:uiPriority="66" w:unhideWhenUsed="0"/>
+    <w:lsdException w:name="Medium Grid 1 Accent 1" w:semiHidden="0" w:uiPriority="67" w:unhideWhenUsed="0"/>
+    <w:lsdException w:name="Medium Grid 2 Accent 1" w:semiHidden="0" w:uiPriority="68" w:unhideWhenUsed="0"/>
+    <w:lsdException w:name="Medium Grid 3 Accent 1" w:semiHidden="0" w:uiPriority="69" w:unhideWhenUsed="0"/>
+    <w:lsdException w:name="Dark List Accent 1" w:semiHidden="0" w:uiPriority="70" w:unhideWhenUsed="0"/>
+    <w:lsdException w:name="Colorful Shading Accent 1" w:semiHidden="0" w:uiPriority="71" w:unhideWhenUsed="0"/>
+    <w:lsdException w:name="Colorful List Accent 1" w:semiHidden="0" w:uiPriority="72" w:unhideWhenUsed="0"/>
+    <w:lsdException w:name="Colorful Grid Accent 1" w:semiHidden="0" w:uiPriority="73" w:unhideWhenUsed="0"/>
+    <w:lsdException w:name="Light Shading Accent 2" w:semiHidden="0" w:uiPriority="60" w:unhideWhenUsed="0"/>
+    <w:lsdException w:name="Light List Accent 2" w:semiHidden="0" w:uiPriority="61" w:unhideWhenUsed="0"/>
+    <w:lsdException w:name="Light Grid Accent 2" w:semiHidden="0" w:uiPriority="62" w:unhideWhenUsed="0"/>
+    <w:lsdException w:name="Medium Shading 1 Accent 2" w:semiHidden="0" w:uiPriority="63" w:unhideWhenUsed="0"/>
+    <w:lsdException w:name="Medium Shading 2 Accent 2" w:semiHidden="0" w:uiPriority="64" w:unhideWhenUsed="0"/>
+    <w:lsdException w:name="Medium List 1 Accent 2" w:semiHidden="0" w:uiPriority="65" w:unhideWhenUsed="0"/>
+    <w:lsdException w:name="Medium List 2 Accent 2" w:semiHidden="0" w:uiPriority="66" w:unhideWhenUsed="0"/>
+    <w:lsdException w:name="Medium Grid 1 Accent 2" w:semiHidden="0" w:uiPriority="67" w:unhideWhenUsed="0"/>
+    <w:lsdException w:name="Medium Grid 2 Accent 2" w:semiHidden="0" w:uiPriority="68" w:unhideWhenUsed="0"/>
+    <w:lsdException w:name="Medium Grid 3 Accent 2" w:semiHidden="0" w:uiPriority="69" w:unhideWhenUsed="0"/>
+    <w:lsdException w:name="Dark List Accent 2" w:semiHidden="0" w:uiPriority="70" w:unhideWhenUsed="0"/>
+    <w:lsdException w:name="Colorful Shading Accent 2" w:semiHidden="0" w:uiPriority="71" w:unhideWhenUsed="0"/>
+    <w:lsdException w:name="Colorful List Accent 2" w:semiHidden="0" w:uiPriority="72" w:unhideWhenUsed="0"/>
+    <w:lsdException w:name="Colorful Grid Accent 2" w:semiHidden="0" w:uiPriority="73" w:unhideWhenUsed="0"/>
+    <w:lsdException w:name="Light Shading Accent 3" w:semiHidden="0" w:uiPriority="60" w:unhideWhenUsed="0"/>
+    <w:lsdException w:name="Light List Accent 3" w:semiHidden="0" w:uiPriority="61" w:unhideWhenUsed="0"/>
+    <w:lsdException w:name="Light Grid Accent 3" w:semiHidden="0" w:uiPriority="62" w:unhideWhenUsed="0"/>
+    <w:lsdException w:name="Medium Shading 1 Accent 3" w:semiHidden="0" w:uiPriority="63" w:unhideWhenUsed="0"/>
+    <w:lsdException w:name="Medium Shading 2 Accent 3" w:semiHidden="0" w:uiPriority="64" w:unhideWhenUsed="0"/>
+    <w:lsdException w:name="Medium List 1 Accent 3" w:semiHidden="0" w:uiPriority="65" w:unhideWhenUsed="0"/>
+    <w:lsdException w:name="Medium List 2 Accent 3" w:semiHidden="0" w:uiPriority="66" w:unhideWhenUsed="0"/>
+    <w:lsdException w:name="Medium Grid 1 Accent 3" w:semiHidden="0" w:uiPriority="67" w:unhideWhenUsed="0"/>
+    <w:lsdException w:name="Medium Grid 2 Accent 3" w:semiHidden="0" w:uiPriority="68" w:unhideWhenUsed="0"/>
+    <w:lsdException w:name="Medium Grid 3 Accent 3" w:semiHidden="0" w:uiPriority="69" w:unhideWhenUsed="0"/>
+    <w:lsdException w:name="Dark List Accent 3" w:semiHidden="0" w:uiPriority="70" w:unhideWhenUsed="0"/>
+    <w:lsdException w:name="Colorful Shading Accent 3" w:semiHidden="0" w:uiPriority="71" w:unhideWhenUsed="0"/>
+    <w:lsdException w:name="Colorful List Accent 3" w:semiHidden="0" w:uiPriority="72" w:unhideWhenUsed="0"/>
+    <w:lsdException w:name="Colorful Grid Accent 3" w:semiHidden="0" w:uiPriority="73" w:unhideWhenUsed="0"/>
+    <w:lsdException w:name="Light Shading Accent 4" w:semiHidden="0" w:uiPriority="60" w:unhideWhenUsed="0"/>
+    <w:lsdException w:name="Light List Accent 4" w:semiHidden="0" w:uiPriority="61" w:unhideWhenUsed="0"/>
+    <w:lsdException w:name="Light Grid Accent 4" w:semiHidden="0" w:uiPriority="62" w:unhideWhenUsed="0"/>
+    <w:lsdException w:name="Medium Shading 1 Accent 4" w:semiHidden="0" w:uiPriority="63" w:unhideWhenUsed="0"/>
+    <w:lsdException w:name="Medium Shading 2 Accent 4" w:semiHidden="0" w:uiPriority="64" w:unhideWhenUsed="0"/>
+    <w:lsdException w:name="Medium List 1 Accent 4" w:semiHidden="0" w:uiPriority="65" w:unhideWhenUsed="0"/>
+    <w:lsdException w:name="Medium List 2 Accent 4" w:semiHidden="0" w:uiPriority="66" w:unhideWhenUsed="0"/>
+    <w:lsdException w:name="Medium Grid 1 Accent 4" w:semiHidden="0" w:uiPriority="67" w:unhideWhenUsed="0"/>
+    <w:lsdException w:name="Medium Grid 2 Accent 4" w:semiHidden="0" w:uiPriority="68" w:unhideWhenUsed="0"/>
+    <w:lsdException w:name="Medium Grid 3 Accent 4" w:semiHidden="0" w:uiPriority="69" w:unhideWhenUsed="0"/>
+    <w:lsdException w:name="Dark List Accent 4" w:semiHidden="0" w:uiPriority="70" w:unhideWhenUsed="0"/>
+    <w:lsdException w:name="Colorful Shading Accent 4" w:semiHidden="0" w:uiPriority="71" w:unhideWhenUsed="0"/>
+    <w:lsdException w:name="Colorful List Accent 4" w:semiHidden="0" w:uiPriority="72" w:unhideWhenUsed="0"/>
+    <w:lsdException w:name="Colorful Grid Accent 4" w:semiHidden="0" w:uiPriority="73" w:unhideWhenUsed="0"/>
+    <w:lsdException w:name="Light Shading Accent 5" w:semiHidden="0" w:uiPriority="60" w:unhideWhenUsed="0"/>
+    <w:lsdException w:name="Light List Accent 5" w:semiHidden="0" w:uiPriority="61" w:unhideWhenUsed="0"/>
+    <w:lsdException w:name="Light Grid Accent 5" w:semiHidden="0" w:uiPriority="62" w:unhideWhenUsed="0"/>
+    <w:lsdException w:name="Medium Shading 1 Accent 5" w:semiHidden="0" w:uiPriority="63" w:unhideWhenUsed="0"/>
+    <w:lsdException w:name="Medium Shading 2 Accent 5" w:semiHidden="0" w:uiPriority="64" w:unhideWhenUsed="0"/>
+    <w:lsdException w:name="Medium List 1 Accent 5" w:semiHidden="0" w:uiPriority="65" w:unhideWhenUsed="0"/>
+    <w:lsdException w:name="Medium List 2 Accent 5" w:semiHidden="0" w:uiPriority="66" w:unhideWhenUsed="0"/>
+    <w:lsdException w:name="Medium Grid 1 Accent 5" w:semiHidden="0" w:uiPriority="67" w:unhideWhenUsed="0"/>
+    <w:lsdException w:name="Medium Grid 2 Accent 5" w:semiHidden="0" w:uiPriority="68" w:unhideWhenUsed="0"/>
+    <w:lsdException w:name="Medium Grid 3 Accent 5" w:semiHidden="0" w:uiPriority="69" w:unhideWhenUsed="0"/>
+    <w:lsdException w:name="Dark List Accent 5" w:semiHidden="0" w:uiPriority="70" w:unhideWhenUsed="0"/>
+    <w:lsdException w:name="Colorful Shading Accent 5" w:semiHidden="0" w:uiPriority="71" w:unhideWhenUsed="0"/>
+    <w:lsdException w:name="Colorful List Accent 5" w:semiHidden="0" w:uiPriority="72" w:unhideWhenUsed="0"/>
+    <w:lsdException w:name="Colorful Grid Accent 5" w:semiHidden="0" w:uiPriority="73" w:unhideWhenUsed="0"/>
+    <w:lsdException w:name="Light Shading Accent 6" w:semiHidden="0" w:uiPriority="60" w:unhideWhenUsed="0"/>
+    <w:lsdException w:name="Light List Accent 6" w:semiHidden="0" w:uiPriority="61" w:unhideWhenUsed="0"/>
+    <w:lsdException w:name="Light Grid Accent 6" w:semiHidden="0" w:uiPriority="62" w:unhideWhenUsed="0"/>
+    <w:lsdException w:name="Medium Shading 1 Accent 6" w:semiHidden="0" w:uiPriority="63" w:unhideWhenUsed="0"/>
+    <w:lsdException w:name="Medium Shading 2 Accent 6" w:semiHidden="0" w:uiPriority="64" w:unhideWhenUsed="0"/>
+    <w:lsdException w:name="Medium List 1 Accent 6" w:semiHidden="0" w:uiPriority="65" w:unhideWhenUsed="0"/>
+    <w:lsdException w:name="Medium List 2 Accent 6" w:semiHidden="0" w:uiPriority="66" w:unhideWhenUsed="0"/>
+    <w:lsdException w:name="Medium Grid 1 Accent 6" w:semiHidden="0" w:uiPriority="67" w:unhideWhenUsed="0"/>
+    <w:lsdException w:name="Medium Grid 2 Accent 6" w:semiHidden="0" w:uiPriority="68" w:unhideWhenUsed="0"/>
+    <w:lsdException w:name="Medium Grid 3 Accent 6" w:semiHidden="0" w:uiPriority="69" w:unhideWhenUsed="0"/>
+    <w:lsdException w:name="Dark List Accent 6" w:semiHidden="0" w:uiPriority="70" w:unhideWhenUsed="0"/>
+    <w:lsdException w:name="Colorful Shading Accent 6" w:semiHidden="0" w:uiPriority="71" w:unhideWhenUsed="0"/>
+    <w:lsdException w:name="Colorful List Accent 6" w:semiHidden="0" w:uiPriority="72" w:unhideWhenUsed="0"/>
+    <w:lsdException w:name="Colorful Grid Accent 6" w:semiHidden="0" w:uiPriority="73" w:unhideWhenUsed="0"/>
+    <w:lsdException w:name="Subtle Emphasis" w:semiHidden="0" w:uiPriority="19" w:unhideWhenUsed="0" w:qFormat="1"/>
+    <w:lsdException w:name="Intense Emphasis" w:semiHidden="0" w:uiPriority="21" w:unhideWhenUsed="0" w:qFormat="1"/>
+    <w:lsdException w:name="Subtle Reference" w:semiHidden="0" w:uiPriority="31" w:unhideWhenUsed="0" w:qFormat="1"/>
+    <w:lsdException w:name="Intense Reference" w:semiHidden="0" w:uiPriority="32" w:unhideWhenUsed="0" w:qFormat="1"/>
+    <w:lsdException w:name="Book Title" w:semiHidden="0" w:uiPriority="33" w:unhideWhenUsed="0" w:qFormat="1"/>
+    <w:lsdException w:name="Bibliography" w:uiPriority="37"/>
+    <w:lsdException w:name="TOC Heading" w:uiPriority="39" w:qFormat="1"/>
   </w:latentStyles>
   <w:style w:type="paragraph" w:default="1" w:styleId="a">
     <w:name w:val="Normal"/>
